--- a/Intermediate System to Intermediate System (IS-IS).docx
+++ b/Intermediate System to Intermediate System (IS-IS).docx
@@ -20,6 +20,8 @@
     <w:p>
       <w:pPr>
         <w:rPr>
+          <w:b/>
+          <w:bCs/>
           <w:lang w:val="en-US"/>
         </w:rPr>
       </w:pPr>
@@ -33,9 +35,19 @@
       </w:r>
     </w:p>
     <w:p>
-      <w:r>
-        <w:pict w14:anchorId="40B91A82">
-          <v:rect id="_x0000_i1061" style="width:0;height:.75pt" o:hralign="center" o:hrstd="t" o:hr="t" fillcolor="#a0a0a0" stroked="f"/>
+      <w:pPr>
+        <w:rPr>
+          <w:b/>
+          <w:bCs/>
+        </w:rPr>
+      </w:pPr>
+      <w:r>
+        <w:rPr>
+          <w:b/>
+          <w:bCs/>
+        </w:rPr>
+        <w:pict w14:anchorId="13ED1AB2">
+          <v:rect id="_x0000_i1199" style="width:0;height:.75pt" o:hralign="center" o:hrstd="t" o:hr="t" fillcolor="#a0a0a0" stroked="f"/>
         </w:pict>
       </w:r>
     </w:p>
@@ -51,74 +63,328 @@
           <w:b/>
           <w:bCs/>
         </w:rPr>
+        <w:t>Índice</w:t>
+      </w:r>
+    </w:p>
+    <w:p>
+      <w:pPr>
+        <w:rPr>
+          <w:b/>
+          <w:bCs/>
+        </w:rPr>
+      </w:pPr>
+      <w:r>
+        <w:rPr>
+          <w:b/>
+          <w:bCs/>
+        </w:rPr>
+        <w:t>Resumo ........................................................................................................................... 3</w:t>
+      </w:r>
+    </w:p>
+    <w:p>
+      <w:pPr>
+        <w:rPr>
+          <w:b/>
+          <w:bCs/>
+        </w:rPr>
+      </w:pPr>
+      <w:r>
+        <w:rPr>
+          <w:b/>
+          <w:bCs/>
+        </w:rPr>
+        <w:t>1. Introdução .................................................................................................................. 4</w:t>
+      </w:r>
+    </w:p>
+    <w:p>
+      <w:pPr>
+        <w:rPr>
+          <w:b/>
+          <w:bCs/>
+        </w:rPr>
+      </w:pPr>
+      <w:r>
+        <w:rPr>
+          <w:b/>
+          <w:bCs/>
+        </w:rPr>
+        <w:t>2. Objetivos .................................................................................................................... 5</w:t>
+      </w:r>
+      <w:r>
+        <w:rPr>
+          <w:b/>
+          <w:bCs/>
+        </w:rPr>
+        <w:br/>
+        <w:t>2.1. Objetivo Geral ........................................................................................................... 5</w:t>
+      </w:r>
+      <w:r>
+        <w:rPr>
+          <w:b/>
+          <w:bCs/>
+        </w:rPr>
+        <w:br/>
+        <w:t>2.2. Objetivos Específicos ................................................................................................ 5</w:t>
+      </w:r>
+    </w:p>
+    <w:p>
+      <w:pPr>
+        <w:rPr>
+          <w:b/>
+          <w:bCs/>
+        </w:rPr>
+      </w:pPr>
+      <w:r>
+        <w:rPr>
+          <w:b/>
+          <w:bCs/>
+        </w:rPr>
+        <w:t>3. Fundamentação Teórica .......................................................................................... 6</w:t>
+      </w:r>
+      <w:r>
+        <w:rPr>
+          <w:b/>
+          <w:bCs/>
+        </w:rPr>
+        <w:br/>
+        <w:t>3.1. Protocolos de Roteamento Dinâmico: Definição e Classificação ............................. 6</w:t>
+      </w:r>
+      <w:r>
+        <w:rPr>
+          <w:b/>
+          <w:bCs/>
+        </w:rPr>
+        <w:br/>
+        <w:t>3.2. Definição do IS-IS: A Origem do Nome e a Sigla ................................................... 8</w:t>
+      </w:r>
+      <w:r>
+        <w:rPr>
+          <w:b/>
+          <w:bCs/>
+        </w:rPr>
+        <w:br/>
+        <w:t>3.3. História e Contexto: A Criação de um Gigante Silencioso ....................................... 9</w:t>
+      </w:r>
+      <w:r>
+        <w:rPr>
+          <w:b/>
+          <w:bCs/>
+        </w:rPr>
+        <w:br/>
+        <w:t>3.4. Comparação Abrangente com Outros Protocolos de Roteamento Dinâmico ........... 11</w:t>
+      </w:r>
+      <w:r>
+        <w:rPr>
+          <w:b/>
+          <w:bCs/>
+        </w:rPr>
+        <w:br/>
+        <w:t>3.5. Implementação do IS-IS em Roteadores Cisco ....................................................... 13</w:t>
+      </w:r>
+    </w:p>
+    <w:p>
+      <w:pPr>
+        <w:rPr>
+          <w:b/>
+          <w:bCs/>
+        </w:rPr>
+      </w:pPr>
+      <w:r>
+        <w:rPr>
+          <w:b/>
+          <w:bCs/>
+        </w:rPr>
+        <w:t>4. Conclusão .................................................................................................................. 17</w:t>
+      </w:r>
+    </w:p>
+    <w:p>
+      <w:pPr>
+        <w:rPr>
+          <w:b/>
+          <w:bCs/>
+        </w:rPr>
+      </w:pPr>
+      <w:r>
+        <w:rPr>
+          <w:b/>
+          <w:bCs/>
+        </w:rPr>
+        <w:t>5. Bibliografia ............................................................................................................... 18</w:t>
+      </w:r>
+    </w:p>
+    <w:p>
+      <w:pPr>
+        <w:rPr>
+          <w:b/>
+          <w:bCs/>
+        </w:rPr>
+      </w:pPr>
+      <w:r>
+        <w:rPr>
+          <w:b/>
+          <w:bCs/>
+        </w:rPr>
+        <w:pict w14:anchorId="0A25DD28">
+          <v:rect id="_x0000_i1200" style="width:0;height:.75pt" o:hralign="center" o:hrstd="t" o:hr="t" fillcolor="#a0a0a0" stroked="f"/>
+        </w:pict>
+      </w:r>
+    </w:p>
+    <w:p>
+      <w:pPr>
+        <w:rPr>
+          <w:b/>
+          <w:bCs/>
+        </w:rPr>
+      </w:pPr>
+      <w:r>
+        <w:rPr>
+          <w:b/>
+          <w:bCs/>
+        </w:rPr>
         <w:t>Resumo</w:t>
       </w:r>
     </w:p>
     <w:p>
-      <w:r>
+      <w:pPr>
+        <w:rPr>
+          <w:b/>
+          <w:bCs/>
+        </w:rPr>
+      </w:pPr>
+      <w:r>
+        <w:rPr>
+          <w:b/>
+          <w:bCs/>
+        </w:rPr>
         <w:t xml:space="preserve">Este trabalho tem como foco principal o protocolo de roteamento dinâmico </w:t>
       </w:r>
       <w:proofErr w:type="spellStart"/>
       <w:r>
+        <w:rPr>
+          <w:b/>
+          <w:bCs/>
+        </w:rPr>
         <w:t>Intermediate</w:t>
       </w:r>
       <w:proofErr w:type="spellEnd"/>
       <w:r>
+        <w:rPr>
+          <w:b/>
+          <w:bCs/>
+        </w:rPr>
         <w:t xml:space="preserve"> </w:t>
       </w:r>
       <w:proofErr w:type="spellStart"/>
       <w:r>
+        <w:rPr>
+          <w:b/>
+          <w:bCs/>
+        </w:rPr>
         <w:t>System</w:t>
       </w:r>
       <w:proofErr w:type="spellEnd"/>
       <w:r>
+        <w:rPr>
+          <w:b/>
+          <w:bCs/>
+        </w:rPr>
         <w:t xml:space="preserve"> to </w:t>
       </w:r>
       <w:proofErr w:type="spellStart"/>
       <w:r>
+        <w:rPr>
+          <w:b/>
+          <w:bCs/>
+        </w:rPr>
         <w:t>Intermediate</w:t>
       </w:r>
       <w:proofErr w:type="spellEnd"/>
       <w:r>
+        <w:rPr>
+          <w:b/>
+          <w:bCs/>
+        </w:rPr>
         <w:t xml:space="preserve"> </w:t>
       </w:r>
       <w:proofErr w:type="spellStart"/>
       <w:r>
+        <w:rPr>
+          <w:b/>
+          <w:bCs/>
+        </w:rPr>
         <w:t>System</w:t>
       </w:r>
       <w:proofErr w:type="spellEnd"/>
       <w:r>
+        <w:rPr>
+          <w:b/>
+          <w:bCs/>
+        </w:rPr>
         <w:t xml:space="preserve"> (IS-IS). O estudo abordará a sua definição e arquitetura fundamental, investigará o contexto histórico que levou à sua criação pela Digital </w:t>
       </w:r>
       <w:proofErr w:type="spellStart"/>
       <w:r>
+        <w:rPr>
+          <w:b/>
+          <w:bCs/>
+        </w:rPr>
         <w:t>Equipment</w:t>
       </w:r>
       <w:proofErr w:type="spellEnd"/>
       <w:r>
+        <w:rPr>
+          <w:b/>
+          <w:bCs/>
+        </w:rPr>
         <w:t xml:space="preserve"> </w:t>
       </w:r>
       <w:proofErr w:type="spellStart"/>
       <w:r>
+        <w:rPr>
+          <w:b/>
+          <w:bCs/>
+        </w:rPr>
         <w:t>Corporation</w:t>
       </w:r>
       <w:proofErr w:type="spellEnd"/>
       <w:r>
+        <w:rPr>
+          <w:b/>
+          <w:bCs/>
+        </w:rPr>
         <w:t xml:space="preserve"> e posterior padronização pela ISO, e rastreará a sua evolução até à sua forma integrada para redes TCP/IP. Serão listados e detalhados os objetivos gerais e específicos que guiam esta pesquisa. A análise incluirá uma comparação abrangente com outros protocolos de roteamento dinâmico populares, como RIP, EIGRP, OSPF e BGP, destacando as vantagens e desvantagens competitivas do IS-IS. Por fim, o trabalho demonstrará exemplos práticos de implementação em roteadores Cisco e enumerará os casos de uso reais que justificam a sua posição como protocolo preferencial nos maiores </w:t>
       </w:r>
       <w:proofErr w:type="spellStart"/>
       <w:r>
+        <w:rPr>
+          <w:b/>
+          <w:bCs/>
+        </w:rPr>
         <w:t>backbones</w:t>
       </w:r>
       <w:proofErr w:type="spellEnd"/>
       <w:r>
+        <w:rPr>
+          <w:b/>
+          <w:bCs/>
+        </w:rPr>
         <w:t xml:space="preserve"> de Internet do mundo, consolidando o entendimento da sua necessidade e aplicabilidade.</w:t>
       </w:r>
     </w:p>
     <w:p>
-      <w:r>
-        <w:pict w14:anchorId="183AC69E">
-          <v:rect id="_x0000_i1062" style="width:0;height:.75pt" o:hralign="center" o:hrstd="t" o:hr="t" fillcolor="#a0a0a0" stroked="f"/>
+      <w:pPr>
+        <w:rPr>
+          <w:b/>
+          <w:bCs/>
+        </w:rPr>
+      </w:pPr>
+      <w:r>
+        <w:rPr>
+          <w:b/>
+          <w:bCs/>
+        </w:rPr>
+        <w:pict w14:anchorId="69A20DBD">
+          <v:rect id="_x0000_i1201" style="width:0;height:.75pt" o:hralign="center" o:hrstd="t" o:hr="t" fillcolor="#a0a0a0" stroked="f"/>
         </w:pict>
       </w:r>
     </w:p>
@@ -138,59 +404,130 @@
       </w:r>
     </w:p>
     <w:p>
-      <w:r>
+      <w:pPr>
+        <w:rPr>
+          <w:b/>
+          <w:bCs/>
+        </w:rPr>
+      </w:pPr>
+      <w:r>
+        <w:rPr>
+          <w:b/>
+          <w:bCs/>
+        </w:rPr>
         <w:t>A Internet moderna é uma tapeçaria complexa de redes interligadas, e a sua funcionalidade depende de uma decisão fundamental: como encaminhar um pacote de dados da origem ao destino através de múltiplos caminhos possíveis. Esta é a função dos protocolos de roteamento dinâmico, que permitem que roteadores conversem entre si, mapeiem a topologia da rede de forma automática e se adaptem a falhas em tempo real. Dentro deste universo, existe uma dicotomia clara entre os protocolos que dominam as redes empresariais e aqueles que operam nos bastidores, sustentando a infraestrutura global dos Provedores de Serviço de Internet (</w:t>
       </w:r>
       <w:proofErr w:type="spellStart"/>
       <w:r>
+        <w:rPr>
+          <w:b/>
+          <w:bCs/>
+        </w:rPr>
         <w:t>ISPs</w:t>
       </w:r>
       <w:proofErr w:type="spellEnd"/>
       <w:r>
+        <w:rPr>
+          <w:b/>
+          <w:bCs/>
+        </w:rPr>
         <w:t>).</w:t>
       </w:r>
     </w:p>
     <w:p>
-      <w:r>
+      <w:pPr>
+        <w:rPr>
+          <w:b/>
+          <w:bCs/>
+        </w:rPr>
+      </w:pPr>
+      <w:r>
+        <w:rPr>
+          <w:b/>
+          <w:bCs/>
+        </w:rPr>
+        <w:lastRenderedPageBreak/>
         <w:t xml:space="preserve">É neste último grupo que se insere o </w:t>
       </w:r>
       <w:proofErr w:type="spellStart"/>
       <w:r>
+        <w:rPr>
+          <w:b/>
+          <w:bCs/>
+        </w:rPr>
         <w:t>Intermediate</w:t>
       </w:r>
       <w:proofErr w:type="spellEnd"/>
       <w:r>
+        <w:rPr>
+          <w:b/>
+          <w:bCs/>
+        </w:rPr>
         <w:t xml:space="preserve"> </w:t>
       </w:r>
       <w:proofErr w:type="spellStart"/>
       <w:r>
+        <w:rPr>
+          <w:b/>
+          <w:bCs/>
+        </w:rPr>
         <w:t>System</w:t>
       </w:r>
       <w:proofErr w:type="spellEnd"/>
       <w:r>
+        <w:rPr>
+          <w:b/>
+          <w:bCs/>
+        </w:rPr>
         <w:t xml:space="preserve"> to </w:t>
       </w:r>
       <w:proofErr w:type="spellStart"/>
       <w:r>
+        <w:rPr>
+          <w:b/>
+          <w:bCs/>
+        </w:rPr>
         <w:t>Intermediate</w:t>
       </w:r>
       <w:proofErr w:type="spellEnd"/>
       <w:r>
+        <w:rPr>
+          <w:b/>
+          <w:bCs/>
+        </w:rPr>
         <w:t xml:space="preserve"> </w:t>
       </w:r>
       <w:proofErr w:type="spellStart"/>
       <w:r>
+        <w:rPr>
+          <w:b/>
+          <w:bCs/>
+        </w:rPr>
         <w:t>System</w:t>
       </w:r>
       <w:proofErr w:type="spellEnd"/>
       <w:r>
+        <w:rPr>
+          <w:b/>
+          <w:bCs/>
+        </w:rPr>
         <w:t xml:space="preserve"> (IS-IS). Frequentemente visto como um protocolo complexo e envolto em terminologia legada, o IS-IS é, na realidade, uma solução de engenharia elegante cuja robustez e escalabilidade são incomparáveis. A sua trajetória peculiar, de um padrão patrocinado por uma fabricante para um modelo de rede que não vingou, à sua posterior adaptação para se tornar um pilar da Internet, é um testemunho da qualidade do seu design fundamental. Compreender o IS-IS não é apenas aprender mais um protocolo; é entender as decisões de arquitetura que permitem que a Internet escale de forma confiável. Este trabalho busca, portanto, construir uma ponte sobre essa lacuna de conhecimento, oferecendo uma análise aprofundada que vai da sua génese histórica até a sua implementação prática.</w:t>
       </w:r>
     </w:p>
     <w:p>
-      <w:r>
-        <w:pict w14:anchorId="21E269A0">
-          <v:rect id="_x0000_i1063" style="width:0;height:.75pt" o:hralign="center" o:hrstd="t" o:hr="t" fillcolor="#a0a0a0" stroked="f"/>
+      <w:pPr>
+        <w:rPr>
+          <w:b/>
+          <w:bCs/>
+        </w:rPr>
+      </w:pPr>
+      <w:r>
+        <w:rPr>
+          <w:b/>
+          <w:bCs/>
+        </w:rPr>
+        <w:pict w14:anchorId="08F5ED12">
+          <v:rect id="_x0000_i1202" style="width:0;height:.75pt" o:hralign="center" o:hrstd="t" o:hr="t" fillcolor="#a0a0a0" stroked="f"/>
         </w:pict>
       </w:r>
     </w:p>
@@ -210,6 +547,12 @@
       </w:r>
     </w:p>
     <w:p>
+      <w:pPr>
+        <w:rPr>
+          <w:b/>
+          <w:bCs/>
+        </w:rPr>
+      </w:pPr>
       <w:r>
         <w:rPr>
           <w:b/>
@@ -222,20 +565,33 @@
       <w:pPr>
         <w:numPr>
           <w:ilvl w:val="0"/>
-          <w:numId w:val="1"/>
+          <w:numId w:val="13"/>
         </w:numPr>
-      </w:pPr>
-      <w:r>
+        <w:rPr>
+          <w:b/>
+          <w:bCs/>
+        </w:rPr>
+      </w:pPr>
+      <w:r>
+        <w:rPr>
+          <w:b/>
+          <w:bCs/>
+        </w:rPr>
         <w:t>Compreender de forma aprofundada o protocolo de roteamento dinâmico IS-IS, analisando a sua arquitetura, funcionamento, contexto histórico e aplicabilidade no cenário de redes contemporâneo.</w:t>
       </w:r>
     </w:p>
     <w:p>
-      <w:r>
-        <w:rPr>
-          <w:b/>
-          <w:bCs/>
-        </w:rPr>
-        <w:lastRenderedPageBreak/>
+      <w:pPr>
+        <w:rPr>
+          <w:b/>
+          <w:bCs/>
+        </w:rPr>
+      </w:pPr>
+      <w:r>
+        <w:rPr>
+          <w:b/>
+          <w:bCs/>
+        </w:rPr>
         <w:t>2.2. Objetivos Específicos</w:t>
       </w:r>
     </w:p>
@@ -243,51 +599,69 @@
       <w:pPr>
         <w:numPr>
           <w:ilvl w:val="0"/>
-          <w:numId w:val="2"/>
+          <w:numId w:val="14"/>
         </w:numPr>
-      </w:pPr>
-      <w:r>
-        <w:rPr>
-          <w:b/>
-          <w:bCs/>
-        </w:rPr>
-        <w:t>Definir</w:t>
-      </w:r>
-      <w:r>
-        <w:t> o conceito de protocolo de roteamento dinâmico e situar o IS-IS neste contexto, detalhando os seus conceitos-chave, como endereçamento NSAP, níveis de roteamento (L1, L2, L1/L2) e o seu funcionamento como protocolo de estado de enlace.</w:t>
+        <w:rPr>
+          <w:b/>
+          <w:bCs/>
+        </w:rPr>
+      </w:pPr>
+      <w:r>
+        <w:rPr>
+          <w:b/>
+          <w:bCs/>
+        </w:rPr>
+        <w:t>Definir o conceito de protocolo de roteamento dinâmico e situar o IS-IS neste contexto, detalhando os seus conceitos-chave, como endereçamento NSAP, níveis de roteamento (L1, L2, L1/L2) e o seu funcionamento como protocolo de estado de enlace.</w:t>
       </w:r>
     </w:p>
     <w:p>
       <w:pPr>
         <w:numPr>
           <w:ilvl w:val="0"/>
-          <w:numId w:val="2"/>
+          <w:numId w:val="14"/>
         </w:numPr>
-      </w:pPr>
-      <w:r>
-        <w:rPr>
-          <w:b/>
-          <w:bCs/>
-        </w:rPr>
-        <w:t>Investigar</w:t>
-      </w:r>
-      <w:r>
-        <w:t xml:space="preserve"> a história do IS-IS, desde a sua conceção na Digital </w:t>
-      </w:r>
-      <w:proofErr w:type="spellStart"/>
-      <w:r>
+        <w:rPr>
+          <w:b/>
+          <w:bCs/>
+        </w:rPr>
+      </w:pPr>
+      <w:r>
+        <w:rPr>
+          <w:b/>
+          <w:bCs/>
+        </w:rPr>
+        <w:t xml:space="preserve">Investigar a história do IS-IS, desde a sua conceção na Digital </w:t>
+      </w:r>
+      <w:proofErr w:type="spellStart"/>
+      <w:r>
+        <w:rPr>
+          <w:b/>
+          <w:bCs/>
+        </w:rPr>
         <w:t>Equipment</w:t>
       </w:r>
       <w:proofErr w:type="spellEnd"/>
       <w:r>
+        <w:rPr>
+          <w:b/>
+          <w:bCs/>
+        </w:rPr>
         <w:t xml:space="preserve"> </w:t>
       </w:r>
       <w:proofErr w:type="spellStart"/>
       <w:r>
+        <w:rPr>
+          <w:b/>
+          <w:bCs/>
+        </w:rPr>
         <w:t>Corporation</w:t>
       </w:r>
       <w:proofErr w:type="spellEnd"/>
       <w:r>
+        <w:rPr>
+          <w:b/>
+          <w:bCs/>
+        </w:rPr>
         <w:t xml:space="preserve"> (DEC) na década de 1980 até a sua padronização pela ISO e adaptação para o TCP/IP pela RFC 1195.</w:t>
       </w:r>
     </w:p>
@@ -295,60 +669,73 @@
       <w:pPr>
         <w:numPr>
           <w:ilvl w:val="0"/>
-          <w:numId w:val="2"/>
+          <w:numId w:val="14"/>
         </w:numPr>
-      </w:pPr>
-      <w:r>
-        <w:rPr>
-          <w:b/>
-          <w:bCs/>
-        </w:rPr>
-        <w:t>Comparar</w:t>
-      </w:r>
-      <w:r>
-        <w:t> o IS-IS com outros protocolos de roteamento dinâmico populares (RIP, EIGRP, OSPF e BGP), estabelecendo as suas vantagens e desvantagens relativas e o seu nicho de aplicação.</w:t>
+        <w:rPr>
+          <w:b/>
+          <w:bCs/>
+        </w:rPr>
+      </w:pPr>
+      <w:r>
+        <w:rPr>
+          <w:b/>
+          <w:bCs/>
+        </w:rPr>
+        <w:t>Comparar o IS-IS com outros protocolos de roteamento dinâmico populares (RIP, EIGRP, OSPF e BGP), estabelecendo as suas vantagens e desvantagens relativas e o seu nicho de aplicação.</w:t>
       </w:r>
     </w:p>
     <w:p>
       <w:pPr>
         <w:numPr>
           <w:ilvl w:val="0"/>
-          <w:numId w:val="2"/>
+          <w:numId w:val="14"/>
         </w:numPr>
-      </w:pPr>
-      <w:r>
-        <w:rPr>
-          <w:b/>
-          <w:bCs/>
-        </w:rPr>
-        <w:t>Demonstrar</w:t>
-      </w:r>
-      <w:r>
-        <w:t> de forma conceitual e prática o processo de implementação básica do IS-IS em equipamentos Cisco.</w:t>
+        <w:rPr>
+          <w:b/>
+          <w:bCs/>
+        </w:rPr>
+      </w:pPr>
+      <w:r>
+        <w:rPr>
+          <w:b/>
+          <w:bCs/>
+        </w:rPr>
+        <w:t>Demonstrar de forma conceitual e prática o processo de implementação básica do IS-IS em equipamentos Cisco.</w:t>
       </w:r>
     </w:p>
     <w:p>
       <w:pPr>
         <w:numPr>
           <w:ilvl w:val="0"/>
-          <w:numId w:val="2"/>
+          <w:numId w:val="14"/>
         </w:numPr>
-      </w:pPr>
-      <w:r>
-        <w:rPr>
-          <w:b/>
-          <w:bCs/>
-        </w:rPr>
-        <w:t>Identificar</w:t>
-      </w:r>
-      <w:r>
-        <w:t> casos de uso reais e o nicho de mercado onde o IS-IS é a solução predominante, justificando a necessidade que levou à sua criação e adoção contínua.</w:t>
-      </w:r>
-    </w:p>
-    <w:p>
-      <w:r>
-        <w:pict w14:anchorId="05FAEAE2">
-          <v:rect id="_x0000_i1064" style="width:0;height:.75pt" o:hralign="center" o:hrstd="t" o:hr="t" fillcolor="#a0a0a0" stroked="f"/>
+        <w:rPr>
+          <w:b/>
+          <w:bCs/>
+        </w:rPr>
+      </w:pPr>
+      <w:r>
+        <w:rPr>
+          <w:b/>
+          <w:bCs/>
+        </w:rPr>
+        <w:t>Identificar casos de uso reais e o nicho de mercado onde o IS-IS é a solução predominante, justificando a necessidade que levou à sua criação e adoção contínua.</w:t>
+      </w:r>
+    </w:p>
+    <w:p>
+      <w:pPr>
+        <w:rPr>
+          <w:b/>
+          <w:bCs/>
+        </w:rPr>
+      </w:pPr>
+      <w:r>
+        <w:rPr>
+          <w:b/>
+          <w:bCs/>
+        </w:rPr>
+        <w:pict w14:anchorId="5D94841C">
+          <v:rect id="_x0000_i1203" style="width:0;height:.75pt" o:hralign="center" o:hrstd="t" o:hr="t" fillcolor="#a0a0a0" stroked="f"/>
         </w:pict>
       </w:r>
     </w:p>
@@ -383,26 +770,50 @@
       </w:r>
     </w:p>
     <w:p>
-      <w:r>
-        <w:t>Antes de nos aprofundarmos no IS-IS, é fundamental compreender o propósito e o funcionamento geral dos protocolos de roteamento dinâmico. Um </w:t>
-      </w:r>
-      <w:r>
-        <w:rPr>
-          <w:b/>
-          <w:bCs/>
-        </w:rPr>
-        <w:t>protocolo de roteamento dinâmico</w:t>
-      </w:r>
-      <w:r>
-        <w:t> é uma linguagem ou um conjunto de regras que permite que roteadores comuniquem automaticamente entre si para partilhar informações sobre as redes que conseguem alcançar. O seu principal objetivo é automatizar a criação e a manutenção das tabelas de roteamento, eliminando a necessidade de configuração manual de rotas estáticas. Quando ocorre uma falha num link ou um novo caminho se torna disponível, o protocolo de roteamento dinâmico recalcula as melhores rotas e atualiza a rede, garantindo resiliência e adaptabilidade.</w:t>
-      </w:r>
-    </w:p>
-    <w:p>
-      <w:r>
+      <w:pPr>
+        <w:rPr>
+          <w:b/>
+          <w:bCs/>
+        </w:rPr>
+      </w:pPr>
+      <w:r>
+        <w:rPr>
+          <w:b/>
+          <w:bCs/>
+        </w:rPr>
+        <w:t xml:space="preserve">Antes de nos aprofundarmos no IS-IS, é fundamental compreender o propósito e o funcionamento geral dos protocolos de roteamento dinâmico. Um protocolo de roteamento dinâmico é uma linguagem ou um conjunto de regras que permite que roteadores comuniquem automaticamente entre si para partilhar informações sobre as redes que conseguem alcançar. O seu principal objetivo é automatizar a criação e a manutenção das tabelas de roteamento, eliminando a necessidade de configuração manual de rotas estáticas. </w:t>
+      </w:r>
+      <w:r>
+        <w:rPr>
+          <w:b/>
+          <w:bCs/>
+        </w:rPr>
+        <w:lastRenderedPageBreak/>
+        <w:t>Quando ocorre uma falha num link ou um novo caminho se torna disponível, o protocolo de roteamento dinâmico recalcula as melhores rotas e atualiza a rede, garantindo resiliência e adaptabilidade.</w:t>
+      </w:r>
+    </w:p>
+    <w:p>
+      <w:pPr>
+        <w:rPr>
+          <w:b/>
+          <w:bCs/>
+        </w:rPr>
+      </w:pPr>
+      <w:r>
+        <w:rPr>
+          <w:b/>
+          <w:bCs/>
+        </w:rPr>
         <w:t>Estes protocolos são primariamente classificados em duas grandes famílias pelo seu método de operação:</w:t>
       </w:r>
     </w:p>
     <w:p>
+      <w:pPr>
+        <w:rPr>
+          <w:b/>
+          <w:bCs/>
+        </w:rPr>
+      </w:pPr>
       <w:r>
         <w:rPr>
           <w:b/>
@@ -411,31 +822,44 @@
         <w:t>A. Protocolos de Vetor-Distância</w:t>
       </w:r>
       <w:r>
+        <w:rPr>
+          <w:b/>
+          <w:bCs/>
+        </w:rPr>
         <w:br/>
         <w:t xml:space="preserve">Baseados no algoritmo de </w:t>
       </w:r>
       <w:proofErr w:type="spellStart"/>
       <w:r>
+        <w:rPr>
+          <w:b/>
+          <w:bCs/>
+        </w:rPr>
         <w:t>Bellman</w:t>
       </w:r>
       <w:proofErr w:type="spellEnd"/>
       <w:r>
+        <w:rPr>
+          <w:b/>
+          <w:bCs/>
+        </w:rPr>
         <w:t xml:space="preserve">-Ford, os roteadores anunciam apenas as suas próprias rotas para vizinhos diretamente conectados. O problema é que um roteador não conhece o mapa completo da rede; ele apenas sabe o que o vizinho lhe diz, um método muitas vezes chamado de "roteamento por boato". São mais simples de configurar, mas propensos a </w:t>
       </w:r>
       <w:proofErr w:type="spellStart"/>
       <w:r>
+        <w:rPr>
+          <w:b/>
+          <w:bCs/>
+        </w:rPr>
         <w:t>loops</w:t>
       </w:r>
       <w:proofErr w:type="spellEnd"/>
       <w:r>
-        <w:t xml:space="preserve"> de roteamento e convergência lenta. O exemplo clássico é o </w:t>
-      </w:r>
-      <w:r>
-        <w:rPr>
-          <w:b/>
-          <w:bCs/>
-        </w:rPr>
-        <w:t>RIP (</w:t>
+        <w:rPr>
+          <w:b/>
+          <w:bCs/>
+        </w:rPr>
+        <w:t xml:space="preserve"> de roteamento e convergência lenta. O exemplo clássico é o RIP (</w:t>
       </w:r>
       <w:proofErr w:type="spellStart"/>
       <w:r>
@@ -483,15 +907,14 @@
           <w:b/>
           <w:bCs/>
         </w:rPr>
-        <w:t>)</w:t>
-      </w:r>
-      <w:r>
-        <w:t>.</w:t>
-      </w:r>
-    </w:p>
-    <w:p>
-      <w:pPr>
-        <w:rPr>
+        <w:t>).</w:t>
+      </w:r>
+    </w:p>
+    <w:p>
+      <w:pPr>
+        <w:rPr>
+          <w:b/>
+          <w:bCs/>
           <w:lang w:val="en-US"/>
         </w:rPr>
       </w:pPr>
@@ -503,11 +926,17 @@
         <w:t>B. Protocolos de Estado de Enlace</w:t>
       </w:r>
       <w:r>
+        <w:rPr>
+          <w:b/>
+          <w:bCs/>
+        </w:rPr>
         <w:br/>
         <w:t>Esta é a família à qual pertence o IS-IS. O nome "estado de enlace" (do inglês </w:t>
       </w:r>
       <w:r>
         <w:rPr>
+          <w:b/>
+          <w:bCs/>
           <w:i/>
           <w:iCs/>
         </w:rPr>
@@ -516,6 +945,8 @@
       <w:proofErr w:type="spellStart"/>
       <w:r>
         <w:rPr>
+          <w:b/>
+          <w:bCs/>
           <w:i/>
           <w:iCs/>
         </w:rPr>
@@ -523,101 +954,114 @@
       </w:r>
       <w:proofErr w:type="spellEnd"/>
       <w:r>
+        <w:rPr>
+          <w:b/>
+          <w:bCs/>
+        </w:rPr>
         <w:t>) descreve exatamente como o protocolo funciona: ele mapeia o </w:t>
       </w:r>
       <w:r>
         <w:rPr>
+          <w:b/>
+          <w:bCs/>
           <w:i/>
           <w:iCs/>
         </w:rPr>
         <w:t>estado</w:t>
       </w:r>
       <w:r>
+        <w:rPr>
+          <w:b/>
+          <w:bCs/>
+        </w:rPr>
         <w:t> (saúde, velocidade, conectividade) de cada </w:t>
       </w:r>
       <w:r>
         <w:rPr>
+          <w:b/>
+          <w:bCs/>
           <w:i/>
           <w:iCs/>
         </w:rPr>
         <w:t>enlace</w:t>
       </w:r>
       <w:r>
+        <w:rPr>
+          <w:b/>
+          <w:bCs/>
+        </w:rPr>
         <w:t xml:space="preserve"> (a ligação física ou lógica entre dois roteadores). Em vez de um roteador simplesmente receber uma lista de rotas prontas do vizinho, ele próprio coleta informações detalhadas sobre cada conexão. Com estes dados, cada </w:t>
       </w:r>
       <w:proofErr w:type="gramStart"/>
       <w:r>
+        <w:rPr>
+          <w:b/>
+          <w:bCs/>
+        </w:rPr>
         <w:t>roteador monta</w:t>
       </w:r>
       <w:proofErr w:type="gramEnd"/>
       <w:r>
+        <w:rPr>
+          <w:b/>
+          <w:bCs/>
+        </w:rPr>
         <w:t xml:space="preserve"> um mapa idêntico e completo da topologia da rede e, usando o algoritmo de </w:t>
       </w:r>
       <w:proofErr w:type="spellStart"/>
       <w:r>
+        <w:rPr>
+          <w:b/>
+          <w:bCs/>
+        </w:rPr>
         <w:t>Dijkstra</w:t>
       </w:r>
       <w:proofErr w:type="spellEnd"/>
       <w:r>
-        <w:t xml:space="preserve"> (SPF), calcula de </w:t>
-      </w:r>
-      <w:r>
-        <w:lastRenderedPageBreak/>
-        <w:t xml:space="preserve">forma independente o caminho mais rápido e sem </w:t>
-      </w:r>
-      <w:proofErr w:type="spellStart"/>
-      <w:r>
+        <w:rPr>
+          <w:b/>
+          <w:bCs/>
+        </w:rPr>
+        <w:t xml:space="preserve"> (SPF), calcula de forma independente o caminho mais rápido e sem </w:t>
+      </w:r>
+      <w:proofErr w:type="spellStart"/>
+      <w:r>
+        <w:rPr>
+          <w:b/>
+          <w:bCs/>
+        </w:rPr>
         <w:t>loops</w:t>
       </w:r>
       <w:proofErr w:type="spellEnd"/>
       <w:r>
+        <w:rPr>
+          <w:b/>
+          <w:bCs/>
+        </w:rPr>
         <w:t xml:space="preserve">. </w:t>
       </w:r>
       <w:r>
         <w:rPr>
+          <w:b/>
+          <w:bCs/>
           <w:lang w:val="en-US"/>
         </w:rPr>
-        <w:t>Exemplos: </w:t>
-      </w:r>
-      <w:r>
-        <w:rPr>
-          <w:b/>
-          <w:bCs/>
-          <w:lang w:val="en-US"/>
-        </w:rPr>
-        <w:t>OSPF (Open Shortest Path First)</w:t>
-      </w:r>
-      <w:r>
-        <w:rPr>
-          <w:lang w:val="en-US"/>
-        </w:rPr>
-        <w:t> e </w:t>
-      </w:r>
-      <w:r>
-        <w:rPr>
-          <w:b/>
-          <w:bCs/>
-          <w:lang w:val="en-US"/>
-        </w:rPr>
-        <w:t>IS-IS (Intermediate System to Intermediate System)</w:t>
-      </w:r>
-      <w:r>
-        <w:rPr>
-          <w:lang w:val="en-US"/>
-        </w:rPr>
-        <w:t>.</w:t>
-      </w:r>
-    </w:p>
-    <w:p>
-      <w:r>
-        <w:t>A forma como os protocolos de estado de enlace partilham informações é através de anúncios chamados </w:t>
-      </w:r>
-      <w:r>
-        <w:rPr>
-          <w:b/>
-          <w:bCs/>
-        </w:rPr>
-        <w:t>LSA (Link-</w:t>
+        <w:t>Exemplos: OSPF (Open Shortest Path First) e IS-IS (Intermediate System to Intermediate System).</w:t>
+      </w:r>
+    </w:p>
+    <w:p>
+      <w:pPr>
+        <w:rPr>
+          <w:b/>
+          <w:bCs/>
+        </w:rPr>
+      </w:pPr>
+      <w:r>
+        <w:rPr>
+          <w:b/>
+          <w:bCs/>
+        </w:rPr>
+        <w:t>A forma como os protocolos de estado de enlace partilham informações é através de anúncios chamados LSA (Link-</w:t>
       </w:r>
       <w:proofErr w:type="spellStart"/>
       <w:r>
@@ -649,17 +1093,7 @@
           <w:b/>
           <w:bCs/>
         </w:rPr>
-        <w:t>)</w:t>
-      </w:r>
-      <w:r>
-        <w:t> ou, no caso do IS-IS, </w:t>
-      </w:r>
-      <w:r>
-        <w:rPr>
-          <w:b/>
-          <w:bCs/>
-        </w:rPr>
-        <w:t xml:space="preserve">LSP (Link </w:t>
+        <w:t xml:space="preserve">) ou, no caso do IS-IS, LSP (Link </w:t>
       </w:r>
       <w:proofErr w:type="spellStart"/>
       <w:r>
@@ -675,36 +1109,38 @@
           <w:b/>
           <w:bCs/>
         </w:rPr>
-        <w:t xml:space="preserve"> PDU)</w:t>
-      </w:r>
-      <w:r>
-        <w:t>. O processo é simples e eficiente:</w:t>
+        <w:t xml:space="preserve"> PDU). O processo é simples e eficiente:</w:t>
       </w:r>
     </w:p>
     <w:p>
       <w:pPr>
         <w:numPr>
           <w:ilvl w:val="0"/>
-          <w:numId w:val="3"/>
+          <w:numId w:val="15"/>
         </w:numPr>
-      </w:pPr>
-      <w:r>
-        <w:rPr>
-          <w:b/>
-          <w:bCs/>
-        </w:rPr>
-        <w:t>Geração:</w:t>
-      </w:r>
-      <w:r>
-        <w:t> Cada roteador testa as suas próprias conexões diretas e cria um pequeno relatório: "Eu sou o Roteador X, o meu enlace com o Roteador Y está ativo e tem custo 10".</w:t>
+        <w:rPr>
+          <w:b/>
+          <w:bCs/>
+        </w:rPr>
+      </w:pPr>
+      <w:r>
+        <w:rPr>
+          <w:b/>
+          <w:bCs/>
+        </w:rPr>
+        <w:t>Geração: Cada roteador testa as suas próprias conexões diretas e cria um pequeno relatório: "Eu sou o Roteador X, o meu enlace com o Roteador Y está ativo e tem custo 10".</w:t>
       </w:r>
     </w:p>
     <w:p>
       <w:pPr>
         <w:numPr>
           <w:ilvl w:val="0"/>
-          <w:numId w:val="3"/>
+          <w:numId w:val="15"/>
         </w:numPr>
+        <w:rPr>
+          <w:b/>
+          <w:bCs/>
+        </w:rPr>
       </w:pPr>
       <w:r>
         <w:rPr>
@@ -727,32 +1163,40 @@
           <w:b/>
           <w:bCs/>
         </w:rPr>
-        <w:t>):</w:t>
-      </w:r>
-      <w:r>
-        <w:t> Este relatório é enviado para todos os vizinhos, que o copiam e o reencaminham para os seus vizinhos, até que todos os roteadores na rede tenham uma cópia idêntica da informação.</w:t>
+        <w:t>): Este relatório é enviado para todos os vizinhos, que o copiam e o reencaminham para os seus vizinhos, até que todos os roteadores na rede tenham uma cópia idêntica da informação.</w:t>
       </w:r>
     </w:p>
     <w:p>
       <w:pPr>
         <w:numPr>
           <w:ilvl w:val="0"/>
-          <w:numId w:val="3"/>
+          <w:numId w:val="15"/>
         </w:numPr>
-      </w:pPr>
-      <w:r>
-        <w:rPr>
-          <w:b/>
-          <w:bCs/>
-        </w:rPr>
-        <w:t>Reação a Falhas:</w:t>
-      </w:r>
-      <w:r>
-        <w:t> Se um enlace cair, o roteador deteta a falha e gera imediatamente um novo LSA/LSP de emergência comunicando a mudança. Esta inundação rápida permite que toda a rede recalcule as rotas em milissegundos, um processo conhecido como convergência rápida.</w:t>
-      </w:r>
-    </w:p>
-    <w:p>
-      <w:r>
+        <w:rPr>
+          <w:b/>
+          <w:bCs/>
+        </w:rPr>
+      </w:pPr>
+      <w:r>
+        <w:rPr>
+          <w:b/>
+          <w:bCs/>
+        </w:rPr>
+        <w:t>Reação a Falhas: Se um enlace cair, o roteador deteta a falha e gera imediatamente um novo LSA/LSP de emergência comunicando a mudança. Esta inundação rápida permite que toda a rede recalcule as rotas em milissegundos, um processo conhecido como convergência rápida.</w:t>
+      </w:r>
+    </w:p>
+    <w:p>
+      <w:pPr>
+        <w:rPr>
+          <w:b/>
+          <w:bCs/>
+        </w:rPr>
+      </w:pPr>
+      <w:r>
+        <w:rPr>
+          <w:b/>
+          <w:bCs/>
+        </w:rPr>
         <w:t>Esta arquitetura confere aos protocolos de estado de enlace, como o IS-IS e o OSPF, vantagens decisivas sobre os protocolos de vetor-distância como o RIP:</w:t>
       </w:r>
     </w:p>
@@ -760,32 +1204,38 @@
       <w:pPr>
         <w:numPr>
           <w:ilvl w:val="0"/>
-          <w:numId w:val="4"/>
+          <w:numId w:val="16"/>
         </w:numPr>
-      </w:pPr>
-      <w:r>
-        <w:rPr>
-          <w:b/>
-          <w:bCs/>
-        </w:rPr>
-        <w:t>Convergência Muito Mais Rápida:</w:t>
-      </w:r>
-      <w:r>
-        <w:t> Enquanto o RIP envia a tabela inteira periodicamente (a cada 30 segundos) e pode demorar minutos a adaptar-se a uma falha, o estado de enlace envia atualizações imediatamente assim que uma mudança ocorre.</w:t>
+        <w:rPr>
+          <w:b/>
+          <w:bCs/>
+        </w:rPr>
+      </w:pPr>
+      <w:r>
+        <w:rPr>
+          <w:b/>
+          <w:bCs/>
+        </w:rPr>
+        <w:t>Convergência Muito Mais Rápida: Enquanto o RIP envia a tabela inteira periodicamente (a cada 30 segundos) e pode demorar minutos a adaptar-se a uma falha, o estado de enlace envia atualizações imediatamente assim que uma mudança ocorre.</w:t>
       </w:r>
     </w:p>
     <w:p>
       <w:pPr>
         <w:numPr>
           <w:ilvl w:val="0"/>
-          <w:numId w:val="4"/>
+          <w:numId w:val="16"/>
         </w:numPr>
-      </w:pPr>
-      <w:r>
-        <w:rPr>
-          <w:b/>
-          <w:bCs/>
-        </w:rPr>
+        <w:rPr>
+          <w:b/>
+          <w:bCs/>
+        </w:rPr>
+      </w:pPr>
+      <w:r>
+        <w:rPr>
+          <w:b/>
+          <w:bCs/>
+        </w:rPr>
+        <w:lastRenderedPageBreak/>
         <w:t xml:space="preserve">Prevenção de </w:t>
       </w:r>
       <w:proofErr w:type="spellStart"/>
@@ -802,17 +1252,22 @@
           <w:b/>
           <w:bCs/>
         </w:rPr>
-        <w:t xml:space="preserve"> de Roteamento:</w:t>
-      </w:r>
-      <w:r>
-        <w:t xml:space="preserve"> Como todos os roteadores conhecem a topologia exata e completa, os </w:t>
-      </w:r>
-      <w:proofErr w:type="spellStart"/>
-      <w:r>
+        <w:t xml:space="preserve"> de Roteamento: Como todos os roteadores conhecem a topologia exata e completa, os </w:t>
+      </w:r>
+      <w:proofErr w:type="spellStart"/>
+      <w:r>
+        <w:rPr>
+          <w:b/>
+          <w:bCs/>
+        </w:rPr>
         <w:t>loops</w:t>
       </w:r>
       <w:proofErr w:type="spellEnd"/>
       <w:r>
+        <w:rPr>
+          <w:b/>
+          <w:bCs/>
+        </w:rPr>
         <w:t xml:space="preserve"> de roteamento — um problema clássico do RIP onde pacotes circulam indefinidamente — são praticamente impossíveis.</w:t>
       </w:r>
     </w:p>
@@ -820,48 +1275,53 @@
       <w:pPr>
         <w:numPr>
           <w:ilvl w:val="0"/>
-          <w:numId w:val="4"/>
+          <w:numId w:val="16"/>
         </w:numPr>
-      </w:pPr>
-      <w:r>
-        <w:rPr>
-          <w:b/>
-          <w:bCs/>
-        </w:rPr>
-        <w:t>Métrica Inteligente:</w:t>
-      </w:r>
-      <w:r>
-        <w:t> O RIP escolhe o caminho com base apenas no número de saltos (roteadores no percurso), ignorando a velocidade. Um protocolo de estado de enlace usa o custo baseado na largura de banda, preferindo sempre o caminho mais rápido, mesmo que tenha mais saltos.</w:t>
+        <w:rPr>
+          <w:b/>
+          <w:bCs/>
+        </w:rPr>
+      </w:pPr>
+      <w:r>
+        <w:rPr>
+          <w:b/>
+          <w:bCs/>
+        </w:rPr>
+        <w:t>Métrica Inteligente: O RIP escolhe o caminho com base apenas no número de saltos (roteadores no percurso), ignorando a velocidade. Um protocolo de estado de enlace usa o custo baseado na largura de banda, preferindo sempre o caminho mais rápido, mesmo que tenha mais saltos.</w:t>
       </w:r>
     </w:p>
     <w:p>
       <w:pPr>
         <w:numPr>
           <w:ilvl w:val="0"/>
-          <w:numId w:val="4"/>
+          <w:numId w:val="16"/>
         </w:numPr>
-      </w:pPr>
-      <w:r>
-        <w:rPr>
-          <w:b/>
-          <w:bCs/>
-        </w:rPr>
-        <w:t>Economia de Largura de Banda:</w:t>
-      </w:r>
-      <w:r>
-        <w:t> Após a rede estabilizar, o protocolo de estado de enlace apenas envia pequenos pacotes de atualização quando ocorrem alterações, ao contrário do RIP que transmite a tabela inteira repetidamente.</w:t>
-      </w:r>
-    </w:p>
-    <w:p>
-      <w:r>
-        <w:t>Existe ainda o </w:t>
-      </w:r>
-      <w:r>
-        <w:rPr>
-          <w:b/>
-          <w:bCs/>
-        </w:rPr>
-        <w:t>EIGRP (</w:t>
+        <w:rPr>
+          <w:b/>
+          <w:bCs/>
+        </w:rPr>
+      </w:pPr>
+      <w:r>
+        <w:rPr>
+          <w:b/>
+          <w:bCs/>
+        </w:rPr>
+        <w:t>Economia de Largura de Banda: Após a rede estabilizar, o protocolo de estado de enlace apenas envia pequenos pacotes de atualização quando ocorrem alterações, ao contrário do RIP que transmite a tabela inteira repetidamente.</w:t>
+      </w:r>
+    </w:p>
+    <w:p>
+      <w:pPr>
+        <w:rPr>
+          <w:b/>
+          <w:bCs/>
+        </w:rPr>
+      </w:pPr>
+      <w:r>
+        <w:rPr>
+          <w:b/>
+          <w:bCs/>
+        </w:rPr>
+        <w:t>Existe ainda o EIGRP (</w:t>
       </w:r>
       <w:proofErr w:type="spellStart"/>
       <w:r>
@@ -910,18 +1370,29 @@
           <w:b/>
           <w:bCs/>
         </w:rPr>
-        <w:t>)</w:t>
-      </w:r>
-      <w:r>
-        <w:t> ,</w:t>
+        <w:t>) ,</w:t>
       </w:r>
       <w:proofErr w:type="gramEnd"/>
       <w:r>
+        <w:rPr>
+          <w:b/>
+          <w:bCs/>
+        </w:rPr>
         <w:t xml:space="preserve"> um protocolo híbrido avançado da Cisco que incorpora características de ambos.</w:t>
       </w:r>
     </w:p>
     <w:p>
-      <w:r>
+      <w:pPr>
+        <w:rPr>
+          <w:b/>
+          <w:bCs/>
+        </w:rPr>
+      </w:pPr>
+      <w:r>
+        <w:rPr>
+          <w:b/>
+          <w:bCs/>
+        </w:rPr>
         <w:t>Uma segunda classificação, crucial para a nossa comparação, divide os protocolos pelo seu escopo de atuação:</w:t>
       </w:r>
     </w:p>
@@ -929,8 +1400,12 @@
       <w:pPr>
         <w:numPr>
           <w:ilvl w:val="0"/>
-          <w:numId w:val="5"/>
+          <w:numId w:val="17"/>
         </w:numPr>
+        <w:rPr>
+          <w:b/>
+          <w:bCs/>
+        </w:rPr>
       </w:pPr>
       <w:r>
         <w:rPr>
@@ -953,18 +1428,19 @@
           <w:b/>
           <w:bCs/>
         </w:rPr>
-        <w:t>):</w:t>
-      </w:r>
-      <w:r>
-        <w:t> Opera dentro de um único sistema autónomo (AS), ou seja, dentro da rede de uma única organização ou provedor. Exemplos: RIP, EIGRP, OSPF, IS-IS.</w:t>
+        <w:t>): Opera dentro de um único sistema autónomo (AS), ou seja, dentro da rede de uma única organização ou provedor. Exemplos: RIP, EIGRP, OSPF, IS-IS.</w:t>
       </w:r>
     </w:p>
     <w:p>
       <w:pPr>
         <w:numPr>
           <w:ilvl w:val="0"/>
-          <w:numId w:val="5"/>
+          <w:numId w:val="17"/>
         </w:numPr>
+        <w:rPr>
+          <w:b/>
+          <w:bCs/>
+        </w:rPr>
       </w:pPr>
       <w:r>
         <w:rPr>
@@ -987,17 +1463,7 @@
           <w:b/>
           <w:bCs/>
         </w:rPr>
-        <w:t>):</w:t>
-      </w:r>
-      <w:r>
-        <w:t> Opera entre diferentes sistemas autónomos, sendo o protocolo que interliga as redes dos diversos provedores e grandes organizações que formam a Internet. Exemplo: </w:t>
-      </w:r>
-      <w:r>
-        <w:rPr>
-          <w:b/>
-          <w:bCs/>
-        </w:rPr>
-        <w:t>BGP (</w:t>
+        <w:t>): Opera entre diferentes sistemas autónomos, sendo o protocolo que interliga as redes dos diversos provedores e grandes organizações que formam a Internet. Exemplo: BGP (</w:t>
       </w:r>
       <w:proofErr w:type="spellStart"/>
       <w:r>
@@ -1030,10 +1496,7 @@
           <w:b/>
           <w:bCs/>
         </w:rPr>
-        <w:t>)</w:t>
-      </w:r>
-      <w:r>
-        <w:t> .</w:t>
+        <w:t>) .</w:t>
       </w:r>
       <w:proofErr w:type="gramEnd"/>
     </w:p>
@@ -1049,20 +1512,22 @@
           <w:b/>
           <w:bCs/>
         </w:rPr>
-        <w:lastRenderedPageBreak/>
         <w:t>3.2. Definição do IS-IS: A Origem do Nome e a Sigla</w:t>
       </w:r>
     </w:p>
     <w:p>
-      <w:r>
-        <w:t>O </w:t>
-      </w:r>
-      <w:r>
-        <w:rPr>
-          <w:b/>
-          <w:bCs/>
-        </w:rPr>
-        <w:t>IS-IS (</w:t>
+      <w:pPr>
+        <w:rPr>
+          <w:b/>
+          <w:bCs/>
+        </w:rPr>
+      </w:pPr>
+      <w:r>
+        <w:rPr>
+          <w:b/>
+          <w:bCs/>
+        </w:rPr>
+        <w:t>O IS-IS (</w:t>
       </w:r>
       <w:proofErr w:type="spellStart"/>
       <w:r>
@@ -1126,30 +1591,53 @@
           <w:b/>
           <w:bCs/>
         </w:rPr>
-        <w:t>)</w:t>
-      </w:r>
-      <w:r>
-        <w:t xml:space="preserve"> é um protocolo de roteamento de estado de enlace do tipo IGP. A sua sigla e o seu nome revelam as suas origens no mundo do modelo de referência OSI (Open </w:t>
-      </w:r>
-      <w:proofErr w:type="spellStart"/>
-      <w:r>
+        <w:t xml:space="preserve">) é um protocolo de roteamento de estado de enlace do tipo IGP. A sua sigla e o seu nome revelam as suas origens no mundo do modelo de referência OSI (Open </w:t>
+      </w:r>
+      <w:proofErr w:type="spellStart"/>
+      <w:r>
+        <w:rPr>
+          <w:b/>
+          <w:bCs/>
+        </w:rPr>
         <w:t>Systems</w:t>
       </w:r>
       <w:proofErr w:type="spellEnd"/>
       <w:r>
+        <w:rPr>
+          <w:b/>
+          <w:bCs/>
+        </w:rPr>
         <w:t xml:space="preserve"> </w:t>
       </w:r>
       <w:proofErr w:type="spellStart"/>
       <w:r>
+        <w:rPr>
+          <w:b/>
+          <w:bCs/>
+        </w:rPr>
         <w:t>Interconnection</w:t>
       </w:r>
       <w:proofErr w:type="spellEnd"/>
       <w:r>
+        <w:rPr>
+          <w:b/>
+          <w:bCs/>
+        </w:rPr>
         <w:t>).</w:t>
       </w:r>
     </w:p>
     <w:p>
-      <w:r>
+      <w:pPr>
+        <w:rPr>
+          <w:b/>
+          <w:bCs/>
+        </w:rPr>
+      </w:pPr>
+      <w:r>
+        <w:rPr>
+          <w:b/>
+          <w:bCs/>
+        </w:rPr>
         <w:t>Na terminologia OSI, os dispositivos de rede são classificados de forma genérica:</w:t>
       </w:r>
     </w:p>
@@ -1157,8 +1645,12 @@
       <w:pPr>
         <w:numPr>
           <w:ilvl w:val="0"/>
-          <w:numId w:val="6"/>
+          <w:numId w:val="18"/>
         </w:numPr>
+        <w:rPr>
+          <w:b/>
+          <w:bCs/>
+        </w:rPr>
       </w:pPr>
       <w:r>
         <w:rPr>
@@ -1197,14 +1689,13 @@
           <w:b/>
           <w:bCs/>
         </w:rPr>
-        <w:t>):</w:t>
-      </w:r>
-      <w:r>
-        <w:t> Sistema Final. Refere-se a um dispositivo final, como um computador, servidor ou impressora, que origina ou recebe dados, mas não os encaminha. No mundo TCP/IP, é um </w:t>
-      </w:r>
-      <w:proofErr w:type="spellStart"/>
-      <w:r>
-        <w:rPr>
+        <w:t>): Sistema Final. Refere-se a um dispositivo final, como um computador, servidor ou impressora, que origina ou recebe dados, mas não os encaminha. No mundo TCP/IP, é um </w:t>
+      </w:r>
+      <w:proofErr w:type="spellStart"/>
+      <w:r>
+        <w:rPr>
+          <w:b/>
+          <w:bCs/>
           <w:i/>
           <w:iCs/>
         </w:rPr>
@@ -1212,6 +1703,10 @@
       </w:r>
       <w:proofErr w:type="spellEnd"/>
       <w:r>
+        <w:rPr>
+          <w:b/>
+          <w:bCs/>
+        </w:rPr>
         <w:t>.</w:t>
       </w:r>
     </w:p>
@@ -1219,8 +1714,12 @@
       <w:pPr>
         <w:numPr>
           <w:ilvl w:val="0"/>
-          <w:numId w:val="6"/>
+          <w:numId w:val="18"/>
         </w:numPr>
+        <w:rPr>
+          <w:b/>
+          <w:bCs/>
+        </w:rPr>
       </w:pPr>
       <w:r>
         <w:rPr>
@@ -1259,122 +1758,235 @@
           <w:b/>
           <w:bCs/>
         </w:rPr>
-        <w:t>):</w:t>
-      </w:r>
-      <w:r>
-        <w:t> Sistema Intermediário. Refere-se a um dispositivo que encaminha dados entre sistemas finais. No mundo TCP/IP, é um </w:t>
-      </w:r>
-      <w:r>
-        <w:rPr>
+        <w:t>): Sistema Intermediário. Refere-se a um dispositivo que encaminha dados entre sistemas finais. No mundo TCP/IP, é um </w:t>
+      </w:r>
+      <w:r>
+        <w:rPr>
+          <w:b/>
+          <w:bCs/>
           <w:i/>
           <w:iCs/>
         </w:rPr>
         <w:t>roteador</w:t>
       </w:r>
       <w:r>
+        <w:rPr>
+          <w:b/>
+          <w:bCs/>
+        </w:rPr>
         <w:t>.</w:t>
       </w:r>
     </w:p>
     <w:p>
-      <w:r>
+      <w:pPr>
+        <w:rPr>
+          <w:b/>
+          <w:bCs/>
+        </w:rPr>
+      </w:pPr>
+      <w:r>
+        <w:rPr>
+          <w:b/>
+          <w:bCs/>
+        </w:rPr>
         <w:t>Portanto, a tradução literal de "</w:t>
       </w:r>
       <w:proofErr w:type="spellStart"/>
       <w:r>
+        <w:rPr>
+          <w:b/>
+          <w:bCs/>
+        </w:rPr>
         <w:t>Intermediate</w:t>
       </w:r>
       <w:proofErr w:type="spellEnd"/>
       <w:r>
+        <w:rPr>
+          <w:b/>
+          <w:bCs/>
+        </w:rPr>
         <w:t xml:space="preserve"> </w:t>
       </w:r>
       <w:proofErr w:type="spellStart"/>
       <w:r>
+        <w:rPr>
+          <w:b/>
+          <w:bCs/>
+        </w:rPr>
         <w:t>System</w:t>
       </w:r>
       <w:proofErr w:type="spellEnd"/>
       <w:r>
+        <w:rPr>
+          <w:b/>
+          <w:bCs/>
+        </w:rPr>
         <w:t xml:space="preserve"> to </w:t>
       </w:r>
       <w:proofErr w:type="spellStart"/>
       <w:r>
+        <w:rPr>
+          <w:b/>
+          <w:bCs/>
+        </w:rPr>
         <w:t>Intermediate</w:t>
       </w:r>
       <w:proofErr w:type="spellEnd"/>
       <w:r>
+        <w:rPr>
+          <w:b/>
+          <w:bCs/>
+        </w:rPr>
         <w:t xml:space="preserve"> </w:t>
       </w:r>
       <w:proofErr w:type="spellStart"/>
       <w:r>
+        <w:rPr>
+          <w:b/>
+          <w:bCs/>
+        </w:rPr>
         <w:t>System</w:t>
       </w:r>
       <w:proofErr w:type="spellEnd"/>
       <w:r>
+        <w:rPr>
+          <w:b/>
+          <w:bCs/>
+        </w:rPr>
         <w:t>" é "Sistema Intermediário para Sistema Intermediário". O nome do protocolo, IS-IS, descreve precisamente a sua função primordial: é um protocolo projetado para a comunicação e troca de informações de roteamento entre roteadores (IS), distinguindo-se do protocolo ES-IS (</w:t>
       </w:r>
       <w:proofErr w:type="spellStart"/>
       <w:r>
+        <w:rPr>
+          <w:b/>
+          <w:bCs/>
+        </w:rPr>
         <w:t>End</w:t>
       </w:r>
       <w:proofErr w:type="spellEnd"/>
       <w:r>
+        <w:rPr>
+          <w:b/>
+          <w:bCs/>
+        </w:rPr>
         <w:t xml:space="preserve"> </w:t>
       </w:r>
       <w:proofErr w:type="spellStart"/>
       <w:r>
+        <w:rPr>
+          <w:b/>
+          <w:bCs/>
+        </w:rPr>
         <w:t>System</w:t>
       </w:r>
       <w:proofErr w:type="spellEnd"/>
       <w:r>
+        <w:rPr>
+          <w:b/>
+          <w:bCs/>
+        </w:rPr>
         <w:t xml:space="preserve"> to </w:t>
       </w:r>
       <w:proofErr w:type="spellStart"/>
       <w:r>
+        <w:rPr>
+          <w:b/>
+          <w:bCs/>
+        </w:rPr>
         <w:t>Intermediate</w:t>
       </w:r>
       <w:proofErr w:type="spellEnd"/>
       <w:r>
+        <w:rPr>
+          <w:b/>
+          <w:bCs/>
+        </w:rPr>
         <w:t xml:space="preserve"> </w:t>
       </w:r>
       <w:proofErr w:type="spellStart"/>
       <w:r>
+        <w:rPr>
+          <w:b/>
+          <w:bCs/>
+        </w:rPr>
         <w:t>System</w:t>
       </w:r>
       <w:proofErr w:type="spellEnd"/>
       <w:r>
+        <w:rPr>
+          <w:b/>
+          <w:bCs/>
+        </w:rPr>
         <w:t xml:space="preserve">), que era usado para descoberta de </w:t>
       </w:r>
       <w:proofErr w:type="spellStart"/>
       <w:r>
+        <w:rPr>
+          <w:b/>
+          <w:bCs/>
+        </w:rPr>
         <w:t>gateways</w:t>
       </w:r>
       <w:proofErr w:type="spellEnd"/>
       <w:r>
+        <w:rPr>
+          <w:b/>
+          <w:bCs/>
+        </w:rPr>
         <w:t xml:space="preserve"> por </w:t>
       </w:r>
       <w:proofErr w:type="spellStart"/>
       <w:r>
+        <w:rPr>
+          <w:b/>
+          <w:bCs/>
+        </w:rPr>
         <w:t>hosts</w:t>
       </w:r>
       <w:proofErr w:type="spellEnd"/>
       <w:r>
+        <w:rPr>
+          <w:b/>
+          <w:bCs/>
+        </w:rPr>
         <w:t xml:space="preserve"> no modelo OSI, mas que caiu em desuso. Esta nomenclatura sublinha que o IS-IS é um protocolo de roteamento puro, focado exclusivamente na construção do mapa de conectividade entre os elementos centrais da rede.</w:t>
       </w:r>
     </w:p>
     <w:p>
-      <w:r>
+      <w:pPr>
+        <w:rPr>
+          <w:b/>
+          <w:bCs/>
+        </w:rPr>
+      </w:pPr>
+      <w:r>
+        <w:rPr>
+          <w:b/>
+          <w:bCs/>
+        </w:rPr>
         <w:t xml:space="preserve">Como explica Andrew S. </w:t>
       </w:r>
       <w:proofErr w:type="spellStart"/>
       <w:r>
+        <w:rPr>
+          <w:b/>
+          <w:bCs/>
+        </w:rPr>
         <w:t>Tanenbaum</w:t>
       </w:r>
       <w:proofErr w:type="spellEnd"/>
       <w:r>
+        <w:rPr>
+          <w:b/>
+          <w:bCs/>
+        </w:rPr>
         <w:t xml:space="preserve"> na sua obra </w:t>
       </w:r>
       <w:proofErr w:type="spellStart"/>
       <w:r>
         <w:rPr>
+          <w:b/>
+          <w:bCs/>
           <w:i/>
           <w:iCs/>
         </w:rPr>
@@ -1383,30 +1995,60 @@
       <w:proofErr w:type="spellEnd"/>
       <w:r>
         <w:rPr>
+          <w:b/>
+          <w:bCs/>
           <w:i/>
           <w:iCs/>
         </w:rPr>
         <w:t xml:space="preserve"> Networks</w:t>
       </w:r>
       <w:r>
-        <w:t xml:space="preserve">, "Basicamente, o IS-IS distribui uma visão instantânea da topologia de roteador, a partir da qual são calculados os caminhos mais curtos. Cada roteador anuncia, em suas informações de estado de enlace, quais endereços da camada de rede ele pode alcançar diretamente. Esses endereços podem ser IP, IPX, </w:t>
-      </w:r>
-      <w:proofErr w:type="spellStart"/>
-      <w:r>
+        <w:rPr>
+          <w:b/>
+          <w:bCs/>
+        </w:rPr>
+        <w:t xml:space="preserve">, "Basicamente, o IS-IS distribui uma visão instantânea da topologia de roteador, a partir da qual são calculados os caminhos mais curtos. Cada roteador anuncia, em suas informações de estado de enlace, </w:t>
+      </w:r>
+      <w:r>
+        <w:rPr>
+          <w:b/>
+          <w:bCs/>
+        </w:rPr>
+        <w:lastRenderedPageBreak/>
+        <w:t xml:space="preserve">quais endereços da camada de rede ele pode alcançar diretamente. Esses endereços podem ser IP, IPX, </w:t>
+      </w:r>
+      <w:proofErr w:type="spellStart"/>
+      <w:r>
+        <w:rPr>
+          <w:b/>
+          <w:bCs/>
+        </w:rPr>
         <w:t>AppleTalk</w:t>
       </w:r>
       <w:proofErr w:type="spellEnd"/>
       <w:r>
+        <w:rPr>
+          <w:b/>
+          <w:bCs/>
+        </w:rPr>
         <w:t xml:space="preserve"> ou quaisquer outros endereços. O IS-IS é capaz até mesmo de aceitar vários protocolos da camada de rede ao mesmo tempo." Esta capacidade </w:t>
       </w:r>
       <w:proofErr w:type="spellStart"/>
       <w:proofErr w:type="gramStart"/>
       <w:r>
+        <w:rPr>
+          <w:b/>
+          <w:bCs/>
+        </w:rPr>
         <w:t>multi-protocolo</w:t>
       </w:r>
       <w:proofErr w:type="spellEnd"/>
       <w:proofErr w:type="gramEnd"/>
       <w:r>
+        <w:rPr>
+          <w:b/>
+          <w:bCs/>
+        </w:rPr>
         <w:t xml:space="preserve"> nativa, rara nos seus concorrentes, é uma das marcas distintivas do seu design original.</w:t>
       </w:r>
     </w:p>
@@ -1426,7 +2068,17 @@
       </w:r>
     </w:p>
     <w:p>
-      <w:r>
+      <w:pPr>
+        <w:rPr>
+          <w:b/>
+          <w:bCs/>
+        </w:rPr>
+      </w:pPr>
+      <w:r>
+        <w:rPr>
+          <w:b/>
+          <w:bCs/>
+        </w:rPr>
         <w:t>A história do IS-IS está profundamente entrelaçada com a "Guerra dos Protocolos" das décadas de 1980 e 1990, um período em que o futuro das redes era disputado entre o modelo OSI e a pilha TCP/IP.</w:t>
       </w:r>
     </w:p>
@@ -1434,8 +2086,12 @@
       <w:pPr>
         <w:numPr>
           <w:ilvl w:val="0"/>
-          <w:numId w:val="7"/>
+          <w:numId w:val="19"/>
         </w:numPr>
+        <w:rPr>
+          <w:b/>
+          <w:bCs/>
+        </w:rPr>
       </w:pPr>
       <w:r>
         <w:rPr>
@@ -1474,17 +2130,7 @@
           <w:b/>
           <w:bCs/>
         </w:rPr>
-        <w:t xml:space="preserve"> V.</w:t>
-      </w:r>
-      <w:r>
-        <w:t> O IS-IS não nasceu num comité de padronização da Internet (IETF), mas sim nos laboratórios da </w:t>
-      </w:r>
-      <w:r>
-        <w:rPr>
-          <w:b/>
-          <w:bCs/>
-        </w:rPr>
-        <w:t xml:space="preserve">Digital </w:t>
+        <w:t xml:space="preserve"> V. O IS-IS não nasceu num comité de padronização da Internet (IETF), mas sim nos laboratórios da Digital </w:t>
       </w:r>
       <w:proofErr w:type="spellStart"/>
       <w:r>
@@ -1524,13 +2170,14 @@
           <w:b/>
           <w:bCs/>
         </w:rPr>
-        <w:t>)</w:t>
-      </w:r>
-      <w:r>
-        <w:t> .</w:t>
+        <w:t>) .</w:t>
       </w:r>
       <w:proofErr w:type="gramEnd"/>
       <w:r>
+        <w:rPr>
+          <w:b/>
+          <w:bCs/>
+        </w:rPr>
         <w:t xml:space="preserve"> A equipa liderada por Radia Perlman, uma figura lendária na ciência da computação, projetou o protocolo para ser o motor de roteamento da </w:t>
       </w:r>
       <w:proofErr w:type="spellStart"/>
@@ -1563,25 +2210,38 @@
           <w:b/>
           <w:bCs/>
         </w:rPr>
-        <w:t xml:space="preserve"> V</w:t>
-      </w:r>
-      <w:r>
-        <w:t xml:space="preserve">, a arquitetura de rede proprietária da DEC. O objetivo era ambicioso: criar um protocolo de roteamento dinâmico, hierárquico e de estado de enlace que fosse intrinsecamente superior ao então dominante protocolo de vetor-distância, o RIP. A DEC, acreditando no sucesso do modelo OSI, submeteu o seu protocolo para padronização. Conforme contextualiza </w:t>
-      </w:r>
-      <w:proofErr w:type="spellStart"/>
-      <w:r>
+        <w:t xml:space="preserve"> V, a arquitetura de rede proprietária da DEC. O objetivo era ambicioso: criar um protocolo de roteamento dinâmico, hierárquico e de estado de enlace que fosse intrinsecamente superior ao então dominante protocolo de vetor-distância, o RIP. A DEC, acreditando no sucesso do modelo OSI, submeteu o seu protocolo para padronização. Conforme contextualiza </w:t>
+      </w:r>
+      <w:proofErr w:type="spellStart"/>
+      <w:r>
+        <w:rPr>
+          <w:b/>
+          <w:bCs/>
+        </w:rPr>
         <w:t>Tanenbaum</w:t>
       </w:r>
       <w:proofErr w:type="spellEnd"/>
       <w:r>
+        <w:rPr>
+          <w:b/>
+          <w:bCs/>
+        </w:rPr>
         <w:t xml:space="preserve">, o IS-IS foi "projetado para a </w:t>
       </w:r>
       <w:proofErr w:type="spellStart"/>
       <w:r>
+        <w:rPr>
+          <w:b/>
+          <w:bCs/>
+        </w:rPr>
         <w:t>DECnet</w:t>
       </w:r>
       <w:proofErr w:type="spellEnd"/>
       <w:r>
+        <w:rPr>
+          <w:b/>
+          <w:bCs/>
+        </w:rPr>
         <w:t xml:space="preserve"> e adotado mais tarde pela ISO para uso com seu protocolo da camada de rede sem conexões, o CLNP."</w:t>
       </w:r>
     </w:p>
@@ -1589,76 +2249,114 @@
       <w:pPr>
         <w:numPr>
           <w:ilvl w:val="0"/>
-          <w:numId w:val="7"/>
+          <w:numId w:val="19"/>
         </w:numPr>
-      </w:pPr>
-      <w:r>
-        <w:rPr>
-          <w:b/>
-          <w:bCs/>
-        </w:rPr>
-        <w:t>1987-1990: Padronização pela ISO.</w:t>
-      </w:r>
-      <w:r>
-        <w:t> A Organização Internacional para Padronização (ISO) adotou e publicou o protocolo como </w:t>
-      </w:r>
-      <w:r>
-        <w:rPr>
-          <w:b/>
-          <w:bCs/>
-        </w:rPr>
-        <w:t>ISO/IEC 10589</w:t>
-      </w:r>
-      <w:r>
-        <w:t xml:space="preserve">, batizando-o de </w:t>
-      </w:r>
-      <w:proofErr w:type="spellStart"/>
-      <w:r>
+        <w:rPr>
+          <w:b/>
+          <w:bCs/>
+        </w:rPr>
+      </w:pPr>
+      <w:r>
+        <w:rPr>
+          <w:b/>
+          <w:bCs/>
+        </w:rPr>
+        <w:t xml:space="preserve">1987-1990: Padronização pela ISO. A Organização Internacional para Padronização (ISO) adotou e publicou o protocolo como ISO/IEC 10589, batizando-o de </w:t>
+      </w:r>
+      <w:proofErr w:type="spellStart"/>
+      <w:r>
+        <w:rPr>
+          <w:b/>
+          <w:bCs/>
+        </w:rPr>
         <w:t>Intermediate</w:t>
       </w:r>
       <w:proofErr w:type="spellEnd"/>
       <w:r>
+        <w:rPr>
+          <w:b/>
+          <w:bCs/>
+        </w:rPr>
         <w:t xml:space="preserve"> </w:t>
       </w:r>
       <w:proofErr w:type="spellStart"/>
       <w:r>
-        <w:lastRenderedPageBreak/>
+        <w:rPr>
+          <w:b/>
+          <w:bCs/>
+        </w:rPr>
         <w:t>System</w:t>
       </w:r>
       <w:proofErr w:type="spellEnd"/>
       <w:r>
+        <w:rPr>
+          <w:b/>
+          <w:bCs/>
+        </w:rPr>
         <w:t xml:space="preserve"> to </w:t>
       </w:r>
       <w:proofErr w:type="spellStart"/>
       <w:r>
+        <w:rPr>
+          <w:b/>
+          <w:bCs/>
+        </w:rPr>
         <w:t>Intermediate</w:t>
       </w:r>
       <w:proofErr w:type="spellEnd"/>
       <w:r>
+        <w:rPr>
+          <w:b/>
+          <w:bCs/>
+        </w:rPr>
         <w:t xml:space="preserve"> </w:t>
       </w:r>
       <w:proofErr w:type="spellStart"/>
       <w:r>
+        <w:rPr>
+          <w:b/>
+          <w:bCs/>
+        </w:rPr>
         <w:t>System</w:t>
       </w:r>
       <w:proofErr w:type="spellEnd"/>
       <w:r>
+        <w:rPr>
+          <w:b/>
+          <w:bCs/>
+        </w:rPr>
         <w:t>. Ele foi projetado para rotear pacotes CLNP (</w:t>
       </w:r>
       <w:proofErr w:type="spellStart"/>
       <w:r>
+        <w:rPr>
+          <w:b/>
+          <w:bCs/>
+        </w:rPr>
         <w:t>Connectionless</w:t>
       </w:r>
       <w:proofErr w:type="spellEnd"/>
       <w:r>
+        <w:rPr>
+          <w:b/>
+          <w:bCs/>
+        </w:rPr>
         <w:t xml:space="preserve"> Network </w:t>
       </w:r>
       <w:proofErr w:type="spellStart"/>
       <w:r>
+        <w:rPr>
+          <w:b/>
+          <w:bCs/>
+        </w:rPr>
         <w:t>Protocol</w:t>
       </w:r>
       <w:proofErr w:type="spellEnd"/>
       <w:r>
+        <w:rPr>
+          <w:b/>
+          <w:bCs/>
+        </w:rPr>
         <w:t>), o equivalente OSI ao IP, utilizando endereços NSAP. O TCP/IP, na época, ainda era uma solução académica e militar, não o padrão comercial global.</w:t>
       </w:r>
     </w:p>
@@ -1666,71 +2364,80 @@
       <w:pPr>
         <w:numPr>
           <w:ilvl w:val="0"/>
-          <w:numId w:val="7"/>
+          <w:numId w:val="19"/>
         </w:numPr>
-      </w:pPr>
-      <w:r>
-        <w:rPr>
-          <w:b/>
-          <w:bCs/>
-        </w:rPr>
-        <w:t>1990: O Ponto de Viragem com a RFC 1195.</w:t>
-      </w:r>
-      <w:r>
-        <w:t xml:space="preserve"> Com o declínio do modelo OSI e a vitória contundente do TCP/IP, o IS-IS enfrentava a obsolescência. Contudo, a sua arquitetura era boa demais para ser descartada. Como nota </w:t>
-      </w:r>
-      <w:proofErr w:type="spellStart"/>
-      <w:r>
+        <w:rPr>
+          <w:b/>
+          <w:bCs/>
+        </w:rPr>
+      </w:pPr>
+      <w:r>
+        <w:rPr>
+          <w:b/>
+          <w:bCs/>
+        </w:rPr>
+        <w:t xml:space="preserve">1990: O Ponto de Viragem com a RFC 1195. Com o declínio do modelo OSI e a vitória contundente do TCP/IP, o IS-IS enfrentava a obsolescência. Contudo, a sua arquitetura era boa demais para ser descartada. Como nota </w:t>
+      </w:r>
+      <w:proofErr w:type="spellStart"/>
+      <w:r>
+        <w:rPr>
+          <w:b/>
+          <w:bCs/>
+        </w:rPr>
         <w:t>Tanenbaum</w:t>
       </w:r>
       <w:proofErr w:type="spellEnd"/>
       <w:r>
+        <w:rPr>
+          <w:b/>
+          <w:bCs/>
+        </w:rPr>
         <w:t xml:space="preserve">, "desde então, ele foi modificado para tratar de outros protocolos também; dentre eles, destacamos o IP." </w:t>
       </w:r>
       <w:r>
         <w:rPr>
+          <w:b/>
+          <w:bCs/>
           <w:lang w:val="en-US"/>
         </w:rPr>
-        <w:t>Em 1990, uma equipa que incluía Ross Callon e Chris Gunner publicou a </w:t>
-      </w:r>
-      <w:r>
-        <w:rPr>
-          <w:b/>
-          <w:bCs/>
-          <w:lang w:val="en-US"/>
-        </w:rPr>
-        <w:t>RFC 1195, "Use of OSI IS-IS for Routing in TCP/IP and Dual Environments"</w:t>
-      </w:r>
-      <w:r>
-        <w:rPr>
-          <w:lang w:val="en-US"/>
-        </w:rPr>
-        <w:t xml:space="preserve"> . </w:t>
-      </w:r>
-      <w:r>
-        <w:t>Esta RFC definiu o </w:t>
-      </w:r>
-      <w:r>
-        <w:rPr>
-          <w:b/>
-          <w:bCs/>
-        </w:rPr>
-        <w:t>IS-IS Integrado</w:t>
-      </w:r>
-      <w:r>
-        <w:t>, uma extensão genial que permitia ao mesmo protocolo, numa única instância, rotear simultaneamente pacotes IP e CLNP. Esta capacidade deu-lhe uma vantagem de extensibilidade sobre o seu principal rival emergente, o OSPF, que foi projetado apenas para IP.</w:t>
-      </w:r>
-    </w:p>
-    <w:p>
-      <w:r>
+        <w:t xml:space="preserve">Em 1990, uma equipa que incluía Ross Callon e Chris Gunner publicou a RFC 1195, "Use of OSI IS-IS for Routing in TCP/IP and Dual Environments" . </w:t>
+      </w:r>
+      <w:r>
+        <w:rPr>
+          <w:b/>
+          <w:bCs/>
+        </w:rPr>
+        <w:t>Esta RFC definiu o IS-IS Integrado, uma extensão genial que permitia ao mesmo protocolo, numa única instância, rotear simultaneamente pacotes IP e CLNP. Esta capacidade deu-lhe uma vantagem de extensibilidade sobre o seu principal rival emergente, o OSPF, que foi projetado apenas para IP.</w:t>
+      </w:r>
+    </w:p>
+    <w:p>
+      <w:pPr>
+        <w:rPr>
+          <w:b/>
+          <w:bCs/>
+        </w:rPr>
+      </w:pPr>
+      <w:r>
+        <w:rPr>
+          <w:b/>
+          <w:bCs/>
+        </w:rPr>
         <w:t xml:space="preserve">A necessidade que justificou a sua criação foi, portanto, dupla: primeiro, prover um roteamento hierárquico de estado de enlace muito superior ao RIP para as redes de grande porte da era OSI; e segundo, e mais crucialmente, sua adaptação via IS-IS Integrado resolveu o problema de como fazer a transição de redes da era OSI para a era IP sem uma rutura traumática, oferecendo uma plataforma estável e extensível que os </w:t>
       </w:r>
       <w:proofErr w:type="spellStart"/>
       <w:r>
+        <w:rPr>
+          <w:b/>
+          <w:bCs/>
+        </w:rPr>
         <w:t>ISPs</w:t>
       </w:r>
       <w:proofErr w:type="spellEnd"/>
       <w:r>
+        <w:rPr>
+          <w:b/>
+          <w:bCs/>
+        </w:rPr>
         <w:t xml:space="preserve"> nascentes precisavam desesperadamente.</w:t>
       </w:r>
     </w:p>
@@ -1750,23 +2457,50 @@
       </w:r>
     </w:p>
     <w:p>
-      <w:r>
+      <w:pPr>
+        <w:rPr>
+          <w:b/>
+          <w:bCs/>
+        </w:rPr>
+      </w:pPr>
+      <w:r>
+        <w:rPr>
+          <w:b/>
+          <w:bCs/>
+        </w:rPr>
+        <w:lastRenderedPageBreak/>
         <w:t xml:space="preserve">Para entender a posição do IS-IS, é necessário compará-lo com o espectro completo de protocolos de roteamento populares, incluindo agora o BGP. É relevante notar que, como destaca </w:t>
       </w:r>
       <w:proofErr w:type="spellStart"/>
       <w:r>
+        <w:rPr>
+          <w:b/>
+          <w:bCs/>
+        </w:rPr>
         <w:t>Tanenbaum</w:t>
       </w:r>
       <w:proofErr w:type="spellEnd"/>
       <w:r>
+        <w:rPr>
+          <w:b/>
+          <w:bCs/>
+        </w:rPr>
         <w:t xml:space="preserve">, "muitas das inovações projetadas para o IS-IS foram adotadas pelo OSPF (o OSPF foi desenvolvido vários anos depois do IS-IS). Dentre essas inovações estão... um método de </w:t>
       </w:r>
       <w:proofErr w:type="spellStart"/>
       <w:r>
+        <w:rPr>
+          <w:b/>
+          <w:bCs/>
+        </w:rPr>
         <w:t>autoestabilização</w:t>
       </w:r>
       <w:proofErr w:type="spellEnd"/>
       <w:r>
+        <w:rPr>
+          <w:b/>
+          <w:bCs/>
+        </w:rPr>
         <w:t xml:space="preserve"> de atualizações de estado de enlace por inundação, o conceito de um roteador designado em uma LAN, e o método de cálculo e suporte de divisão de caminhos, além de várias unidades métricas." Isto significa que o IS-IS foi, historicamente, o pioneiro em muitas funcionalidades que hoje associamos a protocolos de estado de enlace.</w:t>
       </w:r>
     </w:p>
@@ -1782,12 +2516,12 @@
         <w:tblLook w:val="04A0" w:firstRow="1" w:lastRow="0" w:firstColumn="1" w:lastColumn="0" w:noHBand="0" w:noVBand="1"/>
       </w:tblPr>
       <w:tblGrid>
-        <w:gridCol w:w="1548"/>
-        <w:gridCol w:w="1271"/>
-        <w:gridCol w:w="1435"/>
-        <w:gridCol w:w="1435"/>
-        <w:gridCol w:w="1332"/>
-        <w:gridCol w:w="1483"/>
+        <w:gridCol w:w="1525"/>
+        <w:gridCol w:w="1277"/>
+        <w:gridCol w:w="1443"/>
+        <w:gridCol w:w="1443"/>
+        <w:gridCol w:w="1318"/>
+        <w:gridCol w:w="1498"/>
       </w:tblGrid>
       <w:tr>
         <w:trPr>
@@ -1809,7 +2543,17 @@
             <w:hideMark/>
           </w:tcPr>
           <w:p>
+            <w:pPr>
+              <w:rPr>
+                <w:b/>
+                <w:bCs/>
+              </w:rPr>
+            </w:pPr>
             <w:r>
+              <w:rPr>
+                <w:b/>
+                <w:bCs/>
+              </w:rPr>
               <w:t>Característica</w:t>
             </w:r>
           </w:p>
@@ -1830,6 +2574,12 @@
             <w:hideMark/>
           </w:tcPr>
           <w:p>
+            <w:pPr>
+              <w:rPr>
+                <w:b/>
+                <w:bCs/>
+              </w:rPr>
+            </w:pPr>
             <w:r>
               <w:rPr>
                 <w:b/>
@@ -1855,6 +2605,12 @@
             <w:hideMark/>
           </w:tcPr>
           <w:p>
+            <w:pPr>
+              <w:rPr>
+                <w:b/>
+                <w:bCs/>
+              </w:rPr>
+            </w:pPr>
             <w:r>
               <w:rPr>
                 <w:b/>
@@ -1880,6 +2636,12 @@
             <w:hideMark/>
           </w:tcPr>
           <w:p>
+            <w:pPr>
+              <w:rPr>
+                <w:b/>
+                <w:bCs/>
+              </w:rPr>
+            </w:pPr>
             <w:r>
               <w:rPr>
                 <w:b/>
@@ -1905,6 +2667,12 @@
             <w:hideMark/>
           </w:tcPr>
           <w:p>
+            <w:pPr>
+              <w:rPr>
+                <w:b/>
+                <w:bCs/>
+              </w:rPr>
+            </w:pPr>
             <w:r>
               <w:rPr>
                 <w:b/>
@@ -1930,6 +2698,12 @@
             <w:hideMark/>
           </w:tcPr>
           <w:p>
+            <w:pPr>
+              <w:rPr>
+                <w:b/>
+                <w:bCs/>
+              </w:rPr>
+            </w:pPr>
             <w:r>
               <w:rPr>
                 <w:b/>
@@ -1954,6 +2728,12 @@
             <w:hideMark/>
           </w:tcPr>
           <w:p>
+            <w:pPr>
+              <w:rPr>
+                <w:b/>
+                <w:bCs/>
+              </w:rPr>
+            </w:pPr>
             <w:r>
               <w:rPr>
                 <w:b/>
@@ -1976,7 +2756,17 @@
             <w:hideMark/>
           </w:tcPr>
           <w:p>
+            <w:pPr>
+              <w:rPr>
+                <w:b/>
+                <w:bCs/>
+              </w:rPr>
+            </w:pPr>
             <w:r>
+              <w:rPr>
+                <w:b/>
+                <w:bCs/>
+              </w:rPr>
               <w:t>IGP</w:t>
             </w:r>
           </w:p>
@@ -1994,7 +2784,17 @@
             <w:hideMark/>
           </w:tcPr>
           <w:p>
+            <w:pPr>
+              <w:rPr>
+                <w:b/>
+                <w:bCs/>
+              </w:rPr>
+            </w:pPr>
             <w:r>
+              <w:rPr>
+                <w:b/>
+                <w:bCs/>
+              </w:rPr>
               <w:t>IGP</w:t>
             </w:r>
           </w:p>
@@ -2012,7 +2812,17 @@
             <w:hideMark/>
           </w:tcPr>
           <w:p>
+            <w:pPr>
+              <w:rPr>
+                <w:b/>
+                <w:bCs/>
+              </w:rPr>
+            </w:pPr>
             <w:r>
+              <w:rPr>
+                <w:b/>
+                <w:bCs/>
+              </w:rPr>
               <w:t>IGP</w:t>
             </w:r>
           </w:p>
@@ -2030,7 +2840,17 @@
             <w:hideMark/>
           </w:tcPr>
           <w:p>
+            <w:pPr>
+              <w:rPr>
+                <w:b/>
+                <w:bCs/>
+              </w:rPr>
+            </w:pPr>
             <w:r>
+              <w:rPr>
+                <w:b/>
+                <w:bCs/>
+              </w:rPr>
               <w:t>IGP</w:t>
             </w:r>
           </w:p>
@@ -2048,6 +2868,12 @@
             <w:hideMark/>
           </w:tcPr>
           <w:p>
+            <w:pPr>
+              <w:rPr>
+                <w:b/>
+                <w:bCs/>
+              </w:rPr>
+            </w:pPr>
             <w:r>
               <w:rPr>
                 <w:b/>
@@ -2072,6 +2898,12 @@
             <w:hideMark/>
           </w:tcPr>
           <w:p>
+            <w:pPr>
+              <w:rPr>
+                <w:b/>
+                <w:bCs/>
+              </w:rPr>
+            </w:pPr>
             <w:r>
               <w:rPr>
                 <w:b/>
@@ -2094,7 +2926,17 @@
             <w:hideMark/>
           </w:tcPr>
           <w:p>
+            <w:pPr>
+              <w:rPr>
+                <w:b/>
+                <w:bCs/>
+              </w:rPr>
+            </w:pPr>
             <w:r>
+              <w:rPr>
+                <w:b/>
+                <w:bCs/>
+              </w:rPr>
               <w:t>Vetor-Distância</w:t>
             </w:r>
           </w:p>
@@ -2112,7 +2954,17 @@
             <w:hideMark/>
           </w:tcPr>
           <w:p>
+            <w:pPr>
+              <w:rPr>
+                <w:b/>
+                <w:bCs/>
+              </w:rPr>
+            </w:pPr>
             <w:r>
+              <w:rPr>
+                <w:b/>
+                <w:bCs/>
+              </w:rPr>
               <w:t>Híbrido (DUAL)</w:t>
             </w:r>
           </w:p>
@@ -2130,7 +2982,17 @@
             <w:hideMark/>
           </w:tcPr>
           <w:p>
+            <w:pPr>
+              <w:rPr>
+                <w:b/>
+                <w:bCs/>
+              </w:rPr>
+            </w:pPr>
             <w:r>
+              <w:rPr>
+                <w:b/>
+                <w:bCs/>
+              </w:rPr>
               <w:t>Estado de Enlace</w:t>
             </w:r>
           </w:p>
@@ -2148,7 +3010,17 @@
             <w:hideMark/>
           </w:tcPr>
           <w:p>
+            <w:pPr>
+              <w:rPr>
+                <w:b/>
+                <w:bCs/>
+              </w:rPr>
+            </w:pPr>
             <w:r>
+              <w:rPr>
+                <w:b/>
+                <w:bCs/>
+              </w:rPr>
               <w:t>Estado de Enlace</w:t>
             </w:r>
           </w:p>
@@ -2166,7 +3038,17 @@
             <w:hideMark/>
           </w:tcPr>
           <w:p>
+            <w:pPr>
+              <w:rPr>
+                <w:b/>
+                <w:bCs/>
+              </w:rPr>
+            </w:pPr>
             <w:r>
+              <w:rPr>
+                <w:b/>
+                <w:bCs/>
+              </w:rPr>
               <w:t>Vetor-Caminho</w:t>
             </w:r>
           </w:p>
@@ -2186,6 +3068,12 @@
             <w:hideMark/>
           </w:tcPr>
           <w:p>
+            <w:pPr>
+              <w:rPr>
+                <w:b/>
+                <w:bCs/>
+              </w:rPr>
+            </w:pPr>
             <w:r>
               <w:rPr>
                 <w:b/>
@@ -2208,15 +3096,33 @@
             <w:hideMark/>
           </w:tcPr>
           <w:p>
+            <w:pPr>
+              <w:rPr>
+                <w:b/>
+                <w:bCs/>
+              </w:rPr>
+            </w:pPr>
             <w:r>
+              <w:rPr>
+                <w:b/>
+                <w:bCs/>
+              </w:rPr>
               <w:t>Saltos (</w:t>
             </w:r>
             <w:proofErr w:type="spellStart"/>
             <w:r>
+              <w:rPr>
+                <w:b/>
+                <w:bCs/>
+              </w:rPr>
               <w:t>máx</w:t>
             </w:r>
             <w:proofErr w:type="spellEnd"/>
             <w:r>
+              <w:rPr>
+                <w:b/>
+                <w:bCs/>
+              </w:rPr>
               <w:t>. 15)</w:t>
             </w:r>
           </w:p>
@@ -2234,7 +3140,17 @@
             <w:hideMark/>
           </w:tcPr>
           <w:p>
+            <w:pPr>
+              <w:rPr>
+                <w:b/>
+                <w:bCs/>
+              </w:rPr>
+            </w:pPr>
             <w:r>
+              <w:rPr>
+                <w:b/>
+                <w:bCs/>
+              </w:rPr>
               <w:t>Composta</w:t>
             </w:r>
           </w:p>
@@ -2252,7 +3168,17 @@
             <w:hideMark/>
           </w:tcPr>
           <w:p>
+            <w:pPr>
+              <w:rPr>
+                <w:b/>
+                <w:bCs/>
+              </w:rPr>
+            </w:pPr>
             <w:r>
+              <w:rPr>
+                <w:b/>
+                <w:bCs/>
+              </w:rPr>
               <w:t>Custo (largura de banda)</w:t>
             </w:r>
           </w:p>
@@ -2270,24 +3196,49 @@
             <w:hideMark/>
           </w:tcPr>
           <w:p>
+            <w:pPr>
+              <w:rPr>
+                <w:b/>
+                <w:bCs/>
+              </w:rPr>
+            </w:pPr>
             <w:r>
+              <w:rPr>
+                <w:b/>
+                <w:bCs/>
+              </w:rPr>
               <w:t>Custo (</w:t>
             </w:r>
             <w:proofErr w:type="spellStart"/>
             <w:r>
+              <w:rPr>
+                <w:b/>
+                <w:bCs/>
+              </w:rPr>
               <w:t>narrow</w:t>
             </w:r>
             <w:proofErr w:type="spellEnd"/>
             <w:r>
+              <w:rPr>
+                <w:b/>
+                <w:bCs/>
+              </w:rPr>
               <w:t xml:space="preserve">: 0-63; </w:t>
             </w:r>
             <w:proofErr w:type="spellStart"/>
             <w:r>
-              <w:lastRenderedPageBreak/>
+              <w:rPr>
+                <w:b/>
+                <w:bCs/>
+              </w:rPr>
               <w:t>wide</w:t>
             </w:r>
             <w:proofErr w:type="spellEnd"/>
             <w:r>
+              <w:rPr>
+                <w:b/>
+                <w:bCs/>
+              </w:rPr>
               <w:t>: até 2^24)</w:t>
             </w:r>
           </w:p>
@@ -2305,8 +3256,17 @@
             <w:hideMark/>
           </w:tcPr>
           <w:p>
+            <w:pPr>
+              <w:rPr>
+                <w:b/>
+                <w:bCs/>
+              </w:rPr>
+            </w:pPr>
             <w:r>
-              <w:lastRenderedPageBreak/>
+              <w:rPr>
+                <w:b/>
+                <w:bCs/>
+              </w:rPr>
               <w:t>Atributos de Caminho</w:t>
             </w:r>
           </w:p>
@@ -2326,6 +3286,12 @@
             <w:hideMark/>
           </w:tcPr>
           <w:p>
+            <w:pPr>
+              <w:rPr>
+                <w:b/>
+                <w:bCs/>
+              </w:rPr>
+            </w:pPr>
             <w:r>
               <w:rPr>
                 <w:b/>
@@ -2348,7 +3314,17 @@
             <w:hideMark/>
           </w:tcPr>
           <w:p>
+            <w:pPr>
+              <w:rPr>
+                <w:b/>
+                <w:bCs/>
+              </w:rPr>
+            </w:pPr>
             <w:r>
+              <w:rPr>
+                <w:b/>
+                <w:bCs/>
+              </w:rPr>
               <w:t>Lenta (minutos)</w:t>
             </w:r>
           </w:p>
@@ -2366,11 +3342,25 @@
             <w:hideMark/>
           </w:tcPr>
           <w:p>
+            <w:pPr>
+              <w:rPr>
+                <w:b/>
+                <w:bCs/>
+              </w:rPr>
+            </w:pPr>
             <w:r>
+              <w:rPr>
+                <w:b/>
+                <w:bCs/>
+              </w:rPr>
               <w:t xml:space="preserve">Muito </w:t>
             </w:r>
             <w:proofErr w:type="gramStart"/>
             <w:r>
+              <w:rPr>
+                <w:b/>
+                <w:bCs/>
+              </w:rPr>
               <w:t>Rápida</w:t>
             </w:r>
             <w:proofErr w:type="gramEnd"/>
@@ -2389,15 +3379,33 @@
             <w:hideMark/>
           </w:tcPr>
           <w:p>
+            <w:pPr>
+              <w:rPr>
+                <w:b/>
+                <w:bCs/>
+              </w:rPr>
+            </w:pPr>
             <w:r>
+              <w:rPr>
+                <w:b/>
+                <w:bCs/>
+              </w:rPr>
               <w:t>Rápida (</w:t>
             </w:r>
             <w:proofErr w:type="spellStart"/>
             <w:r>
+              <w:rPr>
+                <w:b/>
+                <w:bCs/>
+              </w:rPr>
               <w:t>ms</w:t>
             </w:r>
             <w:proofErr w:type="spellEnd"/>
             <w:r>
+              <w:rPr>
+                <w:b/>
+                <w:bCs/>
+              </w:rPr>
               <w:t>)</w:t>
             </w:r>
           </w:p>
@@ -2415,15 +3423,33 @@
             <w:hideMark/>
           </w:tcPr>
           <w:p>
+            <w:pPr>
+              <w:rPr>
+                <w:b/>
+                <w:bCs/>
+              </w:rPr>
+            </w:pPr>
             <w:r>
+              <w:rPr>
+                <w:b/>
+                <w:bCs/>
+              </w:rPr>
               <w:t>Rápida (</w:t>
             </w:r>
             <w:proofErr w:type="spellStart"/>
             <w:r>
+              <w:rPr>
+                <w:b/>
+                <w:bCs/>
+              </w:rPr>
               <w:t>ms</w:t>
             </w:r>
             <w:proofErr w:type="spellEnd"/>
             <w:r>
+              <w:rPr>
+                <w:b/>
+                <w:bCs/>
+              </w:rPr>
               <w:t>)</w:t>
             </w:r>
           </w:p>
@@ -2441,7 +3467,17 @@
             <w:hideMark/>
           </w:tcPr>
           <w:p>
+            <w:pPr>
+              <w:rPr>
+                <w:b/>
+                <w:bCs/>
+              </w:rPr>
+            </w:pPr>
             <w:r>
+              <w:rPr>
+                <w:b/>
+                <w:bCs/>
+              </w:rPr>
               <w:t>Lenta (foco em estabilidade)</w:t>
             </w:r>
           </w:p>
@@ -2461,6 +3497,12 @@
             <w:hideMark/>
           </w:tcPr>
           <w:p>
+            <w:pPr>
+              <w:rPr>
+                <w:b/>
+                <w:bCs/>
+              </w:rPr>
+            </w:pPr>
             <w:r>
               <w:rPr>
                 <w:b/>
@@ -2483,7 +3525,17 @@
             <w:hideMark/>
           </w:tcPr>
           <w:p>
+            <w:pPr>
+              <w:rPr>
+                <w:b/>
+                <w:bCs/>
+              </w:rPr>
+            </w:pPr>
             <w:r>
+              <w:rPr>
+                <w:b/>
+                <w:bCs/>
+              </w:rPr>
               <w:t>Plana</w:t>
             </w:r>
           </w:p>
@@ -2501,7 +3553,17 @@
             <w:hideMark/>
           </w:tcPr>
           <w:p>
+            <w:pPr>
+              <w:rPr>
+                <w:b/>
+                <w:bCs/>
+              </w:rPr>
+            </w:pPr>
             <w:r>
+              <w:rPr>
+                <w:b/>
+                <w:bCs/>
+              </w:rPr>
               <w:t>Plana</w:t>
             </w:r>
           </w:p>
@@ -2519,7 +3581,17 @@
             <w:hideMark/>
           </w:tcPr>
           <w:p>
+            <w:pPr>
+              <w:rPr>
+                <w:b/>
+                <w:bCs/>
+              </w:rPr>
+            </w:pPr>
             <w:r>
+              <w:rPr>
+                <w:b/>
+                <w:bCs/>
+              </w:rPr>
               <w:t>Áreas (fronteira no roteador)</w:t>
             </w:r>
           </w:p>
@@ -2537,7 +3609,17 @@
             <w:hideMark/>
           </w:tcPr>
           <w:p>
+            <w:pPr>
+              <w:rPr>
+                <w:b/>
+                <w:bCs/>
+              </w:rPr>
+            </w:pPr>
             <w:r>
+              <w:rPr>
+                <w:b/>
+                <w:bCs/>
+              </w:rPr>
               <w:t>Níveis (fronteira no link)</w:t>
             </w:r>
           </w:p>
@@ -2555,7 +3637,17 @@
             <w:hideMark/>
           </w:tcPr>
           <w:p>
+            <w:pPr>
+              <w:rPr>
+                <w:b/>
+                <w:bCs/>
+              </w:rPr>
+            </w:pPr>
             <w:r>
+              <w:rPr>
+                <w:b/>
+                <w:bCs/>
+              </w:rPr>
               <w:t>Plana; hierarquia por AS</w:t>
             </w:r>
           </w:p>
@@ -2575,6 +3667,12 @@
             <w:hideMark/>
           </w:tcPr>
           <w:p>
+            <w:pPr>
+              <w:rPr>
+                <w:b/>
+                <w:bCs/>
+              </w:rPr>
+            </w:pPr>
             <w:r>
               <w:rPr>
                 <w:b/>
@@ -2597,7 +3695,17 @@
             <w:hideMark/>
           </w:tcPr>
           <w:p>
+            <w:pPr>
+              <w:rPr>
+                <w:b/>
+                <w:bCs/>
+              </w:rPr>
+            </w:pPr>
             <w:r>
+              <w:rPr>
+                <w:b/>
+                <w:bCs/>
+              </w:rPr>
               <w:t>UDP (Porta 520)</w:t>
             </w:r>
           </w:p>
@@ -2615,7 +3723,17 @@
             <w:hideMark/>
           </w:tcPr>
           <w:p>
+            <w:pPr>
+              <w:rPr>
+                <w:b/>
+                <w:bCs/>
+              </w:rPr>
+            </w:pPr>
             <w:r>
+              <w:rPr>
+                <w:b/>
+                <w:bCs/>
+              </w:rPr>
               <w:t>IP (Pro. 88)</w:t>
             </w:r>
           </w:p>
@@ -2633,7 +3751,17 @@
             <w:hideMark/>
           </w:tcPr>
           <w:p>
+            <w:pPr>
+              <w:rPr>
+                <w:b/>
+                <w:bCs/>
+              </w:rPr>
+            </w:pPr>
             <w:r>
+              <w:rPr>
+                <w:b/>
+                <w:bCs/>
+              </w:rPr>
               <w:t>IP (Pro. 89)</w:t>
             </w:r>
           </w:p>
@@ -2651,6 +3779,12 @@
             <w:hideMark/>
           </w:tcPr>
           <w:p>
+            <w:pPr>
+              <w:rPr>
+                <w:b/>
+                <w:bCs/>
+              </w:rPr>
+            </w:pPr>
             <w:r>
               <w:rPr>
                 <w:b/>
@@ -2673,7 +3807,17 @@
             <w:hideMark/>
           </w:tcPr>
           <w:p>
+            <w:pPr>
+              <w:rPr>
+                <w:b/>
+                <w:bCs/>
+              </w:rPr>
+            </w:pPr>
             <w:r>
+              <w:rPr>
+                <w:b/>
+                <w:bCs/>
+              </w:rPr>
               <w:t>TCP (Porta 179)</w:t>
             </w:r>
           </w:p>
@@ -2693,6 +3837,12 @@
             <w:hideMark/>
           </w:tcPr>
           <w:p>
+            <w:pPr>
+              <w:rPr>
+                <w:b/>
+                <w:bCs/>
+              </w:rPr>
+            </w:pPr>
             <w:r>
               <w:rPr>
                 <w:b/>
@@ -2715,7 +3865,17 @@
             <w:hideMark/>
           </w:tcPr>
           <w:p>
+            <w:pPr>
+              <w:rPr>
+                <w:b/>
+                <w:bCs/>
+              </w:rPr>
+            </w:pPr>
             <w:r>
+              <w:rPr>
+                <w:b/>
+                <w:bCs/>
+              </w:rPr>
               <w:t>Muito Baixa</w:t>
             </w:r>
           </w:p>
@@ -2733,7 +3893,17 @@
             <w:hideMark/>
           </w:tcPr>
           <w:p>
+            <w:pPr>
+              <w:rPr>
+                <w:b/>
+                <w:bCs/>
+              </w:rPr>
+            </w:pPr>
             <w:r>
+              <w:rPr>
+                <w:b/>
+                <w:bCs/>
+              </w:rPr>
               <w:t>Baixa</w:t>
             </w:r>
           </w:p>
@@ -2751,15 +3921,33 @@
             <w:hideMark/>
           </w:tcPr>
           <w:p>
+            <w:pPr>
+              <w:rPr>
+                <w:b/>
+                <w:bCs/>
+              </w:rPr>
+            </w:pPr>
             <w:r>
+              <w:rPr>
+                <w:b/>
+                <w:bCs/>
+              </w:rPr>
               <w:t xml:space="preserve">Média (novos </w:t>
             </w:r>
             <w:proofErr w:type="spellStart"/>
             <w:r>
+              <w:rPr>
+                <w:b/>
+                <w:bCs/>
+              </w:rPr>
               <w:t>LSAs</w:t>
             </w:r>
             <w:proofErr w:type="spellEnd"/>
             <w:r>
+              <w:rPr>
+                <w:b/>
+                <w:bCs/>
+              </w:rPr>
               <w:t>)</w:t>
             </w:r>
           </w:p>
@@ -2777,6 +3965,12 @@
             <w:hideMark/>
           </w:tcPr>
           <w:p>
+            <w:pPr>
+              <w:rPr>
+                <w:b/>
+                <w:bCs/>
+              </w:rPr>
+            </w:pPr>
             <w:r>
               <w:rPr>
                 <w:b/>
@@ -2831,7 +4025,17 @@
             <w:hideMark/>
           </w:tcPr>
           <w:p>
+            <w:pPr>
+              <w:rPr>
+                <w:b/>
+                <w:bCs/>
+              </w:rPr>
+            </w:pPr>
             <w:r>
+              <w:rPr>
+                <w:b/>
+                <w:bCs/>
+              </w:rPr>
               <w:t>Alta (novos atributos)</w:t>
             </w:r>
           </w:p>
@@ -2851,11 +4055,18 @@
             <w:hideMark/>
           </w:tcPr>
           <w:p>
+            <w:pPr>
+              <w:rPr>
+                <w:b/>
+                <w:bCs/>
+              </w:rPr>
+            </w:pPr>
             <w:r>
               <w:rPr>
                 <w:b/>
                 <w:bCs/>
               </w:rPr>
+              <w:lastRenderedPageBreak/>
               <w:t xml:space="preserve">Suporte </w:t>
             </w:r>
             <w:proofErr w:type="spellStart"/>
@@ -2889,7 +4100,17 @@
             <w:hideMark/>
           </w:tcPr>
           <w:p>
+            <w:pPr>
+              <w:rPr>
+                <w:b/>
+                <w:bCs/>
+              </w:rPr>
+            </w:pPr>
             <w:r>
+              <w:rPr>
+                <w:b/>
+                <w:bCs/>
+              </w:rPr>
               <w:t>Só IP</w:t>
             </w:r>
           </w:p>
@@ -2907,7 +4128,17 @@
             <w:hideMark/>
           </w:tcPr>
           <w:p>
+            <w:pPr>
+              <w:rPr>
+                <w:b/>
+                <w:bCs/>
+              </w:rPr>
+            </w:pPr>
             <w:r>
+              <w:rPr>
+                <w:b/>
+                <w:bCs/>
+              </w:rPr>
               <w:t>Só IP</w:t>
             </w:r>
           </w:p>
@@ -2925,7 +4156,17 @@
             <w:hideMark/>
           </w:tcPr>
           <w:p>
+            <w:pPr>
+              <w:rPr>
+                <w:b/>
+                <w:bCs/>
+              </w:rPr>
+            </w:pPr>
             <w:r>
+              <w:rPr>
+                <w:b/>
+                <w:bCs/>
+              </w:rPr>
               <w:t>Só IP</w:t>
             </w:r>
           </w:p>
@@ -2943,6 +4184,12 @@
             <w:hideMark/>
           </w:tcPr>
           <w:p>
+            <w:pPr>
+              <w:rPr>
+                <w:b/>
+                <w:bCs/>
+              </w:rPr>
+            </w:pPr>
             <w:r>
               <w:rPr>
                 <w:b/>
@@ -2965,7 +4212,17 @@
             <w:hideMark/>
           </w:tcPr>
           <w:p>
+            <w:pPr>
+              <w:rPr>
+                <w:b/>
+                <w:bCs/>
+              </w:rPr>
+            </w:pPr>
             <w:r>
+              <w:rPr>
+                <w:b/>
+                <w:bCs/>
+              </w:rPr>
               <w:t>IP (multiprotocolo via MP-BGP)</w:t>
             </w:r>
           </w:p>
@@ -2985,6 +4242,12 @@
             <w:hideMark/>
           </w:tcPr>
           <w:p>
+            <w:pPr>
+              <w:rPr>
+                <w:b/>
+                <w:bCs/>
+              </w:rPr>
+            </w:pPr>
             <w:r>
               <w:rPr>
                 <w:b/>
@@ -3016,23 +4279,49 @@
             <w:hideMark/>
           </w:tcPr>
           <w:p>
+            <w:pPr>
+              <w:rPr>
+                <w:b/>
+                <w:bCs/>
+              </w:rPr>
+            </w:pPr>
             <w:r>
+              <w:rPr>
+                <w:b/>
+                <w:bCs/>
+              </w:rPr>
               <w:t>Fraca (</w:t>
             </w:r>
             <w:proofErr w:type="spellStart"/>
             <w:r>
+              <w:rPr>
+                <w:b/>
+                <w:bCs/>
+              </w:rPr>
               <w:t>count</w:t>
             </w:r>
             <w:proofErr w:type="spellEnd"/>
             <w:r>
+              <w:rPr>
+                <w:b/>
+                <w:bCs/>
+              </w:rPr>
               <w:t>-to-</w:t>
             </w:r>
             <w:proofErr w:type="spellStart"/>
             <w:r>
+              <w:rPr>
+                <w:b/>
+                <w:bCs/>
+              </w:rPr>
               <w:t>infinity</w:t>
             </w:r>
             <w:proofErr w:type="spellEnd"/>
             <w:r>
+              <w:rPr>
+                <w:b/>
+                <w:bCs/>
+              </w:rPr>
               <w:t>)</w:t>
             </w:r>
           </w:p>
@@ -3050,7 +4339,17 @@
             <w:hideMark/>
           </w:tcPr>
           <w:p>
+            <w:pPr>
+              <w:rPr>
+                <w:b/>
+                <w:bCs/>
+              </w:rPr>
+            </w:pPr>
             <w:r>
+              <w:rPr>
+                <w:b/>
+                <w:bCs/>
+              </w:rPr>
               <w:t>Forte (DUAL)</w:t>
             </w:r>
           </w:p>
@@ -3068,7 +4367,17 @@
             <w:hideMark/>
           </w:tcPr>
           <w:p>
+            <w:pPr>
+              <w:rPr>
+                <w:b/>
+                <w:bCs/>
+              </w:rPr>
+            </w:pPr>
             <w:r>
+              <w:rPr>
+                <w:b/>
+                <w:bCs/>
+              </w:rPr>
               <w:t>Forte (Mapa SPF)</w:t>
             </w:r>
           </w:p>
@@ -3086,7 +4395,17 @@
             <w:hideMark/>
           </w:tcPr>
           <w:p>
+            <w:pPr>
+              <w:rPr>
+                <w:b/>
+                <w:bCs/>
+              </w:rPr>
+            </w:pPr>
             <w:r>
+              <w:rPr>
+                <w:b/>
+                <w:bCs/>
+              </w:rPr>
               <w:t>Forte (Mapa SPF)</w:t>
             </w:r>
           </w:p>
@@ -3104,7 +4423,17 @@
             <w:hideMark/>
           </w:tcPr>
           <w:p>
+            <w:pPr>
+              <w:rPr>
+                <w:b/>
+                <w:bCs/>
+              </w:rPr>
+            </w:pPr>
             <w:r>
+              <w:rPr>
+                <w:b/>
+                <w:bCs/>
+              </w:rPr>
               <w:t>Forte (AS_PATH)</w:t>
             </w:r>
           </w:p>
@@ -3124,6 +4453,12 @@
             <w:hideMark/>
           </w:tcPr>
           <w:p>
+            <w:pPr>
+              <w:rPr>
+                <w:b/>
+                <w:bCs/>
+              </w:rPr>
+            </w:pPr>
             <w:proofErr w:type="gramStart"/>
             <w:r>
               <w:rPr>
@@ -3148,7 +4483,17 @@
             <w:hideMark/>
           </w:tcPr>
           <w:p>
+            <w:pPr>
+              <w:rPr>
+                <w:b/>
+                <w:bCs/>
+              </w:rPr>
+            </w:pPr>
             <w:r>
+              <w:rPr>
+                <w:b/>
+                <w:bCs/>
+              </w:rPr>
               <w:t>Redes pequenas (obsoleto)</w:t>
             </w:r>
           </w:p>
@@ -3166,7 +4511,17 @@
             <w:hideMark/>
           </w:tcPr>
           <w:p>
+            <w:pPr>
+              <w:rPr>
+                <w:b/>
+                <w:bCs/>
+              </w:rPr>
+            </w:pPr>
             <w:r>
+              <w:rPr>
+                <w:b/>
+                <w:bCs/>
+              </w:rPr>
               <w:t>Redes corporativas</w:t>
             </w:r>
           </w:p>
@@ -3184,7 +4539,17 @@
             <w:hideMark/>
           </w:tcPr>
           <w:p>
+            <w:pPr>
+              <w:rPr>
+                <w:b/>
+                <w:bCs/>
+              </w:rPr>
+            </w:pPr>
             <w:r>
+              <w:rPr>
+                <w:b/>
+                <w:bCs/>
+              </w:rPr>
               <w:t>Redes corporativas</w:t>
             </w:r>
           </w:p>
@@ -3202,6 +4567,12 @@
             <w:hideMark/>
           </w:tcPr>
           <w:p>
+            <w:pPr>
+              <w:rPr>
+                <w:b/>
+                <w:bCs/>
+              </w:rPr>
+            </w:pPr>
             <w:proofErr w:type="spellStart"/>
             <w:r>
               <w:rPr>
@@ -3242,6 +4613,12 @@
             <w:hideMark/>
           </w:tcPr>
           <w:p>
+            <w:pPr>
+              <w:rPr>
+                <w:b/>
+                <w:bCs/>
+              </w:rPr>
+            </w:pPr>
             <w:r>
               <w:rPr>
                 <w:b/>
@@ -3254,6 +4631,12 @@
       </w:tr>
     </w:tbl>
     <w:p>
+      <w:pPr>
+        <w:rPr>
+          <w:b/>
+          <w:bCs/>
+        </w:rPr>
+      </w:pPr>
       <w:r>
         <w:rPr>
           <w:b/>
@@ -3266,15 +4649,18 @@
       <w:pPr>
         <w:numPr>
           <w:ilvl w:val="0"/>
-          <w:numId w:val="8"/>
+          <w:numId w:val="20"/>
         </w:numPr>
-      </w:pPr>
-      <w:r>
-        <w:rPr>
-          <w:b/>
-          <w:bCs/>
-        </w:rPr>
-        <w:lastRenderedPageBreak/>
+        <w:rPr>
+          <w:b/>
+          <w:bCs/>
+        </w:rPr>
+      </w:pPr>
+      <w:r>
+        <w:rPr>
+          <w:b/>
+          <w:bCs/>
+        </w:rPr>
         <w:t>Vantagens:</w:t>
       </w:r>
     </w:p>
@@ -3282,25 +4668,34 @@
       <w:pPr>
         <w:numPr>
           <w:ilvl w:val="1"/>
-          <w:numId w:val="8"/>
+          <w:numId w:val="20"/>
         </w:numPr>
-      </w:pPr>
-      <w:r>
-        <w:rPr>
-          <w:b/>
-          <w:bCs/>
-        </w:rPr>
-        <w:t>Escalabilidade Máxima como IGP:</w:t>
-      </w:r>
-      <w:r>
-        <w:t xml:space="preserve"> A hierarquia baseada em níveis e a inundação eficiente de </w:t>
-      </w:r>
-      <w:proofErr w:type="spellStart"/>
-      <w:r>
+        <w:rPr>
+          <w:b/>
+          <w:bCs/>
+        </w:rPr>
+      </w:pPr>
+      <w:r>
+        <w:rPr>
+          <w:b/>
+          <w:bCs/>
+        </w:rPr>
+        <w:t xml:space="preserve">Escalabilidade Máxima como IGP: A hierarquia baseada em níveis e a inundação eficiente de </w:t>
+      </w:r>
+      <w:proofErr w:type="spellStart"/>
+      <w:r>
+        <w:rPr>
+          <w:b/>
+          <w:bCs/>
+        </w:rPr>
         <w:t>LSPs</w:t>
       </w:r>
       <w:proofErr w:type="spellEnd"/>
       <w:r>
+        <w:rPr>
+          <w:b/>
+          <w:bCs/>
+        </w:rPr>
         <w:t xml:space="preserve"> tornam o IS-IS mais estável que o OSPF em topologias de malha densa com milhares de roteadores.</w:t>
       </w:r>
     </w:p>
@@ -3308,22 +4703,25 @@
       <w:pPr>
         <w:numPr>
           <w:ilvl w:val="1"/>
-          <w:numId w:val="8"/>
+          <w:numId w:val="20"/>
         </w:numPr>
-      </w:pPr>
-      <w:r>
-        <w:rPr>
-          <w:b/>
-          <w:bCs/>
-        </w:rPr>
-        <w:t>Segurança Inerente:</w:t>
-      </w:r>
-      <w:r>
-        <w:t> Por não rodar sobre IP, é imune a ataques de </w:t>
-      </w:r>
-      <w:proofErr w:type="spellStart"/>
-      <w:r>
-        <w:rPr>
+        <w:rPr>
+          <w:b/>
+          <w:bCs/>
+        </w:rPr>
+      </w:pPr>
+      <w:r>
+        <w:rPr>
+          <w:b/>
+          <w:bCs/>
+        </w:rPr>
+        <w:t>Segurança Inerente: Por não rodar sobre IP, é imune a ataques de </w:t>
+      </w:r>
+      <w:proofErr w:type="spellStart"/>
+      <w:r>
+        <w:rPr>
+          <w:b/>
+          <w:bCs/>
           <w:i/>
           <w:iCs/>
         </w:rPr>
@@ -3331,6 +4729,10 @@
       </w:r>
       <w:proofErr w:type="spellEnd"/>
       <w:r>
+        <w:rPr>
+          <w:b/>
+          <w:bCs/>
+        </w:rPr>
         <w:t> IP que podem derrubar adjacências OSPF ou EIGRP. O BGP, por correr sobre TCP, é particularmente vulnerável a ataques na sessão.</w:t>
       </w:r>
     </w:p>
@@ -3338,25 +4740,34 @@
       <w:pPr>
         <w:numPr>
           <w:ilvl w:val="1"/>
-          <w:numId w:val="8"/>
+          <w:numId w:val="20"/>
         </w:numPr>
-      </w:pPr>
-      <w:r>
-        <w:rPr>
-          <w:b/>
-          <w:bCs/>
-        </w:rPr>
-        <w:t>Extensibilidade e Suporte Multiprotocolo Nativo:</w:t>
-      </w:r>
-      <w:r>
-        <w:t xml:space="preserve"> Como sublinhado por </w:t>
-      </w:r>
-      <w:proofErr w:type="spellStart"/>
-      <w:r>
+        <w:rPr>
+          <w:b/>
+          <w:bCs/>
+        </w:rPr>
+      </w:pPr>
+      <w:r>
+        <w:rPr>
+          <w:b/>
+          <w:bCs/>
+        </w:rPr>
+        <w:t xml:space="preserve">Extensibilidade e Suporte Multiprotocolo Nativo: Como sublinhado por </w:t>
+      </w:r>
+      <w:proofErr w:type="spellStart"/>
+      <w:r>
+        <w:rPr>
+          <w:b/>
+          <w:bCs/>
+        </w:rPr>
         <w:t>Tanenbaum</w:t>
       </w:r>
       <w:proofErr w:type="spellEnd"/>
       <w:r>
+        <w:rPr>
+          <w:b/>
+          <w:bCs/>
+        </w:rPr>
         <w:t>, "há pouca diferença entre o IS-IS e o OSPF. A mais importante delas é que o IS-IS é codificado de tal forma que se torne simples e natural transportar simultaneamente informações sobre vários protocolos da camada de rede, um recurso de que o OSPF não apresenta."</w:t>
       </w:r>
     </w:p>
@@ -3364,8 +4775,12 @@
       <w:pPr>
         <w:numPr>
           <w:ilvl w:val="0"/>
-          <w:numId w:val="8"/>
+          <w:numId w:val="20"/>
         </w:numPr>
+        <w:rPr>
+          <w:b/>
+          <w:bCs/>
+        </w:rPr>
       </w:pPr>
       <w:r>
         <w:rPr>
@@ -3379,54 +4794,58 @@
       <w:pPr>
         <w:numPr>
           <w:ilvl w:val="1"/>
-          <w:numId w:val="9"/>
+          <w:numId w:val="21"/>
         </w:numPr>
-      </w:pPr>
-      <w:r>
-        <w:rPr>
-          <w:b/>
-          <w:bCs/>
-        </w:rPr>
-        <w:t>Escopo Limitado:</w:t>
-      </w:r>
-      <w:r>
-        <w:t> O IS-IS não pode substituir o BGP no roteamento entre sistemas autónomos. Não possui os complexos mecanismos de política e filtragem de caminhos baseados em atributos.</w:t>
+        <w:rPr>
+          <w:b/>
+          <w:bCs/>
+        </w:rPr>
+      </w:pPr>
+      <w:r>
+        <w:rPr>
+          <w:b/>
+          <w:bCs/>
+        </w:rPr>
+        <w:t>Escopo Limitado: O IS-IS não pode substituir o BGP no roteamento entre sistemas autónomos. Não possui os complexos mecanismos de política e filtragem de caminhos baseados em atributos.</w:t>
       </w:r>
     </w:p>
     <w:p>
       <w:pPr>
         <w:numPr>
           <w:ilvl w:val="1"/>
-          <w:numId w:val="9"/>
+          <w:numId w:val="21"/>
         </w:numPr>
-      </w:pPr>
-      <w:r>
-        <w:rPr>
-          <w:b/>
-          <w:bCs/>
-        </w:rPr>
-        <w:t>Curva de Aprendizado Íngreme:</w:t>
-      </w:r>
-      <w:r>
-        <w:t> O domínio da terminologia OSI é uma barreira significativa em comparação com o OSPF, que é totalmente nativo do mundo IP.</w:t>
+        <w:rPr>
+          <w:b/>
+          <w:bCs/>
+        </w:rPr>
+      </w:pPr>
+      <w:r>
+        <w:rPr>
+          <w:b/>
+          <w:bCs/>
+        </w:rPr>
+        <w:t>Curva de Aprendizado Íngreme: O domínio da terminologia OSI é uma barreira significativa em comparação com o OSPF, que é totalmente nativo do mundo IP.</w:t>
       </w:r>
     </w:p>
     <w:p>
       <w:pPr>
         <w:numPr>
           <w:ilvl w:val="1"/>
-          <w:numId w:val="9"/>
+          <w:numId w:val="21"/>
         </w:numPr>
-      </w:pPr>
-      <w:r>
-        <w:rPr>
-          <w:b/>
-          <w:bCs/>
-        </w:rPr>
-        <w:t>Escassez de Profissionais:</w:t>
-      </w:r>
-      <w:r>
-        <w:t> Há menos engenheiros com conhecimento profundo de IS-IS, o que pode pesar na decisão de uma empresa corporativa em favor do OSPF.</w:t>
+        <w:rPr>
+          <w:b/>
+          <w:bCs/>
+        </w:rPr>
+      </w:pPr>
+      <w:r>
+        <w:rPr>
+          <w:b/>
+          <w:bCs/>
+        </w:rPr>
+        <w:lastRenderedPageBreak/>
+        <w:t>Escassez de Profissionais: Há menos engenheiros com conhecimento profundo de IS-IS, o que pode pesar na decisão de uma empresa corporativa em favor do OSPF.</w:t>
       </w:r>
     </w:p>
     <w:p>
@@ -3445,35 +4864,75 @@
       </w:r>
     </w:p>
     <w:p>
-      <w:r>
+      <w:pPr>
+        <w:rPr>
+          <w:b/>
+          <w:bCs/>
+        </w:rPr>
+      </w:pPr>
+      <w:r>
+        <w:rPr>
+          <w:b/>
+          <w:bCs/>
+        </w:rPr>
         <w:t>Para ilustrar a aplicação prática do protocolo, apresenta-se de seguida a configuração do IS-IS num cenário real de Provedor de Serviço de Internet (ISP) utilizando roteadores Cisco. O cenário simula um pequeno Ponto de Presença (</w:t>
       </w:r>
       <w:proofErr w:type="spellStart"/>
       <w:r>
+        <w:rPr>
+          <w:b/>
+          <w:bCs/>
+        </w:rPr>
         <w:t>PoP</w:t>
       </w:r>
       <w:proofErr w:type="spellEnd"/>
       <w:r>
+        <w:rPr>
+          <w:b/>
+          <w:bCs/>
+        </w:rPr>
         <w:t xml:space="preserve">) de um ISP, composto por dois roteadores: um roteador de </w:t>
       </w:r>
       <w:proofErr w:type="spellStart"/>
       <w:r>
+        <w:rPr>
+          <w:b/>
+          <w:bCs/>
+        </w:rPr>
         <w:t>backbone</w:t>
       </w:r>
       <w:proofErr w:type="spellEnd"/>
       <w:r>
+        <w:rPr>
+          <w:b/>
+          <w:bCs/>
+        </w:rPr>
         <w:t xml:space="preserve"> (apenas Nível 2) que interliga outras regiões, e um roteador de fronteira (Nível 1/2) que conecta a rede local de clientes ao </w:t>
       </w:r>
       <w:proofErr w:type="spellStart"/>
       <w:r>
+        <w:rPr>
+          <w:b/>
+          <w:bCs/>
+        </w:rPr>
         <w:t>backbone</w:t>
       </w:r>
       <w:proofErr w:type="spellEnd"/>
       <w:r>
+        <w:rPr>
+          <w:b/>
+          <w:bCs/>
+        </w:rPr>
         <w:t>.</w:t>
       </w:r>
     </w:p>
     <w:p>
+      <w:pPr>
+        <w:rPr>
+          <w:b/>
+          <w:bCs/>
+        </w:rPr>
+      </w:pPr>
       <w:r>
         <w:rPr>
           <w:b/>
@@ -3483,68 +4942,148 @@
       </w:r>
     </w:p>
     <w:p>
-      <w:proofErr w:type="spellStart"/>
-      <w:r>
+      <w:pPr>
+        <w:rPr>
+          <w:b/>
+          <w:bCs/>
+        </w:rPr>
+      </w:pPr>
+      <w:proofErr w:type="spellStart"/>
+      <w:r>
+        <w:rPr>
+          <w:b/>
+          <w:bCs/>
+        </w:rPr>
         <w:t>text</w:t>
       </w:r>
       <w:proofErr w:type="spellEnd"/>
     </w:p>
     <w:p>
+      <w:pPr>
+        <w:rPr>
+          <w:b/>
+          <w:bCs/>
+        </w:rPr>
+      </w:pPr>
       <w:proofErr w:type="gramStart"/>
       <w:r>
+        <w:rPr>
+          <w:b/>
+          <w:bCs/>
+        </w:rPr>
         <w:t>[ R</w:t>
       </w:r>
       <w:proofErr w:type="gramEnd"/>
       <w:r>
+        <w:rPr>
+          <w:b/>
+          <w:bCs/>
+        </w:rPr>
         <w:t>-Core-</w:t>
       </w:r>
       <w:proofErr w:type="gramStart"/>
       <w:r>
+        <w:rPr>
+          <w:b/>
+          <w:bCs/>
+        </w:rPr>
         <w:t>01 ]</w:t>
       </w:r>
       <w:proofErr w:type="gramEnd"/>
       <w:r>
+        <w:rPr>
+          <w:b/>
+          <w:bCs/>
+        </w:rPr>
         <w:t xml:space="preserve"> &lt;--- </w:t>
       </w:r>
       <w:proofErr w:type="spellStart"/>
       <w:r>
+        <w:rPr>
+          <w:b/>
+          <w:bCs/>
+        </w:rPr>
         <w:t>Backbone</w:t>
       </w:r>
       <w:proofErr w:type="spellEnd"/>
       <w:r>
+        <w:rPr>
+          <w:b/>
+          <w:bCs/>
+        </w:rPr>
         <w:t xml:space="preserve"> L2 ---&gt; </w:t>
       </w:r>
       <w:proofErr w:type="gramStart"/>
       <w:r>
+        <w:rPr>
+          <w:b/>
+          <w:bCs/>
+        </w:rPr>
         <w:t>[ R</w:t>
       </w:r>
       <w:proofErr w:type="gramEnd"/>
       <w:r>
+        <w:rPr>
+          <w:b/>
+          <w:bCs/>
+        </w:rPr>
         <w:t>-PoP-</w:t>
       </w:r>
       <w:proofErr w:type="gramStart"/>
       <w:r>
+        <w:rPr>
+          <w:b/>
+          <w:bCs/>
+        </w:rPr>
         <w:t>01 ]</w:t>
       </w:r>
       <w:proofErr w:type="gramEnd"/>
       <w:r>
+        <w:rPr>
+          <w:b/>
+          <w:bCs/>
+        </w:rPr>
         <w:t xml:space="preserve"> &lt;--- Área L1 ---&gt; [Rede do Cliente]</w:t>
       </w:r>
     </w:p>
     <w:p>
-      <w:r>
+      <w:pPr>
+        <w:rPr>
+          <w:b/>
+          <w:bCs/>
+        </w:rPr>
+      </w:pPr>
+      <w:r>
+        <w:rPr>
+          <w:b/>
+          <w:bCs/>
+        </w:rPr>
         <w:t xml:space="preserve">   .1 (G0/1)     10.0.0.0/30       .2 (G0/1)                  </w:t>
       </w:r>
       <w:proofErr w:type="gramStart"/>
       <w:r>
+        <w:rPr>
+          <w:b/>
+          <w:bCs/>
+        </w:rPr>
         <w:t xml:space="preserve">   (</w:t>
       </w:r>
       <w:proofErr w:type="gramEnd"/>
       <w:r>
+        <w:rPr>
+          <w:b/>
+          <w:bCs/>
+        </w:rPr>
         <w:t>G0/2) 192.168.1.0/24</w:t>
       </w:r>
     </w:p>
     <w:p>
+      <w:pPr>
+        <w:rPr>
+          <w:b/>
+          <w:bCs/>
+        </w:rPr>
+      </w:pPr>
       <w:r>
         <w:rPr>
           <w:b/>
@@ -3570,713 +5109,1489 @@
       </w:r>
     </w:p>
     <w:p>
-      <w:r>
+      <w:pPr>
+        <w:rPr>
+          <w:b/>
+          <w:bCs/>
+        </w:rPr>
+      </w:pPr>
+      <w:r>
+        <w:rPr>
+          <w:b/>
+          <w:bCs/>
+        </w:rPr>
         <w:t xml:space="preserve">O R-Core-01 é um roteador que pertence exclusivamente ao </w:t>
       </w:r>
       <w:proofErr w:type="spellStart"/>
       <w:r>
+        <w:rPr>
+          <w:b/>
+          <w:bCs/>
+        </w:rPr>
         <w:t>backbone</w:t>
       </w:r>
       <w:proofErr w:type="spellEnd"/>
       <w:r>
+        <w:rPr>
+          <w:b/>
+          <w:bCs/>
+        </w:rPr>
         <w:t xml:space="preserve"> da operadora. Por isso, é configurado como level-2-only. A configuração no IOS da Cisco é feita do seguinte modo:</w:t>
       </w:r>
     </w:p>
     <w:p>
-      <w:proofErr w:type="spellStart"/>
-      <w:r>
+      <w:pPr>
+        <w:rPr>
+          <w:b/>
+          <w:bCs/>
+        </w:rPr>
+      </w:pPr>
+      <w:proofErr w:type="spellStart"/>
+      <w:r>
+        <w:rPr>
+          <w:b/>
+          <w:bCs/>
+        </w:rPr>
         <w:t>text</w:t>
       </w:r>
       <w:proofErr w:type="spellEnd"/>
     </w:p>
     <w:p>
-      <w:r>
+      <w:pPr>
+        <w:rPr>
+          <w:b/>
+          <w:bCs/>
+        </w:rPr>
+      </w:pPr>
+      <w:r>
+        <w:rPr>
+          <w:b/>
+          <w:bCs/>
+        </w:rPr>
         <w:t>! Entrar no modo de configuração global</w:t>
       </w:r>
     </w:p>
     <w:p>
-      <w:proofErr w:type="spellStart"/>
-      <w:r>
+      <w:pPr>
+        <w:rPr>
+          <w:b/>
+          <w:bCs/>
+        </w:rPr>
+      </w:pPr>
+      <w:proofErr w:type="spellStart"/>
+      <w:r>
+        <w:rPr>
+          <w:b/>
+          <w:bCs/>
+        </w:rPr>
         <w:t>enable</w:t>
       </w:r>
       <w:proofErr w:type="spellEnd"/>
     </w:p>
     <w:p>
-      <w:r>
+      <w:pPr>
+        <w:rPr>
+          <w:b/>
+          <w:bCs/>
+        </w:rPr>
+      </w:pPr>
+      <w:r>
+        <w:rPr>
+          <w:b/>
+          <w:bCs/>
+        </w:rPr>
+        <w:t>configure terminal</w:t>
+      </w:r>
+    </w:p>
+    <w:p>
+      <w:pPr>
+        <w:rPr>
+          <w:b/>
+          <w:bCs/>
+        </w:rPr>
+      </w:pPr>
+    </w:p>
+    <w:p>
+      <w:pPr>
+        <w:rPr>
+          <w:b/>
+          <w:bCs/>
+        </w:rPr>
+      </w:pPr>
+      <w:r>
+        <w:rPr>
+          <w:b/>
+          <w:bCs/>
+        </w:rPr>
+        <w:t>! 1. Criar o processo de roteamento IS-IS e atribuir um NET</w:t>
+      </w:r>
+    </w:p>
+    <w:p>
+      <w:pPr>
+        <w:rPr>
+          <w:b/>
+          <w:bCs/>
+          <w:lang w:val="en-US"/>
+        </w:rPr>
+      </w:pPr>
+      <w:r>
+        <w:rPr>
+          <w:b/>
+          <w:bCs/>
+          <w:lang w:val="en-US"/>
+        </w:rPr>
+        <w:t>router isis ISP-BACKBONE</w:t>
+      </w:r>
+    </w:p>
+    <w:p>
+      <w:pPr>
+        <w:rPr>
+          <w:b/>
+          <w:bCs/>
+          <w:lang w:val="en-US"/>
+        </w:rPr>
+      </w:pPr>
+      <w:r>
+        <w:rPr>
+          <w:b/>
+          <w:bCs/>
+          <w:lang w:val="en-US"/>
+        </w:rPr>
+        <w:t xml:space="preserve"> net 49.0001.0000.0000.0001.00</w:t>
+      </w:r>
+    </w:p>
+    <w:p>
+      <w:pPr>
+        <w:rPr>
+          <w:b/>
+          <w:bCs/>
+        </w:rPr>
+      </w:pPr>
+      <w:r>
+        <w:rPr>
+          <w:b/>
+          <w:bCs/>
+          <w:lang w:val="en-US"/>
+        </w:rPr>
+        <w:t xml:space="preserve"> </w:t>
+      </w:r>
+      <w:r>
+        <w:rPr>
+          <w:b/>
+          <w:bCs/>
+        </w:rPr>
+        <w:t>! O NET identifica o roteador. O "49" é o domínio OSI privado,</w:t>
+      </w:r>
+    </w:p>
+    <w:p>
+      <w:pPr>
+        <w:rPr>
+          <w:b/>
+          <w:bCs/>
+        </w:rPr>
+      </w:pPr>
+      <w:r>
+        <w:rPr>
+          <w:b/>
+          <w:bCs/>
+        </w:rPr>
+        <w:t xml:space="preserve"> ! "0001" é a área do </w:t>
+      </w:r>
+      <w:proofErr w:type="spellStart"/>
+      <w:r>
+        <w:rPr>
+          <w:b/>
+          <w:bCs/>
+        </w:rPr>
+        <w:t>backbone</w:t>
+      </w:r>
+      <w:proofErr w:type="spellEnd"/>
+      <w:r>
+        <w:rPr>
+          <w:b/>
+          <w:bCs/>
+        </w:rPr>
+        <w:t xml:space="preserve"> L2, "0000.0000.0001" é o ID único do roteador,</w:t>
+      </w:r>
+    </w:p>
+    <w:p>
+      <w:pPr>
+        <w:rPr>
+          <w:b/>
+          <w:bCs/>
+        </w:rPr>
+      </w:pPr>
+      <w:r>
+        <w:rPr>
+          <w:b/>
+          <w:bCs/>
+        </w:rPr>
+        <w:t xml:space="preserve"> ! e "00" é o seletor NSAP (NSEL), obrigatório para um IS.</w:t>
+      </w:r>
+    </w:p>
+    <w:p>
+      <w:pPr>
+        <w:rPr>
+          <w:b/>
+          <w:bCs/>
+        </w:rPr>
+      </w:pPr>
+      <w:r>
+        <w:rPr>
+          <w:b/>
+          <w:bCs/>
+        </w:rPr>
+        <w:t xml:space="preserve"> </w:t>
+      </w:r>
+    </w:p>
+    <w:p>
+      <w:pPr>
+        <w:rPr>
+          <w:b/>
+          <w:bCs/>
+        </w:rPr>
+      </w:pPr>
+      <w:r>
+        <w:rPr>
+          <w:b/>
+          <w:bCs/>
+        </w:rPr>
+        <w:t xml:space="preserve"> ! 2. Definir o tipo de roteador como L2 apenas (</w:t>
+      </w:r>
+      <w:proofErr w:type="spellStart"/>
+      <w:r>
+        <w:rPr>
+          <w:b/>
+          <w:bCs/>
+        </w:rPr>
+        <w:t>backbone</w:t>
+      </w:r>
+      <w:proofErr w:type="spellEnd"/>
+      <w:r>
+        <w:rPr>
+          <w:b/>
+          <w:bCs/>
+        </w:rPr>
+        <w:t xml:space="preserve"> puro)</w:t>
+      </w:r>
+    </w:p>
+    <w:p>
+      <w:pPr>
+        <w:rPr>
+          <w:b/>
+          <w:bCs/>
+        </w:rPr>
+      </w:pPr>
+      <w:r>
+        <w:rPr>
+          <w:b/>
+          <w:bCs/>
+        </w:rPr>
+        <w:t xml:space="preserve"> </w:t>
+      </w:r>
+      <w:proofErr w:type="spellStart"/>
+      <w:r>
+        <w:rPr>
+          <w:b/>
+          <w:bCs/>
+        </w:rPr>
+        <w:t>is-type</w:t>
+      </w:r>
+      <w:proofErr w:type="spellEnd"/>
+      <w:r>
+        <w:rPr>
+          <w:b/>
+          <w:bCs/>
+        </w:rPr>
+        <w:t xml:space="preserve"> level-2-only</w:t>
+      </w:r>
+    </w:p>
+    <w:p>
+      <w:pPr>
+        <w:rPr>
+          <w:b/>
+          <w:bCs/>
+        </w:rPr>
+      </w:pPr>
+      <w:r>
+        <w:rPr>
+          <w:b/>
+          <w:bCs/>
+        </w:rPr>
+        <w:t xml:space="preserve"> </w:t>
+      </w:r>
+    </w:p>
+    <w:p>
+      <w:pPr>
+        <w:rPr>
+          <w:b/>
+          <w:bCs/>
+        </w:rPr>
+      </w:pPr>
+      <w:r>
+        <w:rPr>
+          <w:b/>
+          <w:bCs/>
+        </w:rPr>
+        <w:t xml:space="preserve"> ! 3. Alterar o estilo de métrica para </w:t>
+      </w:r>
+      <w:proofErr w:type="spellStart"/>
+      <w:r>
+        <w:rPr>
+          <w:b/>
+          <w:bCs/>
+        </w:rPr>
+        <w:t>wide</w:t>
+      </w:r>
+      <w:proofErr w:type="spellEnd"/>
+      <w:r>
+        <w:rPr>
+          <w:b/>
+          <w:bCs/>
+        </w:rPr>
+        <w:t xml:space="preserve"> (obrigatório para redes modernas)</w:t>
+      </w:r>
+    </w:p>
+    <w:p>
+      <w:pPr>
+        <w:rPr>
+          <w:b/>
+          <w:bCs/>
+        </w:rPr>
+      </w:pPr>
+      <w:r>
+        <w:rPr>
+          <w:b/>
+          <w:bCs/>
+        </w:rPr>
+        <w:t xml:space="preserve"> </w:t>
+      </w:r>
+      <w:proofErr w:type="spellStart"/>
+      <w:r>
+        <w:rPr>
+          <w:b/>
+          <w:bCs/>
+        </w:rPr>
+        <w:t>metric-style</w:t>
+      </w:r>
+      <w:proofErr w:type="spellEnd"/>
+      <w:r>
+        <w:rPr>
+          <w:b/>
+          <w:bCs/>
+        </w:rPr>
+        <w:t xml:space="preserve"> </w:t>
+      </w:r>
+      <w:proofErr w:type="spellStart"/>
+      <w:r>
+        <w:rPr>
+          <w:b/>
+          <w:bCs/>
+        </w:rPr>
+        <w:t>wide</w:t>
+      </w:r>
+      <w:proofErr w:type="spellEnd"/>
+    </w:p>
+    <w:p>
+      <w:pPr>
+        <w:rPr>
+          <w:b/>
+          <w:bCs/>
+        </w:rPr>
+      </w:pPr>
+      <w:r>
+        <w:rPr>
+          <w:b/>
+          <w:bCs/>
+        </w:rPr>
         <w:lastRenderedPageBreak/>
+        <w:t xml:space="preserve"> </w:t>
+      </w:r>
+    </w:p>
+    <w:p>
+      <w:pPr>
+        <w:rPr>
+          <w:b/>
+          <w:bCs/>
+        </w:rPr>
+      </w:pPr>
+      <w:r>
+        <w:rPr>
+          <w:b/>
+          <w:bCs/>
+        </w:rPr>
+        <w:t xml:space="preserve"> ! Sair da configuração do processo IS-IS</w:t>
+      </w:r>
+    </w:p>
+    <w:p>
+      <w:pPr>
+        <w:rPr>
+          <w:b/>
+          <w:bCs/>
+        </w:rPr>
+      </w:pPr>
+      <w:r>
+        <w:rPr>
+          <w:b/>
+          <w:bCs/>
+        </w:rPr>
+        <w:t xml:space="preserve"> exit</w:t>
+      </w:r>
+    </w:p>
+    <w:p>
+      <w:pPr>
+        <w:rPr>
+          <w:b/>
+          <w:bCs/>
+        </w:rPr>
+      </w:pPr>
+    </w:p>
+    <w:p>
+      <w:pPr>
+        <w:rPr>
+          <w:b/>
+          <w:bCs/>
+        </w:rPr>
+      </w:pPr>
+      <w:r>
+        <w:rPr>
+          <w:b/>
+          <w:bCs/>
+        </w:rPr>
+        <w:t>! 4. Configurar a interface de conexão com o roteador de fronteira</w:t>
+      </w:r>
+    </w:p>
+    <w:p>
+      <w:pPr>
+        <w:rPr>
+          <w:b/>
+          <w:bCs/>
+          <w:lang w:val="en-US"/>
+        </w:rPr>
+      </w:pPr>
+      <w:r>
+        <w:rPr>
+          <w:b/>
+          <w:bCs/>
+          <w:lang w:val="en-US"/>
+        </w:rPr>
+        <w:t>interface GigabitEthernet0/1</w:t>
+      </w:r>
+    </w:p>
+    <w:p>
+      <w:pPr>
+        <w:rPr>
+          <w:b/>
+          <w:bCs/>
+          <w:lang w:val="en-US"/>
+        </w:rPr>
+      </w:pPr>
+      <w:r>
+        <w:rPr>
+          <w:b/>
+          <w:bCs/>
+          <w:lang w:val="en-US"/>
+        </w:rPr>
+        <w:t xml:space="preserve"> description Link para R-PoP-01</w:t>
+      </w:r>
+    </w:p>
+    <w:p>
+      <w:pPr>
+        <w:rPr>
+          <w:b/>
+          <w:bCs/>
+          <w:lang w:val="en-US"/>
+        </w:rPr>
+      </w:pPr>
+      <w:r>
+        <w:rPr>
+          <w:b/>
+          <w:bCs/>
+          <w:lang w:val="en-US"/>
+        </w:rPr>
+        <w:t xml:space="preserve"> ip address 10.0.0.1 255.255.255.252</w:t>
+      </w:r>
+    </w:p>
+    <w:p>
+      <w:pPr>
+        <w:rPr>
+          <w:b/>
+          <w:bCs/>
+        </w:rPr>
+      </w:pPr>
+      <w:r>
+        <w:rPr>
+          <w:b/>
+          <w:bCs/>
+          <w:lang w:val="en-US"/>
+        </w:rPr>
+        <w:t xml:space="preserve"> </w:t>
+      </w:r>
+      <w:r>
+        <w:rPr>
+          <w:b/>
+          <w:bCs/>
+        </w:rPr>
+        <w:t>! O comando mágico: ativa o IS-IS nesta interface</w:t>
+      </w:r>
+    </w:p>
+    <w:p>
+      <w:pPr>
+        <w:rPr>
+          <w:b/>
+          <w:bCs/>
+          <w:lang w:val="en-US"/>
+        </w:rPr>
+      </w:pPr>
+      <w:r>
+        <w:rPr>
+          <w:b/>
+          <w:bCs/>
+        </w:rPr>
+        <w:t xml:space="preserve"> </w:t>
+      </w:r>
+      <w:r>
+        <w:rPr>
+          <w:b/>
+          <w:bCs/>
+          <w:lang w:val="en-US"/>
+        </w:rPr>
+        <w:t>ip router isis ISP-BACKBONE</w:t>
+      </w:r>
+    </w:p>
+    <w:p>
+      <w:pPr>
+        <w:rPr>
+          <w:b/>
+          <w:bCs/>
+          <w:lang w:val="en-US"/>
+        </w:rPr>
+      </w:pPr>
+      <w:r>
+        <w:rPr>
+          <w:b/>
+          <w:bCs/>
+          <w:lang w:val="en-US"/>
+        </w:rPr>
+        <w:t xml:space="preserve"> no shutdown</w:t>
+      </w:r>
+    </w:p>
+    <w:p>
+      <w:pPr>
+        <w:rPr>
+          <w:b/>
+          <w:bCs/>
+        </w:rPr>
+      </w:pPr>
+      <w:r>
+        <w:rPr>
+          <w:b/>
+          <w:bCs/>
+          <w:lang w:val="en-US"/>
+        </w:rPr>
+        <w:t xml:space="preserve"> </w:t>
+      </w:r>
+      <w:r>
+        <w:rPr>
+          <w:b/>
+          <w:bCs/>
+        </w:rPr>
+        <w:t>exit</w:t>
+      </w:r>
+    </w:p>
+    <w:p>
+      <w:pPr>
+        <w:rPr>
+          <w:b/>
+          <w:bCs/>
+        </w:rPr>
+      </w:pPr>
+    </w:p>
+    <w:p>
+      <w:pPr>
+        <w:rPr>
+          <w:b/>
+          <w:bCs/>
+        </w:rPr>
+      </w:pPr>
+      <w:r>
+        <w:rPr>
+          <w:b/>
+          <w:bCs/>
+        </w:rPr>
+        <w:t>! Salvar a configuração</w:t>
+      </w:r>
+    </w:p>
+    <w:p>
+      <w:pPr>
+        <w:rPr>
+          <w:b/>
+          <w:bCs/>
+        </w:rPr>
+      </w:pPr>
+      <w:proofErr w:type="spellStart"/>
+      <w:r>
+        <w:rPr>
+          <w:b/>
+          <w:bCs/>
+        </w:rPr>
+        <w:t>end</w:t>
+      </w:r>
+      <w:proofErr w:type="spellEnd"/>
+    </w:p>
+    <w:p>
+      <w:pPr>
+        <w:rPr>
+          <w:b/>
+          <w:bCs/>
+        </w:rPr>
+      </w:pPr>
+      <w:proofErr w:type="spellStart"/>
+      <w:r>
+        <w:rPr>
+          <w:b/>
+          <w:bCs/>
+        </w:rPr>
+        <w:t>write</w:t>
+      </w:r>
+      <w:proofErr w:type="spellEnd"/>
+      <w:r>
+        <w:rPr>
+          <w:b/>
+          <w:bCs/>
+        </w:rPr>
+        <w:t xml:space="preserve"> </w:t>
+      </w:r>
+      <w:proofErr w:type="spellStart"/>
+      <w:r>
+        <w:rPr>
+          <w:b/>
+          <w:bCs/>
+        </w:rPr>
+        <w:t>memory</w:t>
+      </w:r>
+      <w:proofErr w:type="spellEnd"/>
+    </w:p>
+    <w:p>
+      <w:pPr>
+        <w:rPr>
+          <w:b/>
+          <w:bCs/>
+        </w:rPr>
+      </w:pPr>
+      <w:r>
+        <w:rPr>
+          <w:b/>
+          <w:bCs/>
+        </w:rPr>
+        <w:t>B. Configuração do Roteador de Fronteira (R-PoP-01)</w:t>
+      </w:r>
+    </w:p>
+    <w:p>
+      <w:pPr>
+        <w:rPr>
+          <w:b/>
+          <w:bCs/>
+        </w:rPr>
+      </w:pPr>
+      <w:r>
+        <w:rPr>
+          <w:b/>
+          <w:bCs/>
+        </w:rPr>
+        <w:t xml:space="preserve">O R-PoP-01 é o roteador de fronteira. A sua função é ligar a área L1 local ao </w:t>
+      </w:r>
+      <w:proofErr w:type="spellStart"/>
+      <w:r>
+        <w:rPr>
+          <w:b/>
+          <w:bCs/>
+        </w:rPr>
+        <w:t>backbone</w:t>
+      </w:r>
+      <w:proofErr w:type="spellEnd"/>
+      <w:r>
+        <w:rPr>
+          <w:b/>
+          <w:bCs/>
+        </w:rPr>
+        <w:t xml:space="preserve"> L2. Por padrão, um roteador Cisco IS-IS é do tipo L1/L2, o que é exatamente o que se pretende aqui.</w:t>
+      </w:r>
+    </w:p>
+    <w:p>
+      <w:pPr>
+        <w:rPr>
+          <w:b/>
+          <w:bCs/>
+        </w:rPr>
+      </w:pPr>
+      <w:proofErr w:type="spellStart"/>
+      <w:r>
+        <w:rPr>
+          <w:b/>
+          <w:bCs/>
+        </w:rPr>
+        <w:t>text</w:t>
+      </w:r>
+      <w:proofErr w:type="spellEnd"/>
+    </w:p>
+    <w:p>
+      <w:pPr>
+        <w:rPr>
+          <w:b/>
+          <w:bCs/>
+        </w:rPr>
+      </w:pPr>
+      <w:r>
+        <w:rPr>
+          <w:b/>
+          <w:bCs/>
+        </w:rPr>
+        <w:t>! Entrar no modo de configuração global</w:t>
+      </w:r>
+    </w:p>
+    <w:p>
+      <w:pPr>
+        <w:rPr>
+          <w:b/>
+          <w:bCs/>
+        </w:rPr>
+      </w:pPr>
+      <w:proofErr w:type="spellStart"/>
+      <w:r>
+        <w:rPr>
+          <w:b/>
+          <w:bCs/>
+        </w:rPr>
+        <w:t>enable</w:t>
+      </w:r>
+      <w:proofErr w:type="spellEnd"/>
+    </w:p>
+    <w:p>
+      <w:pPr>
+        <w:rPr>
+          <w:b/>
+          <w:bCs/>
+        </w:rPr>
+      </w:pPr>
+      <w:r>
+        <w:rPr>
+          <w:b/>
+          <w:bCs/>
+        </w:rPr>
         <w:t>configure terminal</w:t>
       </w:r>
     </w:p>
-    <w:p/>
-    <w:p>
-      <w:r>
-        <w:t>! 1. Criar o processo de roteamento IS-IS e atribuir um NET</w:t>
-      </w:r>
-    </w:p>
-    <w:p>
-      <w:pPr>
-        <w:rPr>
+    <w:p>
+      <w:pPr>
+        <w:rPr>
+          <w:b/>
+          <w:bCs/>
+        </w:rPr>
+      </w:pPr>
+    </w:p>
+    <w:p>
+      <w:pPr>
+        <w:rPr>
+          <w:b/>
+          <w:bCs/>
+        </w:rPr>
+      </w:pPr>
+      <w:r>
+        <w:rPr>
+          <w:b/>
+          <w:bCs/>
+        </w:rPr>
+        <w:t>! 1. Criar o processo de roteamento IS-IS com um NET de área diferente</w:t>
+      </w:r>
+    </w:p>
+    <w:p>
+      <w:pPr>
+        <w:rPr>
+          <w:b/>
+          <w:bCs/>
           <w:lang w:val="en-US"/>
         </w:rPr>
       </w:pPr>
       <w:r>
         <w:rPr>
+          <w:b/>
+          <w:bCs/>
           <w:lang w:val="en-US"/>
         </w:rPr>
-        <w:t>router isis ISP-BACKBONE</w:t>
-      </w:r>
-    </w:p>
-    <w:p>
-      <w:pPr>
-        <w:rPr>
+        <w:t>router isis ISP-POP-AREA1</w:t>
+      </w:r>
+    </w:p>
+    <w:p>
+      <w:pPr>
+        <w:rPr>
+          <w:b/>
+          <w:bCs/>
           <w:lang w:val="en-US"/>
         </w:rPr>
       </w:pPr>
       <w:r>
         <w:rPr>
+          <w:b/>
+          <w:bCs/>
           <w:lang w:val="en-US"/>
         </w:rPr>
-        <w:t xml:space="preserve"> net 49.0001.0000.0000.0001.00</w:t>
-      </w:r>
-    </w:p>
-    <w:p>
-      <w:r>
-        <w:rPr>
+        <w:t xml:space="preserve"> net 49.0002.0000.0000.0001.00</w:t>
+      </w:r>
+    </w:p>
+    <w:p>
+      <w:pPr>
+        <w:rPr>
+          <w:b/>
+          <w:bCs/>
+        </w:rPr>
+      </w:pPr>
+      <w:r>
+        <w:rPr>
+          <w:b/>
+          <w:bCs/>
           <w:lang w:val="en-US"/>
         </w:rPr>
         <w:t xml:space="preserve"> </w:t>
       </w:r>
       <w:r>
-        <w:t>! O NET identifica o roteador. O "49" é o domínio OSI privado,</w:t>
-      </w:r>
-    </w:p>
-    <w:p>
-      <w:r>
-        <w:t xml:space="preserve"> ! "0001" é a área do </w:t>
-      </w:r>
-      <w:proofErr w:type="spellStart"/>
-      <w:r>
+        <w:rPr>
+          <w:b/>
+          <w:bCs/>
+        </w:rPr>
+        <w:t xml:space="preserve">! Nota: a área aqui é "0002", diferente da "0001" do </w:t>
+      </w:r>
+      <w:proofErr w:type="spellStart"/>
+      <w:r>
+        <w:rPr>
+          <w:b/>
+          <w:bCs/>
+        </w:rPr>
         <w:t>backbone</w:t>
       </w:r>
       <w:proofErr w:type="spellEnd"/>
       <w:r>
-        <w:t xml:space="preserve"> L2, "0000.0000.0001" é o ID único do roteador,</w:t>
-      </w:r>
-    </w:p>
-    <w:p>
-      <w:r>
-        <w:t xml:space="preserve"> ! e "00" é o seletor NSAP (NSEL), obrigatório para um IS.</w:t>
-      </w:r>
-    </w:p>
-    <w:p>
-      <w:r>
+        <w:rPr>
+          <w:b/>
+          <w:bCs/>
+        </w:rPr>
+        <w:t>.</w:t>
+      </w:r>
+    </w:p>
+    <w:p>
+      <w:pPr>
+        <w:rPr>
+          <w:b/>
+          <w:bCs/>
+        </w:rPr>
+      </w:pPr>
+      <w:r>
+        <w:rPr>
+          <w:b/>
+          <w:bCs/>
+        </w:rPr>
+        <w:t xml:space="preserve"> ! Isto cria a hierarquia de áreas.</w:t>
+      </w:r>
+    </w:p>
+    <w:p>
+      <w:pPr>
+        <w:rPr>
+          <w:b/>
+          <w:bCs/>
+        </w:rPr>
+      </w:pPr>
+      <w:r>
+        <w:rPr>
+          <w:b/>
+          <w:bCs/>
+        </w:rPr>
         <w:t xml:space="preserve"> </w:t>
       </w:r>
     </w:p>
     <w:p>
-      <w:r>
-        <w:t xml:space="preserve"> ! 2. Definir o tipo de roteador como L2 apenas (</w:t>
-      </w:r>
-      <w:proofErr w:type="spellStart"/>
-      <w:r>
+      <w:pPr>
+        <w:rPr>
+          <w:b/>
+          <w:bCs/>
+        </w:rPr>
+      </w:pPr>
+      <w:r>
+        <w:rPr>
+          <w:b/>
+          <w:bCs/>
+        </w:rPr>
+        <w:t xml:space="preserve"> ! 2. NÃO configuramos "</w:t>
+      </w:r>
+      <w:proofErr w:type="spellStart"/>
+      <w:r>
+        <w:rPr>
+          <w:b/>
+          <w:bCs/>
+        </w:rPr>
+        <w:t>is-type</w:t>
+      </w:r>
+      <w:proofErr w:type="spellEnd"/>
+      <w:r>
+        <w:rPr>
+          <w:b/>
+          <w:bCs/>
+        </w:rPr>
+        <w:t>". O padrão é L1/L2, que é o desejado.</w:t>
+      </w:r>
+    </w:p>
+    <w:p>
+      <w:pPr>
+        <w:rPr>
+          <w:b/>
+          <w:bCs/>
+        </w:rPr>
+      </w:pPr>
+      <w:r>
+        <w:rPr>
+          <w:b/>
+          <w:bCs/>
+        </w:rPr>
+        <w:lastRenderedPageBreak/>
+        <w:t xml:space="preserve"> ! O roteador tentará formar adjacências L1 e L2.</w:t>
+      </w:r>
+    </w:p>
+    <w:p>
+      <w:pPr>
+        <w:rPr>
+          <w:b/>
+          <w:bCs/>
+        </w:rPr>
+      </w:pPr>
+      <w:r>
+        <w:rPr>
+          <w:b/>
+          <w:bCs/>
+        </w:rPr>
+        <w:t xml:space="preserve"> </w:t>
+      </w:r>
+    </w:p>
+    <w:p>
+      <w:pPr>
+        <w:rPr>
+          <w:b/>
+          <w:bCs/>
+        </w:rPr>
+      </w:pPr>
+      <w:r>
+        <w:rPr>
+          <w:b/>
+          <w:bCs/>
+        </w:rPr>
+        <w:t xml:space="preserve"> ! 3. Estilo de métrica </w:t>
+      </w:r>
+      <w:proofErr w:type="spellStart"/>
+      <w:r>
+        <w:rPr>
+          <w:b/>
+          <w:bCs/>
+        </w:rPr>
+        <w:t>wide</w:t>
+      </w:r>
+      <w:proofErr w:type="spellEnd"/>
+    </w:p>
+    <w:p>
+      <w:pPr>
+        <w:rPr>
+          <w:b/>
+          <w:bCs/>
+        </w:rPr>
+      </w:pPr>
+      <w:r>
+        <w:rPr>
+          <w:b/>
+          <w:bCs/>
+        </w:rPr>
+        <w:t xml:space="preserve"> </w:t>
+      </w:r>
+      <w:proofErr w:type="spellStart"/>
+      <w:r>
+        <w:rPr>
+          <w:b/>
+          <w:bCs/>
+        </w:rPr>
+        <w:t>metric-style</w:t>
+      </w:r>
+      <w:proofErr w:type="spellEnd"/>
+      <w:r>
+        <w:rPr>
+          <w:b/>
+          <w:bCs/>
+        </w:rPr>
+        <w:t xml:space="preserve"> </w:t>
+      </w:r>
+      <w:proofErr w:type="spellStart"/>
+      <w:r>
+        <w:rPr>
+          <w:b/>
+          <w:bCs/>
+        </w:rPr>
+        <w:t>wide</w:t>
+      </w:r>
+      <w:proofErr w:type="spellEnd"/>
+    </w:p>
+    <w:p>
+      <w:pPr>
+        <w:rPr>
+          <w:b/>
+          <w:bCs/>
+        </w:rPr>
+      </w:pPr>
+      <w:r>
+        <w:rPr>
+          <w:b/>
+          <w:bCs/>
+        </w:rPr>
+        <w:t xml:space="preserve"> exit</w:t>
+      </w:r>
+    </w:p>
+    <w:p>
+      <w:pPr>
+        <w:rPr>
+          <w:b/>
+          <w:bCs/>
+        </w:rPr>
+      </w:pPr>
+    </w:p>
+    <w:p>
+      <w:pPr>
+        <w:rPr>
+          <w:b/>
+          <w:bCs/>
+        </w:rPr>
+      </w:pPr>
+      <w:r>
+        <w:rPr>
+          <w:b/>
+          <w:bCs/>
+        </w:rPr>
+        <w:t xml:space="preserve">! 4. Configurar a interface para o </w:t>
+      </w:r>
+      <w:proofErr w:type="spellStart"/>
+      <w:r>
+        <w:rPr>
+          <w:b/>
+          <w:bCs/>
+        </w:rPr>
         <w:t>backbone</w:t>
       </w:r>
       <w:proofErr w:type="spellEnd"/>
       <w:r>
-        <w:t xml:space="preserve"> puro)</w:t>
-      </w:r>
-    </w:p>
-    <w:p>
-      <w:r>
+        <w:rPr>
+          <w:b/>
+          <w:bCs/>
+        </w:rPr>
+        <w:t xml:space="preserve"> (formará adjacência L2)</w:t>
+      </w:r>
+    </w:p>
+    <w:p>
+      <w:pPr>
+        <w:rPr>
+          <w:b/>
+          <w:bCs/>
+          <w:lang w:val="en-US"/>
+        </w:rPr>
+      </w:pPr>
+      <w:r>
+        <w:rPr>
+          <w:b/>
+          <w:bCs/>
+          <w:lang w:val="en-US"/>
+        </w:rPr>
+        <w:t>interface GigabitEthernet0/1</w:t>
+      </w:r>
+    </w:p>
+    <w:p>
+      <w:pPr>
+        <w:rPr>
+          <w:b/>
+          <w:bCs/>
+          <w:lang w:val="en-US"/>
+        </w:rPr>
+      </w:pPr>
+      <w:r>
+        <w:rPr>
+          <w:b/>
+          <w:bCs/>
+          <w:lang w:val="en-US"/>
+        </w:rPr>
+        <w:t xml:space="preserve"> description Link para R-Core-01 (Backbone L2)</w:t>
+      </w:r>
+    </w:p>
+    <w:p>
+      <w:pPr>
+        <w:rPr>
+          <w:b/>
+          <w:bCs/>
+          <w:lang w:val="en-US"/>
+        </w:rPr>
+      </w:pPr>
+      <w:r>
+        <w:rPr>
+          <w:b/>
+          <w:bCs/>
+          <w:lang w:val="en-US"/>
+        </w:rPr>
+        <w:t xml:space="preserve"> ip address 10.0.0.2 255.255.255.252</w:t>
+      </w:r>
+    </w:p>
+    <w:p>
+      <w:pPr>
+        <w:rPr>
+          <w:b/>
+          <w:bCs/>
+          <w:lang w:val="en-US"/>
+        </w:rPr>
+      </w:pPr>
+      <w:r>
+        <w:rPr>
+          <w:b/>
+          <w:bCs/>
+          <w:lang w:val="en-US"/>
+        </w:rPr>
+        <w:t xml:space="preserve"> ip router isis ISP-POP-AREA1</w:t>
+      </w:r>
+    </w:p>
+    <w:p>
+      <w:pPr>
+        <w:rPr>
+          <w:b/>
+          <w:bCs/>
+        </w:rPr>
+      </w:pPr>
+      <w:r>
+        <w:rPr>
+          <w:b/>
+          <w:bCs/>
+          <w:lang w:val="en-US"/>
+        </w:rPr>
         <w:t xml:space="preserve"> </w:t>
       </w:r>
-      <w:proofErr w:type="spellStart"/>
-      <w:r>
-        <w:t>is-type</w:t>
-      </w:r>
-      <w:proofErr w:type="spellEnd"/>
-      <w:r>
-        <w:t xml:space="preserve"> level-2-only</w:t>
-      </w:r>
-    </w:p>
-    <w:p>
-      <w:r>
+      <w:r>
+        <w:rPr>
+          <w:b/>
+          <w:bCs/>
+        </w:rPr>
+        <w:t xml:space="preserve">no </w:t>
+      </w:r>
+      <w:proofErr w:type="spellStart"/>
+      <w:r>
+        <w:rPr>
+          <w:b/>
+          <w:bCs/>
+        </w:rPr>
+        <w:t>shutdown</w:t>
+      </w:r>
+      <w:proofErr w:type="spellEnd"/>
+    </w:p>
+    <w:p>
+      <w:pPr>
+        <w:rPr>
+          <w:b/>
+          <w:bCs/>
+        </w:rPr>
+      </w:pPr>
+      <w:r>
+        <w:rPr>
+          <w:b/>
+          <w:bCs/>
+        </w:rPr>
+        <w:t xml:space="preserve"> exit</w:t>
+      </w:r>
+    </w:p>
+    <w:p>
+      <w:pPr>
+        <w:rPr>
+          <w:b/>
+          <w:bCs/>
+        </w:rPr>
+      </w:pPr>
+    </w:p>
+    <w:p>
+      <w:pPr>
+        <w:rPr>
+          <w:b/>
+          <w:bCs/>
+        </w:rPr>
+      </w:pPr>
+      <w:r>
+        <w:rPr>
+          <w:b/>
+          <w:bCs/>
+        </w:rPr>
+        <w:t>! 5. Configurar a interface para a rede local do cliente</w:t>
+      </w:r>
+    </w:p>
+    <w:p>
+      <w:pPr>
+        <w:rPr>
+          <w:b/>
+          <w:bCs/>
+          <w:lang w:val="en-US"/>
+        </w:rPr>
+      </w:pPr>
+      <w:r>
+        <w:rPr>
+          <w:b/>
+          <w:bCs/>
+          <w:lang w:val="en-US"/>
+        </w:rPr>
+        <w:t>interface GigabitEthernet0/2</w:t>
+      </w:r>
+    </w:p>
+    <w:p>
+      <w:pPr>
+        <w:rPr>
+          <w:b/>
+          <w:bCs/>
+          <w:lang w:val="en-US"/>
+        </w:rPr>
+      </w:pPr>
+      <w:r>
+        <w:rPr>
+          <w:b/>
+          <w:bCs/>
+          <w:lang w:val="en-US"/>
+        </w:rPr>
+        <w:t xml:space="preserve"> description Link para Rede do Cliente (Area L1)</w:t>
+      </w:r>
+    </w:p>
+    <w:p>
+      <w:pPr>
+        <w:rPr>
+          <w:b/>
+          <w:bCs/>
+          <w:lang w:val="en-US"/>
+        </w:rPr>
+      </w:pPr>
+      <w:r>
+        <w:rPr>
+          <w:b/>
+          <w:bCs/>
+          <w:lang w:val="en-US"/>
+        </w:rPr>
+        <w:t xml:space="preserve"> ip address 192.168.1.1 255.255.255.0</w:t>
+      </w:r>
+    </w:p>
+    <w:p>
+      <w:pPr>
+        <w:rPr>
+          <w:b/>
+          <w:bCs/>
+          <w:lang w:val="en-US"/>
+        </w:rPr>
+      </w:pPr>
+      <w:r>
+        <w:rPr>
+          <w:b/>
+          <w:bCs/>
+          <w:lang w:val="en-US"/>
+        </w:rPr>
+        <w:t xml:space="preserve"> ip router isis ISP-POP-AREA1</w:t>
+      </w:r>
+    </w:p>
+    <w:p>
+      <w:pPr>
+        <w:rPr>
+          <w:b/>
+          <w:bCs/>
+        </w:rPr>
+      </w:pPr>
+      <w:r>
+        <w:rPr>
+          <w:b/>
+          <w:bCs/>
+          <w:lang w:val="en-US"/>
+        </w:rPr>
         <w:t xml:space="preserve"> </w:t>
       </w:r>
-    </w:p>
-    <w:p>
-      <w:r>
-        <w:t xml:space="preserve"> ! 3. Alterar o estilo de métrica para </w:t>
-      </w:r>
-      <w:proofErr w:type="spellStart"/>
-      <w:r>
-        <w:t>wide</w:t>
-      </w:r>
-      <w:proofErr w:type="spellEnd"/>
-      <w:r>
-        <w:t xml:space="preserve"> (obrigatório para redes modernas)</w:t>
-      </w:r>
-    </w:p>
-    <w:p>
-      <w:r>
+      <w:r>
+        <w:rPr>
+          <w:b/>
+          <w:bCs/>
+        </w:rPr>
+        <w:t>! Força esta interface a formar apenas adjacências de Nível 1.</w:t>
+      </w:r>
+    </w:p>
+    <w:p>
+      <w:pPr>
+        <w:rPr>
+          <w:b/>
+          <w:bCs/>
+        </w:rPr>
+      </w:pPr>
+      <w:r>
+        <w:rPr>
+          <w:b/>
+          <w:bCs/>
+        </w:rPr>
+        <w:t xml:space="preserve"> ! Isto isola o tráfego interno da área local do </w:t>
+      </w:r>
+      <w:proofErr w:type="spellStart"/>
+      <w:r>
+        <w:rPr>
+          <w:b/>
+          <w:bCs/>
+        </w:rPr>
+        <w:t>backbone</w:t>
+      </w:r>
+      <w:proofErr w:type="spellEnd"/>
+      <w:r>
+        <w:rPr>
+          <w:b/>
+          <w:bCs/>
+        </w:rPr>
+        <w:t>.</w:t>
+      </w:r>
+    </w:p>
+    <w:p>
+      <w:pPr>
+        <w:rPr>
+          <w:b/>
+          <w:bCs/>
+          <w:lang w:val="en-US"/>
+        </w:rPr>
+      </w:pPr>
+      <w:r>
+        <w:rPr>
+          <w:b/>
+          <w:bCs/>
+        </w:rPr>
         <w:t xml:space="preserve"> </w:t>
       </w:r>
-      <w:proofErr w:type="spellStart"/>
-      <w:r>
-        <w:t>metric-style</w:t>
-      </w:r>
-      <w:proofErr w:type="spellEnd"/>
-      <w:r>
+      <w:r>
+        <w:rPr>
+          <w:b/>
+          <w:bCs/>
+          <w:lang w:val="en-US"/>
+        </w:rPr>
+        <w:t>isis circuit-type level-1</w:t>
+      </w:r>
+    </w:p>
+    <w:p>
+      <w:pPr>
+        <w:rPr>
+          <w:b/>
+          <w:bCs/>
+          <w:lang w:val="en-US"/>
+        </w:rPr>
+      </w:pPr>
+      <w:r>
+        <w:rPr>
+          <w:b/>
+          <w:bCs/>
+          <w:lang w:val="en-US"/>
+        </w:rPr>
+        <w:t xml:space="preserve"> no shutdown</w:t>
+      </w:r>
+    </w:p>
+    <w:p>
+      <w:pPr>
+        <w:rPr>
+          <w:b/>
+          <w:bCs/>
+        </w:rPr>
+      </w:pPr>
+      <w:r>
+        <w:rPr>
+          <w:b/>
+          <w:bCs/>
+          <w:lang w:val="en-US"/>
+        </w:rPr>
         <w:t xml:space="preserve"> </w:t>
       </w:r>
-      <w:proofErr w:type="spellStart"/>
-      <w:r>
-        <w:t>wide</w:t>
-      </w:r>
-      <w:proofErr w:type="spellEnd"/>
-    </w:p>
-    <w:p>
-      <w:r>
+      <w:r>
+        <w:rPr>
+          <w:b/>
+          <w:bCs/>
+        </w:rPr>
+        <w:t>exit</w:t>
+      </w:r>
+    </w:p>
+    <w:p>
+      <w:pPr>
+        <w:rPr>
+          <w:b/>
+          <w:bCs/>
+        </w:rPr>
+      </w:pPr>
+    </w:p>
+    <w:p>
+      <w:pPr>
+        <w:rPr>
+          <w:b/>
+          <w:bCs/>
+        </w:rPr>
+      </w:pPr>
+      <w:r>
+        <w:rPr>
+          <w:b/>
+          <w:bCs/>
+        </w:rPr>
+        <w:t>! Salvar a configuração</w:t>
+      </w:r>
+    </w:p>
+    <w:p>
+      <w:pPr>
+        <w:rPr>
+          <w:b/>
+          <w:bCs/>
+        </w:rPr>
+      </w:pPr>
+      <w:proofErr w:type="spellStart"/>
+      <w:r>
+        <w:rPr>
+          <w:b/>
+          <w:bCs/>
+        </w:rPr>
+        <w:t>end</w:t>
+      </w:r>
+      <w:proofErr w:type="spellEnd"/>
+    </w:p>
+    <w:p>
+      <w:pPr>
+        <w:rPr>
+          <w:b/>
+          <w:bCs/>
+        </w:rPr>
+      </w:pPr>
+      <w:proofErr w:type="spellStart"/>
+      <w:r>
+        <w:rPr>
+          <w:b/>
+          <w:bCs/>
+        </w:rPr>
+        <w:t>write</w:t>
+      </w:r>
+      <w:proofErr w:type="spellEnd"/>
+      <w:r>
+        <w:rPr>
+          <w:b/>
+          <w:bCs/>
+        </w:rPr>
         <w:t xml:space="preserve"> </w:t>
       </w:r>
-    </w:p>
-    <w:p>
-      <w:r>
-        <w:t xml:space="preserve"> ! Sair da configuração do processo IS-IS</w:t>
-      </w:r>
-    </w:p>
-    <w:p>
-      <w:r>
-        <w:t xml:space="preserve"> exit</w:t>
-      </w:r>
-    </w:p>
-    <w:p/>
-    <w:p>
-      <w:r>
-        <w:t>! 4. Configurar a interface de conexão com o roteador de fronteira</w:t>
-      </w:r>
-    </w:p>
-    <w:p>
-      <w:pPr>
-        <w:rPr>
-          <w:lang w:val="en-US"/>
-        </w:rPr>
-      </w:pPr>
-      <w:r>
-        <w:rPr>
-          <w:lang w:val="en-US"/>
-        </w:rPr>
-        <w:t>interface GigabitEthernet0/1</w:t>
-      </w:r>
-    </w:p>
-    <w:p>
-      <w:pPr>
-        <w:rPr>
-          <w:lang w:val="en-US"/>
-        </w:rPr>
-      </w:pPr>
-      <w:r>
-        <w:rPr>
-          <w:lang w:val="en-US"/>
-        </w:rPr>
-        <w:t xml:space="preserve"> description Link para R-PoP-01</w:t>
-      </w:r>
-    </w:p>
-    <w:p>
-      <w:pPr>
-        <w:rPr>
-          <w:lang w:val="en-US"/>
-        </w:rPr>
-      </w:pPr>
-      <w:r>
-        <w:rPr>
-          <w:lang w:val="en-US"/>
-        </w:rPr>
-        <w:t xml:space="preserve"> ip address 10.0.0.1 255.255.255.252</w:t>
-      </w:r>
-    </w:p>
-    <w:p>
-      <w:r>
-        <w:rPr>
-          <w:lang w:val="en-US"/>
-        </w:rPr>
-        <w:t xml:space="preserve"> </w:t>
-      </w:r>
-      <w:r>
-        <w:t>! O comando mágico: ativa o IS-IS nesta interface</w:t>
-      </w:r>
-    </w:p>
-    <w:p>
-      <w:pPr>
-        <w:rPr>
-          <w:lang w:val="en-US"/>
-        </w:rPr>
-      </w:pPr>
-      <w:r>
-        <w:t xml:space="preserve"> </w:t>
-      </w:r>
-      <w:r>
-        <w:rPr>
-          <w:lang w:val="en-US"/>
-        </w:rPr>
-        <w:t>ip router isis ISP-BACKBONE</w:t>
-      </w:r>
-    </w:p>
-    <w:p>
-      <w:pPr>
-        <w:rPr>
-          <w:lang w:val="en-US"/>
-        </w:rPr>
-      </w:pPr>
-      <w:r>
-        <w:rPr>
-          <w:lang w:val="en-US"/>
-        </w:rPr>
-        <w:t xml:space="preserve"> no shutdown</w:t>
-      </w:r>
-    </w:p>
-    <w:p>
-      <w:r>
-        <w:rPr>
-          <w:lang w:val="en-US"/>
-        </w:rPr>
-        <w:t xml:space="preserve"> </w:t>
-      </w:r>
-      <w:r>
-        <w:t>exit</w:t>
-      </w:r>
-    </w:p>
-    <w:p/>
-    <w:p>
-      <w:r>
-        <w:t>! Salvar a configuração</w:t>
-      </w:r>
-    </w:p>
-    <w:p>
-      <w:proofErr w:type="spellStart"/>
-      <w:r>
-        <w:t>end</w:t>
-      </w:r>
-      <w:proofErr w:type="spellEnd"/>
-    </w:p>
-    <w:p>
-      <w:proofErr w:type="spellStart"/>
-      <w:r>
-        <w:t>write</w:t>
-      </w:r>
-      <w:proofErr w:type="spellEnd"/>
-      <w:r>
-        <w:t xml:space="preserve"> </w:t>
-      </w:r>
-      <w:proofErr w:type="spellStart"/>
-      <w:r>
+      <w:proofErr w:type="spellStart"/>
+      <w:r>
+        <w:rPr>
+          <w:b/>
+          <w:bCs/>
+        </w:rPr>
         <w:t>memory</w:t>
       </w:r>
       <w:proofErr w:type="spellEnd"/>
     </w:p>
     <w:p>
-      <w:r>
-        <w:rPr>
-          <w:b/>
-          <w:bCs/>
-        </w:rPr>
-        <w:t>B. Configuração do Roteador de Fronteira (R-PoP-01)</w:t>
-      </w:r>
-    </w:p>
-    <w:p>
-      <w:r>
-        <w:lastRenderedPageBreak/>
-        <w:t xml:space="preserve">O R-PoP-01 é o roteador de fronteira. A sua função é ligar a área L1 local ao </w:t>
-      </w:r>
-      <w:proofErr w:type="spellStart"/>
-      <w:r>
-        <w:t>backbone</w:t>
-      </w:r>
-      <w:proofErr w:type="spellEnd"/>
-      <w:r>
-        <w:t xml:space="preserve"> L2. Por padrão, um roteador Cisco IS-IS é do tipo L1/L2, o que é exatamente o que se pretende aqui.</w:t>
-      </w:r>
-    </w:p>
-    <w:p>
-      <w:proofErr w:type="spellStart"/>
-      <w:r>
-        <w:t>text</w:t>
-      </w:r>
-      <w:proofErr w:type="spellEnd"/>
-    </w:p>
-    <w:p>
-      <w:r>
-        <w:t>! Entrar no modo de configuração global</w:t>
-      </w:r>
-    </w:p>
-    <w:p>
-      <w:proofErr w:type="spellStart"/>
-      <w:r>
-        <w:t>enable</w:t>
-      </w:r>
-      <w:proofErr w:type="spellEnd"/>
-    </w:p>
-    <w:p>
-      <w:r>
-        <w:t>configure terminal</w:t>
-      </w:r>
-    </w:p>
-    <w:p/>
-    <w:p>
-      <w:r>
-        <w:t>! 1. Criar o processo de roteamento IS-IS com um NET de área diferente</w:t>
-      </w:r>
-    </w:p>
-    <w:p>
-      <w:pPr>
-        <w:rPr>
-          <w:lang w:val="en-US"/>
-        </w:rPr>
-      </w:pPr>
-      <w:r>
-        <w:rPr>
-          <w:lang w:val="en-US"/>
-        </w:rPr>
-        <w:t>router isis ISP-POP-AREA1</w:t>
-      </w:r>
-    </w:p>
-    <w:p>
-      <w:pPr>
-        <w:rPr>
-          <w:lang w:val="en-US"/>
-        </w:rPr>
-      </w:pPr>
-      <w:r>
-        <w:rPr>
-          <w:lang w:val="en-US"/>
-        </w:rPr>
-        <w:t xml:space="preserve"> net 49.0002.0000.0000.0001.00</w:t>
-      </w:r>
-    </w:p>
-    <w:p>
-      <w:r>
-        <w:rPr>
-          <w:lang w:val="en-US"/>
-        </w:rPr>
-        <w:t xml:space="preserve"> </w:t>
-      </w:r>
-      <w:r>
-        <w:t xml:space="preserve">! Nota: a área aqui é "0002", diferente da "0001" do </w:t>
-      </w:r>
-      <w:proofErr w:type="spellStart"/>
-      <w:r>
-        <w:t>backbone</w:t>
-      </w:r>
-      <w:proofErr w:type="spellEnd"/>
-      <w:r>
-        <w:t>.</w:t>
-      </w:r>
-    </w:p>
-    <w:p>
-      <w:r>
-        <w:t xml:space="preserve"> ! Isto cria a hierarquia de áreas.</w:t>
-      </w:r>
-    </w:p>
-    <w:p>
-      <w:r>
-        <w:t xml:space="preserve"> </w:t>
-      </w:r>
-    </w:p>
-    <w:p>
-      <w:r>
-        <w:t xml:space="preserve"> ! 2. NÃO configuramos "</w:t>
-      </w:r>
-      <w:proofErr w:type="spellStart"/>
-      <w:r>
-        <w:t>is-type</w:t>
-      </w:r>
-      <w:proofErr w:type="spellEnd"/>
-      <w:r>
-        <w:t>". O padrão é L1/L2, que é o desejado.</w:t>
-      </w:r>
-    </w:p>
-    <w:p>
-      <w:r>
-        <w:t xml:space="preserve"> ! O roteador tentará formar adjacências L1 e L2.</w:t>
-      </w:r>
-    </w:p>
-    <w:p>
-      <w:r>
-        <w:t xml:space="preserve"> </w:t>
-      </w:r>
-    </w:p>
-    <w:p>
-      <w:r>
-        <w:t xml:space="preserve"> ! 3. Estilo de métrica </w:t>
-      </w:r>
-      <w:proofErr w:type="spellStart"/>
-      <w:r>
-        <w:t>wide</w:t>
-      </w:r>
-      <w:proofErr w:type="spellEnd"/>
-    </w:p>
-    <w:p>
-      <w:r>
-        <w:t xml:space="preserve"> </w:t>
-      </w:r>
-      <w:proofErr w:type="spellStart"/>
-      <w:r>
-        <w:t>metric-style</w:t>
-      </w:r>
-      <w:proofErr w:type="spellEnd"/>
-      <w:r>
-        <w:t xml:space="preserve"> </w:t>
-      </w:r>
-      <w:proofErr w:type="spellStart"/>
-      <w:r>
-        <w:t>wide</w:t>
-      </w:r>
-      <w:proofErr w:type="spellEnd"/>
-    </w:p>
-    <w:p>
-      <w:r>
-        <w:t xml:space="preserve"> exit</w:t>
-      </w:r>
-    </w:p>
-    <w:p/>
-    <w:p>
-      <w:r>
-        <w:t xml:space="preserve">! 4. Configurar a interface para o </w:t>
-      </w:r>
-      <w:proofErr w:type="spellStart"/>
-      <w:r>
-        <w:t>backbone</w:t>
-      </w:r>
-      <w:proofErr w:type="spellEnd"/>
-      <w:r>
-        <w:t xml:space="preserve"> (formará adjacência L2)</w:t>
-      </w:r>
-    </w:p>
-    <w:p>
-      <w:pPr>
-        <w:rPr>
-          <w:lang w:val="en-US"/>
-        </w:rPr>
-      </w:pPr>
-      <w:r>
-        <w:rPr>
-          <w:lang w:val="en-US"/>
-        </w:rPr>
-        <w:t>interface GigabitEthernet0/1</w:t>
-      </w:r>
-    </w:p>
-    <w:p>
-      <w:pPr>
-        <w:rPr>
-          <w:lang w:val="en-US"/>
-        </w:rPr>
-      </w:pPr>
-      <w:r>
-        <w:rPr>
-          <w:lang w:val="en-US"/>
-        </w:rPr>
-        <w:t xml:space="preserve"> description Link para R-Core-01 (Backbone L2)</w:t>
-      </w:r>
-    </w:p>
-    <w:p>
-      <w:pPr>
-        <w:rPr>
-          <w:lang w:val="en-US"/>
-        </w:rPr>
-      </w:pPr>
-      <w:r>
-        <w:rPr>
-          <w:lang w:val="en-US"/>
-        </w:rPr>
-        <w:t xml:space="preserve"> ip address 10.0.0.2 255.255.255.252</w:t>
-      </w:r>
-    </w:p>
-    <w:p>
-      <w:pPr>
-        <w:rPr>
-          <w:lang w:val="en-US"/>
-        </w:rPr>
-      </w:pPr>
-      <w:r>
-        <w:rPr>
-          <w:lang w:val="en-US"/>
-        </w:rPr>
-        <w:t xml:space="preserve"> ip router isis ISP-POP-AREA1</w:t>
-      </w:r>
-    </w:p>
-    <w:p>
-      <w:r>
-        <w:rPr>
-          <w:lang w:val="en-US"/>
-        </w:rPr>
-        <w:t xml:space="preserve"> </w:t>
-      </w:r>
-      <w:r>
-        <w:t xml:space="preserve">no </w:t>
-      </w:r>
-      <w:proofErr w:type="spellStart"/>
-      <w:r>
-        <w:t>shutdown</w:t>
-      </w:r>
-      <w:proofErr w:type="spellEnd"/>
-    </w:p>
-    <w:p>
-      <w:r>
-        <w:t xml:space="preserve"> exit</w:t>
-      </w:r>
-    </w:p>
-    <w:p/>
-    <w:p>
-      <w:r>
-        <w:t>! 5. Configurar a interface para a rede local do cliente</w:t>
-      </w:r>
-    </w:p>
-    <w:p>
-      <w:pPr>
-        <w:rPr>
-          <w:lang w:val="en-US"/>
-        </w:rPr>
-      </w:pPr>
-      <w:r>
-        <w:rPr>
-          <w:lang w:val="en-US"/>
-        </w:rPr>
-        <w:t>interface GigabitEthernet0/2</w:t>
-      </w:r>
-    </w:p>
-    <w:p>
-      <w:pPr>
-        <w:rPr>
-          <w:lang w:val="en-US"/>
-        </w:rPr>
-      </w:pPr>
-      <w:r>
-        <w:rPr>
-          <w:lang w:val="en-US"/>
-        </w:rPr>
-        <w:t xml:space="preserve"> description Link para Rede do Cliente (Area L1)</w:t>
-      </w:r>
-    </w:p>
-    <w:p>
-      <w:pPr>
-        <w:rPr>
-          <w:lang w:val="en-US"/>
-        </w:rPr>
-      </w:pPr>
-      <w:r>
-        <w:rPr>
-          <w:lang w:val="en-US"/>
-        </w:rPr>
-        <w:lastRenderedPageBreak/>
-        <w:t xml:space="preserve"> ip address 192.168.1.1 255.255.255.0</w:t>
-      </w:r>
-    </w:p>
-    <w:p>
-      <w:pPr>
-        <w:rPr>
-          <w:lang w:val="en-US"/>
-        </w:rPr>
-      </w:pPr>
-      <w:r>
-        <w:rPr>
-          <w:lang w:val="en-US"/>
-        </w:rPr>
-        <w:t xml:space="preserve"> ip router isis ISP-POP-AREA1</w:t>
-      </w:r>
-    </w:p>
-    <w:p>
-      <w:r>
-        <w:rPr>
-          <w:lang w:val="en-US"/>
-        </w:rPr>
-        <w:t xml:space="preserve"> </w:t>
-      </w:r>
-      <w:r>
-        <w:t>! Força esta interface a formar apenas adjacências de Nível 1.</w:t>
-      </w:r>
-    </w:p>
-    <w:p>
-      <w:r>
-        <w:t xml:space="preserve"> ! Isto isola o tráfego interno da área local do </w:t>
-      </w:r>
-      <w:proofErr w:type="spellStart"/>
-      <w:r>
-        <w:t>backbone</w:t>
-      </w:r>
-      <w:proofErr w:type="spellEnd"/>
-      <w:r>
-        <w:t>.</w:t>
-      </w:r>
-    </w:p>
-    <w:p>
-      <w:pPr>
-        <w:rPr>
-          <w:lang w:val="en-US"/>
-        </w:rPr>
-      </w:pPr>
-      <w:r>
-        <w:t xml:space="preserve"> </w:t>
-      </w:r>
-      <w:r>
-        <w:rPr>
-          <w:lang w:val="en-US"/>
-        </w:rPr>
-        <w:t>isis circuit-type level-1</w:t>
-      </w:r>
-    </w:p>
-    <w:p>
-      <w:pPr>
-        <w:rPr>
-          <w:lang w:val="en-US"/>
-        </w:rPr>
-      </w:pPr>
-      <w:r>
-        <w:rPr>
-          <w:lang w:val="en-US"/>
-        </w:rPr>
-        <w:t xml:space="preserve"> no shutdown</w:t>
-      </w:r>
-    </w:p>
-    <w:p>
-      <w:r>
-        <w:rPr>
-          <w:lang w:val="en-US"/>
-        </w:rPr>
-        <w:t xml:space="preserve"> </w:t>
-      </w:r>
-      <w:r>
-        <w:t>exit</w:t>
-      </w:r>
-    </w:p>
-    <w:p/>
-    <w:p>
-      <w:r>
-        <w:t>! Salvar a configuração</w:t>
-      </w:r>
-    </w:p>
-    <w:p>
-      <w:proofErr w:type="spellStart"/>
-      <w:r>
-        <w:t>end</w:t>
-      </w:r>
-      <w:proofErr w:type="spellEnd"/>
-    </w:p>
-    <w:p>
-      <w:proofErr w:type="spellStart"/>
-      <w:r>
-        <w:t>write</w:t>
-      </w:r>
-      <w:proofErr w:type="spellEnd"/>
-      <w:r>
-        <w:t xml:space="preserve"> </w:t>
-      </w:r>
-      <w:proofErr w:type="spellStart"/>
-      <w:r>
-        <w:t>memory</w:t>
-      </w:r>
-      <w:proofErr w:type="spellEnd"/>
-    </w:p>
-    <w:p>
+      <w:pPr>
+        <w:rPr>
+          <w:b/>
+          <w:bCs/>
+        </w:rPr>
+      </w:pPr>
       <w:r>
         <w:rPr>
           <w:b/>
@@ -4286,7 +6601,17 @@
       </w:r>
     </w:p>
     <w:p>
-      <w:r>
+      <w:pPr>
+        <w:rPr>
+          <w:b/>
+          <w:bCs/>
+        </w:rPr>
+      </w:pPr>
+      <w:r>
+        <w:rPr>
+          <w:b/>
+          <w:bCs/>
+        </w:rPr>
         <w:t>Após a configuração, a formação da adjacência IS-IS pode ser verificada com alguns comandos show no modo EXEC privilegiado do IOS da Cisco:</w:t>
       </w:r>
     </w:p>
@@ -4294,26 +6619,51 @@
       <w:pPr>
         <w:numPr>
           <w:ilvl w:val="0"/>
-          <w:numId w:val="10"/>
+          <w:numId w:val="22"/>
         </w:numPr>
-      </w:pPr>
-      <w:r>
+        <w:rPr>
+          <w:b/>
+          <w:bCs/>
+        </w:rPr>
+      </w:pPr>
+      <w:r>
+        <w:rPr>
+          <w:b/>
+          <w:bCs/>
+        </w:rPr>
+        <w:lastRenderedPageBreak/>
         <w:t xml:space="preserve">show </w:t>
       </w:r>
       <w:proofErr w:type="spellStart"/>
       <w:r>
+        <w:rPr>
+          <w:b/>
+          <w:bCs/>
+        </w:rPr>
         <w:t>ip</w:t>
       </w:r>
       <w:proofErr w:type="spellEnd"/>
       <w:r>
+        <w:rPr>
+          <w:b/>
+          <w:bCs/>
+        </w:rPr>
         <w:t xml:space="preserve"> </w:t>
       </w:r>
       <w:proofErr w:type="spellStart"/>
       <w:r>
+        <w:rPr>
+          <w:b/>
+          <w:bCs/>
+        </w:rPr>
         <w:t>protocols</w:t>
       </w:r>
       <w:proofErr w:type="spellEnd"/>
       <w:r>
+        <w:rPr>
+          <w:b/>
+          <w:bCs/>
+        </w:rPr>
         <w:t>: Exibe os protocolos de roteamento ativos e as interfaces participantes.</w:t>
       </w:r>
     </w:p>
@@ -4321,34 +6671,66 @@
       <w:pPr>
         <w:numPr>
           <w:ilvl w:val="0"/>
-          <w:numId w:val="10"/>
+          <w:numId w:val="22"/>
         </w:numPr>
-      </w:pPr>
-      <w:r>
+        <w:rPr>
+          <w:b/>
+          <w:bCs/>
+        </w:rPr>
+      </w:pPr>
+      <w:r>
+        <w:rPr>
+          <w:b/>
+          <w:bCs/>
+        </w:rPr>
         <w:t xml:space="preserve">show </w:t>
       </w:r>
       <w:proofErr w:type="spellStart"/>
       <w:r>
+        <w:rPr>
+          <w:b/>
+          <w:bCs/>
+        </w:rPr>
         <w:t>clns</w:t>
       </w:r>
       <w:proofErr w:type="spellEnd"/>
       <w:r>
+        <w:rPr>
+          <w:b/>
+          <w:bCs/>
+        </w:rPr>
         <w:t xml:space="preserve"> </w:t>
       </w:r>
       <w:proofErr w:type="spellStart"/>
       <w:r>
+        <w:rPr>
+          <w:b/>
+          <w:bCs/>
+        </w:rPr>
         <w:t>neighbors</w:t>
       </w:r>
       <w:proofErr w:type="spellEnd"/>
       <w:r>
+        <w:rPr>
+          <w:b/>
+          <w:bCs/>
+        </w:rPr>
         <w:t>: Mostra os vizinhos IS-IS com os quais o roteador formou adjacência. O estado deve ser </w:t>
       </w:r>
       <w:proofErr w:type="spellStart"/>
       <w:r>
+        <w:rPr>
+          <w:b/>
+          <w:bCs/>
+        </w:rPr>
         <w:t>Up</w:t>
       </w:r>
       <w:proofErr w:type="spellEnd"/>
       <w:r>
+        <w:rPr>
+          <w:b/>
+          <w:bCs/>
+        </w:rPr>
         <w:t>.</w:t>
       </w:r>
     </w:p>
@@ -4356,34 +6738,66 @@
       <w:pPr>
         <w:numPr>
           <w:ilvl w:val="0"/>
-          <w:numId w:val="10"/>
+          <w:numId w:val="22"/>
         </w:numPr>
-      </w:pPr>
-      <w:r>
+        <w:rPr>
+          <w:b/>
+          <w:bCs/>
+        </w:rPr>
+      </w:pPr>
+      <w:r>
+        <w:rPr>
+          <w:b/>
+          <w:bCs/>
+        </w:rPr>
         <w:t xml:space="preserve">show </w:t>
       </w:r>
       <w:proofErr w:type="spellStart"/>
       <w:r>
+        <w:rPr>
+          <w:b/>
+          <w:bCs/>
+        </w:rPr>
         <w:t>isis</w:t>
       </w:r>
       <w:proofErr w:type="spellEnd"/>
       <w:r>
+        <w:rPr>
+          <w:b/>
+          <w:bCs/>
+        </w:rPr>
         <w:t xml:space="preserve"> </w:t>
       </w:r>
       <w:proofErr w:type="spellStart"/>
       <w:r>
+        <w:rPr>
+          <w:b/>
+          <w:bCs/>
+        </w:rPr>
         <w:t>database</w:t>
       </w:r>
       <w:proofErr w:type="spellEnd"/>
       <w:r>
+        <w:rPr>
+          <w:b/>
+          <w:bCs/>
+        </w:rPr>
         <w:t xml:space="preserve">: Exibe a base de dados de estado de enlace (LSDB) do IS-IS, onde se podem ver todos os </w:t>
       </w:r>
       <w:proofErr w:type="spellStart"/>
       <w:r>
+        <w:rPr>
+          <w:b/>
+          <w:bCs/>
+        </w:rPr>
         <w:t>LSPs</w:t>
       </w:r>
       <w:proofErr w:type="spellEnd"/>
       <w:r>
+        <w:rPr>
+          <w:b/>
+          <w:bCs/>
+        </w:rPr>
         <w:t xml:space="preserve"> conhecidos.</w:t>
       </w:r>
     </w:p>
@@ -4391,38 +6805,76 @@
       <w:pPr>
         <w:numPr>
           <w:ilvl w:val="0"/>
-          <w:numId w:val="10"/>
+          <w:numId w:val="22"/>
         </w:numPr>
-      </w:pPr>
-      <w:r>
+        <w:rPr>
+          <w:b/>
+          <w:bCs/>
+        </w:rPr>
+      </w:pPr>
+      <w:r>
+        <w:rPr>
+          <w:b/>
+          <w:bCs/>
+        </w:rPr>
         <w:t xml:space="preserve">show </w:t>
       </w:r>
       <w:proofErr w:type="spellStart"/>
       <w:r>
+        <w:rPr>
+          <w:b/>
+          <w:bCs/>
+        </w:rPr>
         <w:t>ip</w:t>
       </w:r>
       <w:proofErr w:type="spellEnd"/>
       <w:r>
+        <w:rPr>
+          <w:b/>
+          <w:bCs/>
+        </w:rPr>
         <w:t xml:space="preserve"> </w:t>
       </w:r>
       <w:proofErr w:type="spellStart"/>
       <w:r>
+        <w:rPr>
+          <w:b/>
+          <w:bCs/>
+        </w:rPr>
         <w:t>route</w:t>
       </w:r>
       <w:proofErr w:type="spellEnd"/>
       <w:r>
+        <w:rPr>
+          <w:b/>
+          <w:bCs/>
+        </w:rPr>
         <w:t xml:space="preserve"> </w:t>
       </w:r>
       <w:proofErr w:type="spellStart"/>
       <w:r>
+        <w:rPr>
+          <w:b/>
+          <w:bCs/>
+        </w:rPr>
         <w:t>isis</w:t>
       </w:r>
       <w:proofErr w:type="spellEnd"/>
       <w:r>
+        <w:rPr>
+          <w:b/>
+          <w:bCs/>
+        </w:rPr>
         <w:t>: Mostra as rotas IP aprendidas via IS-IS e instaladas na tabela de roteamento.</w:t>
       </w:r>
     </w:p>
     <w:p>
+      <w:pPr>
+        <w:rPr>
+          <w:b/>
+          <w:bCs/>
+        </w:rPr>
+      </w:pPr>
       <w:r>
         <w:rPr>
           <w:b/>
@@ -4432,7 +6884,17 @@
       </w:r>
     </w:p>
     <w:p>
-      <w:r>
+      <w:pPr>
+        <w:rPr>
+          <w:b/>
+          <w:bCs/>
+        </w:rPr>
+      </w:pPr>
+      <w:r>
+        <w:rPr>
+          <w:b/>
+          <w:bCs/>
+        </w:rPr>
         <w:t>A configuração acima reflete os ambientes reais onde o IS-IS é a escolha predominante:</w:t>
       </w:r>
     </w:p>
@@ -4440,8 +6902,12 @@
       <w:pPr>
         <w:numPr>
           <w:ilvl w:val="0"/>
-          <w:numId w:val="11"/>
+          <w:numId w:val="23"/>
         </w:numPr>
+        <w:rPr>
+          <w:b/>
+          <w:bCs/>
+        </w:rPr>
       </w:pPr>
       <w:proofErr w:type="spellStart"/>
       <w:r>
@@ -4473,73 +6939,134 @@
           <w:b/>
           <w:bCs/>
         </w:rPr>
-        <w:t>):</w:t>
-      </w:r>
-      <w:r>
-        <w:t xml:space="preserve"> O caso de uso por excelência. </w:t>
-      </w:r>
-      <w:proofErr w:type="spellStart"/>
-      <w:r>
+        <w:t xml:space="preserve">): O caso de uso por excelência. </w:t>
+      </w:r>
+      <w:proofErr w:type="spellStart"/>
+      <w:r>
+        <w:rPr>
+          <w:b/>
+          <w:bCs/>
+        </w:rPr>
         <w:t>Tanenbaum</w:t>
       </w:r>
       <w:proofErr w:type="spellEnd"/>
       <w:r>
+        <w:rPr>
+          <w:b/>
+          <w:bCs/>
+        </w:rPr>
         <w:t xml:space="preserve"> confirma que "o protocolo IS-IS é utilizado em alguns </w:t>
       </w:r>
       <w:proofErr w:type="spellStart"/>
       <w:r>
+        <w:rPr>
+          <w:b/>
+          <w:bCs/>
+        </w:rPr>
         <w:t>backbones</w:t>
       </w:r>
       <w:proofErr w:type="spellEnd"/>
       <w:r>
+        <w:rPr>
+          <w:b/>
+          <w:bCs/>
+        </w:rPr>
         <w:t xml:space="preserve"> da Internet (incluindo o antigo </w:t>
       </w:r>
       <w:proofErr w:type="spellStart"/>
       <w:r>
+        <w:rPr>
+          <w:b/>
+          <w:bCs/>
+        </w:rPr>
         <w:t>backbone</w:t>
       </w:r>
       <w:proofErr w:type="spellEnd"/>
       <w:r>
+        <w:rPr>
+          <w:b/>
+          <w:bCs/>
+        </w:rPr>
         <w:t xml:space="preserve"> NSFNET) e em alguns sistemas celulares digitais como o CDPD." Hoje, </w:t>
       </w:r>
       <w:proofErr w:type="spellStart"/>
       <w:r>
+        <w:rPr>
+          <w:b/>
+          <w:bCs/>
+        </w:rPr>
         <w:t>ISPs</w:t>
       </w:r>
       <w:proofErr w:type="spellEnd"/>
       <w:r>
+        <w:rPr>
+          <w:b/>
+          <w:bCs/>
+        </w:rPr>
         <w:t xml:space="preserve"> como a AT&amp;T, </w:t>
       </w:r>
       <w:proofErr w:type="spellStart"/>
       <w:r>
+        <w:rPr>
+          <w:b/>
+          <w:bCs/>
+        </w:rPr>
         <w:t>Deutsche</w:t>
       </w:r>
       <w:proofErr w:type="spellEnd"/>
       <w:r>
+        <w:rPr>
+          <w:b/>
+          <w:bCs/>
+        </w:rPr>
         <w:t xml:space="preserve"> </w:t>
       </w:r>
       <w:proofErr w:type="spellStart"/>
       <w:r>
+        <w:rPr>
+          <w:b/>
+          <w:bCs/>
+        </w:rPr>
         <w:t>Telekom</w:t>
       </w:r>
       <w:proofErr w:type="spellEnd"/>
       <w:r>
+        <w:rPr>
+          <w:b/>
+          <w:bCs/>
+        </w:rPr>
         <w:t xml:space="preserve"> e NTT </w:t>
       </w:r>
       <w:proofErr w:type="spellStart"/>
       <w:r>
+        <w:rPr>
+          <w:b/>
+          <w:bCs/>
+        </w:rPr>
         <w:t>Communications</w:t>
       </w:r>
       <w:proofErr w:type="spellEnd"/>
       <w:r>
+        <w:rPr>
+          <w:b/>
+          <w:bCs/>
+        </w:rPr>
         <w:t xml:space="preserve"> usam IS-IS massivamente como o IGP de seu </w:t>
       </w:r>
       <w:proofErr w:type="spellStart"/>
       <w:r>
+        <w:rPr>
+          <w:b/>
+          <w:bCs/>
+        </w:rPr>
         <w:t>backbone</w:t>
       </w:r>
       <w:proofErr w:type="spellEnd"/>
       <w:r>
+        <w:rPr>
+          <w:b/>
+          <w:bCs/>
+        </w:rPr>
         <w:t>.</w:t>
       </w:r>
     </w:p>
@@ -4547,8 +7074,12 @@
       <w:pPr>
         <w:numPr>
           <w:ilvl w:val="0"/>
-          <w:numId w:val="11"/>
+          <w:numId w:val="23"/>
         </w:numPr>
+        <w:rPr>
+          <w:b/>
+          <w:bCs/>
+        </w:rPr>
       </w:pPr>
       <w:r>
         <w:rPr>
@@ -4587,14 +7118,13 @@
           <w:b/>
           <w:bCs/>
         </w:rPr>
-        <w:t>:</w:t>
-      </w:r>
-      <w:r>
-        <w:t> Empresas como a Microsoft e a Amazon utilizam IS-IS no </w:t>
-      </w:r>
-      <w:proofErr w:type="spellStart"/>
-      <w:r>
-        <w:rPr>
+        <w:t>: Empresas como a Microsoft e a Amazon utilizam IS-IS no </w:t>
+      </w:r>
+      <w:proofErr w:type="spellStart"/>
+      <w:r>
+        <w:rPr>
+          <w:b/>
+          <w:bCs/>
           <w:i/>
           <w:iCs/>
         </w:rPr>
@@ -4602,14 +7132,26 @@
       </w:r>
       <w:proofErr w:type="spellEnd"/>
       <w:r>
+        <w:rPr>
+          <w:b/>
+          <w:bCs/>
+        </w:rPr>
         <w:t xml:space="preserve"> de roteamento IP de fábricas de data </w:t>
       </w:r>
       <w:proofErr w:type="spellStart"/>
       <w:r>
+        <w:rPr>
+          <w:b/>
+          <w:bCs/>
+        </w:rPr>
         <w:t>center</w:t>
       </w:r>
       <w:proofErr w:type="spellEnd"/>
       <w:r>
+        <w:rPr>
+          <w:b/>
+          <w:bCs/>
+        </w:rPr>
         <w:t>, onde a sua extensibilidade para Engenharia de Tráfego (TE) é crucial.</w:t>
       </w:r>
     </w:p>
@@ -4617,25 +7159,34 @@
       <w:pPr>
         <w:numPr>
           <w:ilvl w:val="0"/>
-          <w:numId w:val="11"/>
+          <w:numId w:val="23"/>
         </w:numPr>
-      </w:pPr>
-      <w:r>
-        <w:rPr>
-          <w:b/>
-          <w:bCs/>
-        </w:rPr>
-        <w:t>Variantes do Protocolo:</w:t>
-      </w:r>
-      <w:r>
-        <w:t xml:space="preserve"> Como mencionado por </w:t>
-      </w:r>
-      <w:proofErr w:type="spellStart"/>
-      <w:r>
+        <w:rPr>
+          <w:b/>
+          <w:bCs/>
+        </w:rPr>
+      </w:pPr>
+      <w:r>
+        <w:rPr>
+          <w:b/>
+          <w:bCs/>
+        </w:rPr>
+        <w:t xml:space="preserve">Variantes do Protocolo: Como mencionado por </w:t>
+      </w:r>
+      <w:proofErr w:type="spellStart"/>
+      <w:r>
+        <w:rPr>
+          <w:b/>
+          <w:bCs/>
+        </w:rPr>
         <w:t>Tanenbaum</w:t>
       </w:r>
       <w:proofErr w:type="spellEnd"/>
       <w:r>
+        <w:rPr>
+          <w:b/>
+          <w:bCs/>
+        </w:rPr>
         <w:t>, "o Novell NetWare utiliza uma variante secundária do IS-IS (NLSP) para rotear pacotes IPX", demonstrando a influência duradoura do design do IS-IS.</w:t>
       </w:r>
     </w:p>
@@ -4643,8 +7194,201 @@
       <w:pPr>
         <w:numPr>
           <w:ilvl w:val="0"/>
-          <w:numId w:val="11"/>
+          <w:numId w:val="23"/>
         </w:numPr>
+        <w:rPr>
+          <w:b/>
+          <w:bCs/>
+        </w:rPr>
+      </w:pPr>
+      <w:r>
+        <w:rPr>
+          <w:b/>
+          <w:bCs/>
+        </w:rPr>
+        <w:t xml:space="preserve">Redes de Missão Crítica: A sua imunidade a ataques baseados em IP e a sua convergência previsível fazem dele a escolha para redes que não podem falhar, como sistemas de controlo de tráfego aéreo e </w:t>
+      </w:r>
+      <w:proofErr w:type="spellStart"/>
+      <w:r>
+        <w:rPr>
+          <w:b/>
+          <w:bCs/>
+        </w:rPr>
+        <w:t>backbones</w:t>
+      </w:r>
+      <w:proofErr w:type="spellEnd"/>
+      <w:r>
+        <w:rPr>
+          <w:b/>
+          <w:bCs/>
+        </w:rPr>
+        <w:t xml:space="preserve"> militares.</w:t>
+      </w:r>
+    </w:p>
+    <w:p>
+      <w:pPr>
+        <w:rPr>
+          <w:b/>
+          <w:bCs/>
+        </w:rPr>
+      </w:pPr>
+      <w:r>
+        <w:rPr>
+          <w:b/>
+          <w:bCs/>
+        </w:rPr>
+        <w:pict w14:anchorId="259D0555">
+          <v:rect id="_x0000_i1204" style="width:0;height:.75pt" o:hralign="center" o:hrstd="t" o:hr="t" fillcolor="#a0a0a0" stroked="f"/>
+        </w:pict>
+      </w:r>
+    </w:p>
+    <w:p>
+      <w:pPr>
+        <w:rPr>
+          <w:b/>
+          <w:bCs/>
+        </w:rPr>
+      </w:pPr>
+      <w:r>
+        <w:rPr>
+          <w:b/>
+          <w:bCs/>
+        </w:rPr>
+        <w:t>4. Conclusão</w:t>
+      </w:r>
+    </w:p>
+    <w:p>
+      <w:pPr>
+        <w:rPr>
+          <w:b/>
+          <w:bCs/>
+        </w:rPr>
+      </w:pPr>
+      <w:r>
+        <w:rPr>
+          <w:b/>
+          <w:bCs/>
+        </w:rPr>
+        <w:t xml:space="preserve">O estudo do protocolo IS-IS revela uma trajetória notável, desde a sua conceção por Radia Perlman na Digital </w:t>
+      </w:r>
+      <w:proofErr w:type="spellStart"/>
+      <w:r>
+        <w:rPr>
+          <w:b/>
+          <w:bCs/>
+        </w:rPr>
+        <w:t>Equipment</w:t>
+      </w:r>
+      <w:proofErr w:type="spellEnd"/>
+      <w:r>
+        <w:rPr>
+          <w:b/>
+          <w:bCs/>
+        </w:rPr>
+        <w:t xml:space="preserve"> </w:t>
+      </w:r>
+      <w:proofErr w:type="spellStart"/>
+      <w:r>
+        <w:rPr>
+          <w:b/>
+          <w:bCs/>
+        </w:rPr>
+        <w:t>Corporation</w:t>
+      </w:r>
+      <w:proofErr w:type="spellEnd"/>
+      <w:r>
+        <w:rPr>
+          <w:b/>
+          <w:bCs/>
+        </w:rPr>
+        <w:t xml:space="preserve"> para o mundo OSI, passando pela sua reinvenção como IS-IS Integrado pela RFC 1195, até a sua consagração como o alicerce invisível dos maiores </w:t>
+      </w:r>
+      <w:proofErr w:type="spellStart"/>
+      <w:r>
+        <w:rPr>
+          <w:b/>
+          <w:bCs/>
+        </w:rPr>
+        <w:t>backbones</w:t>
+      </w:r>
+      <w:proofErr w:type="spellEnd"/>
+      <w:r>
+        <w:rPr>
+          <w:b/>
+          <w:bCs/>
+        </w:rPr>
+        <w:t xml:space="preserve"> da Internet. O objetivo de entender este protocolo foi alcançado ao desconstruirmos a sua arquitetura hierárquica de níveis, o seu eficiente mecanismo de inundação de </w:t>
+      </w:r>
+      <w:proofErr w:type="spellStart"/>
+      <w:r>
+        <w:rPr>
+          <w:b/>
+          <w:bCs/>
+        </w:rPr>
+        <w:t>LSPs</w:t>
+      </w:r>
+      <w:proofErr w:type="spellEnd"/>
+      <w:r>
+        <w:rPr>
+          <w:b/>
+          <w:bCs/>
+        </w:rPr>
+        <w:t xml:space="preserve"> e a sua elegante extensibilidade baseada em </w:t>
+      </w:r>
+      <w:proofErr w:type="spellStart"/>
+      <w:r>
+        <w:rPr>
+          <w:b/>
+          <w:bCs/>
+        </w:rPr>
+        <w:t>TLVs</w:t>
+      </w:r>
+      <w:proofErr w:type="spellEnd"/>
+      <w:r>
+        <w:rPr>
+          <w:b/>
+          <w:bCs/>
+        </w:rPr>
+        <w:t>.</w:t>
+      </w:r>
+    </w:p>
+    <w:p>
+      <w:pPr>
+        <w:rPr>
+          <w:b/>
+          <w:bCs/>
+        </w:rPr>
+      </w:pPr>
+      <w:r>
+        <w:rPr>
+          <w:b/>
+          <w:bCs/>
+        </w:rPr>
+        <w:t xml:space="preserve">A análise do funcionamento dos protocolos de estado de enlace deixou claro que a superioridade técnica do IS-IS e do OSPF sobre vetores-distância como o RIP reside em três pilares: um mapa completo da rede que previne </w:t>
+      </w:r>
+      <w:proofErr w:type="spellStart"/>
+      <w:r>
+        <w:rPr>
+          <w:b/>
+          <w:bCs/>
+        </w:rPr>
+        <w:t>loops</w:t>
+      </w:r>
+      <w:proofErr w:type="spellEnd"/>
+      <w:r>
+        <w:rPr>
+          <w:b/>
+          <w:bCs/>
+        </w:rPr>
+        <w:t>, uma convergência em milissegundos acionada por eventos, e métricas inteligentes que escolhem o caminho mais rápido, e não o mais curto em saltos. Dentro desta família, a comparação abrangente com RIP, EIGRP, OSPF e BGP demonstrou o nicho específico do IS-IS. Ele não compete com o BGP pelo roteamento global, nem busca substituir o OSPF no domínio corporativo. O seu território de excelência é o coração da rede de um grande provedor, onde a sua segurança, estabilidade e capacidade multiprotocolo nativa se destacam.</w:t>
+      </w:r>
+    </w:p>
+    <w:p>
+      <w:pPr>
+        <w:rPr>
+          <w:b/>
+          <w:bCs/>
+        </w:rPr>
       </w:pPr>
       <w:r>
         <w:rPr>
@@ -4652,149 +7396,103 @@
           <w:bCs/>
         </w:rPr>
         <w:lastRenderedPageBreak/>
-        <w:t>Redes de Missão Crítica:</w:t>
-      </w:r>
-      <w:r>
-        <w:t xml:space="preserve"> A sua imunidade a ataques baseados em IP e a sua convergência previsível fazem dele a escolha para redes que não podem falhar, como sistemas de controlo de tráfego aéreo e </w:t>
-      </w:r>
-      <w:proofErr w:type="spellStart"/>
-      <w:r>
-        <w:t>backbones</w:t>
-      </w:r>
-      <w:proofErr w:type="spellEnd"/>
-      <w:r>
-        <w:t xml:space="preserve"> militares.</w:t>
-      </w:r>
-    </w:p>
-    <w:p>
-      <w:r>
-        <w:pict w14:anchorId="061185B8">
-          <v:rect id="_x0000_i1065" style="width:0;height:.75pt" o:hralign="center" o:hrstd="t" o:hr="t" fillcolor="#a0a0a0" stroked="f"/>
-        </w:pict>
-      </w:r>
-    </w:p>
-    <w:p>
-      <w:pPr>
-        <w:rPr>
-          <w:b/>
-          <w:bCs/>
-        </w:rPr>
-      </w:pPr>
-      <w:r>
-        <w:rPr>
-          <w:b/>
-          <w:bCs/>
-        </w:rPr>
-        <w:t>4. Conclusão</w:t>
-      </w:r>
-    </w:p>
-    <w:p>
-      <w:r>
-        <w:t xml:space="preserve">O estudo do protocolo IS-IS revela uma trajetória notável, desde a sua conceção por Radia Perlman na Digital </w:t>
-      </w:r>
-      <w:proofErr w:type="spellStart"/>
-      <w:r>
-        <w:t>Equipment</w:t>
-      </w:r>
-      <w:proofErr w:type="spellEnd"/>
-      <w:r>
+        <w:t xml:space="preserve">A implementação prática em roteadores Cisco demonstrou a relativa simplicidade de configurar um protocolo tão poderoso, ao mesmo tempo que evidenciou as diferenças fundamentais em relação ao OSPF, como a configuração centralizada do processo com um NET e a ativação por interface. Os casos de uso em </w:t>
+      </w:r>
+      <w:proofErr w:type="spellStart"/>
+      <w:r>
+        <w:rPr>
+          <w:b/>
+          <w:bCs/>
+        </w:rPr>
+        <w:t>ISPs</w:t>
+      </w:r>
+      <w:proofErr w:type="spellEnd"/>
+      <w:r>
+        <w:rPr>
+          <w:b/>
+          <w:bCs/>
+        </w:rPr>
         <w:t xml:space="preserve"> </w:t>
       </w:r>
       <w:proofErr w:type="spellStart"/>
       <w:r>
-        <w:t>Corporation</w:t>
-      </w:r>
-      <w:proofErr w:type="spellEnd"/>
-      <w:r>
-        <w:t xml:space="preserve"> para o mundo OSI, passando pela sua reinvenção como IS-IS Integrado pela RFC 1195, até a sua consagração como o alicerce invisível dos maiores </w:t>
-      </w:r>
-      <w:proofErr w:type="spellStart"/>
-      <w:r>
-        <w:t>backbones</w:t>
-      </w:r>
-      <w:proofErr w:type="spellEnd"/>
-      <w:r>
-        <w:t xml:space="preserve"> da Internet. O objetivo de entender este protocolo foi alcançado ao desconstruirmos a sua arquitetura hierárquica de níveis, o seu eficiente mecanismo de inundação de </w:t>
-      </w:r>
-      <w:proofErr w:type="spellStart"/>
-      <w:r>
-        <w:t>LSPs</w:t>
-      </w:r>
-      <w:proofErr w:type="spellEnd"/>
-      <w:r>
-        <w:t xml:space="preserve"> e a sua elegante extensibilidade baseada em </w:t>
-      </w:r>
-      <w:proofErr w:type="spellStart"/>
-      <w:r>
-        <w:t>TLVs</w:t>
-      </w:r>
-      <w:proofErr w:type="spellEnd"/>
-      <w:r>
-        <w:t>.</w:t>
-      </w:r>
-    </w:p>
-    <w:p>
-      <w:r>
-        <w:t xml:space="preserve">A análise do funcionamento dos protocolos de estado de enlace deixou claro que a superioridade técnica do IS-IS e do OSPF sobre vetores-distância como o RIP reside em três pilares: um mapa completo da rede que previne </w:t>
-      </w:r>
-      <w:proofErr w:type="spellStart"/>
-      <w:r>
-        <w:t>loops</w:t>
-      </w:r>
-      <w:proofErr w:type="spellEnd"/>
-      <w:r>
-        <w:t>, uma convergência em milissegundos acionada por eventos, e métricas inteligentes que escolhem o caminho mais rápido, e não o mais curto em saltos. Dentro desta família, a comparação abrangente com RIP, EIGRP, OSPF e BGP demonstrou o nicho específico do IS-IS. Ele não compete com o BGP pelo roteamento global, nem busca substituir o OSPF no domínio corporativo. O seu território de excelência é o coração da rede de um grande provedor, onde a sua segurança, estabilidade e capacidade multiprotocolo nativa se destacam.</w:t>
-      </w:r>
-    </w:p>
-    <w:p>
-      <w:r>
-        <w:t xml:space="preserve">A implementação prática em roteadores Cisco demonstrou a relativa simplicidade de configurar um protocolo tão poderoso, ao mesmo tempo que evidenciou as diferenças fundamentais em relação ao OSPF, como a configuração centralizada do processo com um NET e a ativação por interface. Os casos de uso em </w:t>
-      </w:r>
-      <w:proofErr w:type="spellStart"/>
-      <w:r>
-        <w:t>ISPs</w:t>
-      </w:r>
-      <w:proofErr w:type="spellEnd"/>
-      <w:r>
-        <w:t xml:space="preserve"> </w:t>
-      </w:r>
-      <w:proofErr w:type="spellStart"/>
-      <w:r>
+        <w:rPr>
+          <w:b/>
+          <w:bCs/>
+        </w:rPr>
         <w:t>Tier</w:t>
       </w:r>
       <w:proofErr w:type="spellEnd"/>
       <w:r>
+        <w:rPr>
+          <w:b/>
+          <w:bCs/>
+        </w:rPr>
         <w:t xml:space="preserve"> 1, data </w:t>
       </w:r>
       <w:proofErr w:type="spellStart"/>
       <w:r>
+        <w:rPr>
+          <w:b/>
+          <w:bCs/>
+        </w:rPr>
         <w:t>centers</w:t>
       </w:r>
       <w:proofErr w:type="spellEnd"/>
       <w:r>
+        <w:rPr>
+          <w:b/>
+          <w:bCs/>
+        </w:rPr>
         <w:t xml:space="preserve"> de </w:t>
       </w:r>
       <w:proofErr w:type="spellStart"/>
       <w:r>
+        <w:rPr>
+          <w:b/>
+          <w:bCs/>
+        </w:rPr>
         <w:t>hiperescala</w:t>
       </w:r>
       <w:proofErr w:type="spellEnd"/>
       <w:r>
+        <w:rPr>
+          <w:b/>
+          <w:bCs/>
+        </w:rPr>
         <w:t xml:space="preserve"> e redes de missão crítica, bem como a sua utilização histórica no </w:t>
       </w:r>
       <w:proofErr w:type="spellStart"/>
       <w:r>
+        <w:rPr>
+          <w:b/>
+          <w:bCs/>
+        </w:rPr>
         <w:t>backbone</w:t>
       </w:r>
       <w:proofErr w:type="spellEnd"/>
       <w:r>
+        <w:rPr>
+          <w:b/>
+          <w:bCs/>
+        </w:rPr>
         <w:t xml:space="preserve"> NSFNET e a sua influência em variantes como o NLSP, comprovam que o IS-IS não é uma relíquia, mas sim a ferramenta certa para o trabalho mais exigente. Concluímos, portanto, que o IS-IS é mais do que uma alternativa; é um protocolo com uma identidade própria, cujo legado prova que um design de engenharia sólido e visionário pode transcender a sua era e tornar-se atemporal.</w:t>
       </w:r>
     </w:p>
     <w:p>
-      <w:r>
-        <w:pict w14:anchorId="69439E5C">
-          <v:rect id="_x0000_i1066" style="width:0;height:.75pt" o:hralign="center" o:hrstd="t" o:hr="t" fillcolor="#a0a0a0" stroked="f"/>
+      <w:pPr>
+        <w:rPr>
+          <w:b/>
+          <w:bCs/>
+        </w:rPr>
+      </w:pPr>
+      <w:r>
+        <w:rPr>
+          <w:b/>
+          <w:bCs/>
+        </w:rPr>
+        <w:pict w14:anchorId="13E25B95">
+          <v:rect id="_x0000_i1205" style="width:0;height:.75pt" o:hralign="center" o:hrstd="t" o:hr="t" fillcolor="#a0a0a0" stroked="f"/>
         </w:pict>
       </w:r>
     </w:p>
@@ -4817,44 +7515,50 @@
       <w:pPr>
         <w:numPr>
           <w:ilvl w:val="0"/>
-          <w:numId w:val="12"/>
+          <w:numId w:val="24"/>
         </w:numPr>
-      </w:pPr>
-      <w:r>
-        <w:rPr>
+        <w:rPr>
+          <w:b/>
+          <w:bCs/>
+        </w:rPr>
+      </w:pPr>
+      <w:r>
+        <w:rPr>
+          <w:b/>
+          <w:bCs/>
           <w:lang w:val="en-US"/>
         </w:rPr>
-        <w:t>CALLON, Ross; GUNNER, Chris. </w:t>
-      </w:r>
-      <w:r>
-        <w:rPr>
-          <w:b/>
-          <w:bCs/>
-          <w:lang w:val="en-US"/>
-        </w:rPr>
-        <w:t>RFC 1195: Use of OSI IS-IS for Routing in TCP/IP and Dual Environments</w:t>
-      </w:r>
-      <w:r>
-        <w:rPr>
-          <w:lang w:val="en-US"/>
-        </w:rPr>
-        <w:t xml:space="preserve">. </w:t>
-      </w:r>
-      <w:r>
+        <w:t xml:space="preserve">CALLON, Ross; GUNNER, Chris. RFC 1195: Use of OSI IS-IS for Routing in TCP/IP and Dual Environments. </w:t>
+      </w:r>
+      <w:r>
+        <w:rPr>
+          <w:b/>
+          <w:bCs/>
+        </w:rPr>
         <w:t xml:space="preserve">IETF, </w:t>
       </w:r>
       <w:proofErr w:type="gramStart"/>
       <w:r>
+        <w:rPr>
+          <w:b/>
+          <w:bCs/>
+        </w:rPr>
         <w:t>Dezembro</w:t>
       </w:r>
       <w:proofErr w:type="gramEnd"/>
       <w:r>
+        <w:rPr>
+          <w:b/>
+          <w:bCs/>
+        </w:rPr>
         <w:t xml:space="preserve"> 1990. Disponível em: </w:t>
       </w:r>
       <w:hyperlink r:id="rId5" w:tgtFrame="_blank" w:history="1">
         <w:r>
           <w:rPr>
             <w:rStyle w:val="Hiperligao"/>
+            <w:b/>
+            <w:bCs/>
           </w:rPr>
           <w:t>https://datatracker.ietf.org/doc/html/rfc1195</w:t>
         </w:r>
@@ -4864,38 +7568,42 @@
       <w:pPr>
         <w:numPr>
           <w:ilvl w:val="0"/>
-          <w:numId w:val="12"/>
+          <w:numId w:val="24"/>
         </w:numPr>
-      </w:pPr>
-      <w:r>
-        <w:rPr>
+        <w:rPr>
+          <w:b/>
+          <w:bCs/>
+        </w:rPr>
+      </w:pPr>
+      <w:r>
+        <w:rPr>
+          <w:b/>
+          <w:bCs/>
           <w:lang w:val="en-US"/>
         </w:rPr>
-        <w:t>FOROUZAN, Behrouz A. </w:t>
-      </w:r>
-      <w:r>
-        <w:rPr>
-          <w:b/>
-          <w:bCs/>
-          <w:lang w:val="en-US"/>
-        </w:rPr>
-        <w:t>Data Communications and Networking</w:t>
-      </w:r>
-      <w:r>
-        <w:rPr>
-          <w:lang w:val="en-US"/>
-        </w:rPr>
-        <w:t xml:space="preserve">. </w:t>
-      </w:r>
-      <w:r>
+        <w:t xml:space="preserve">FOROUZAN, Behrouz A. Data Communications and Networking. </w:t>
+      </w:r>
+      <w:r>
+        <w:rPr>
+          <w:b/>
+          <w:bCs/>
+        </w:rPr>
         <w:t xml:space="preserve">5ª ed. Nova Iorque: </w:t>
       </w:r>
       <w:proofErr w:type="spellStart"/>
       <w:r>
+        <w:rPr>
+          <w:b/>
+          <w:bCs/>
+        </w:rPr>
         <w:t>McGraw</w:t>
       </w:r>
       <w:proofErr w:type="spellEnd"/>
       <w:r>
+        <w:rPr>
+          <w:b/>
+          <w:bCs/>
+        </w:rPr>
         <w:t>-Hill, 2013.</w:t>
       </w:r>
     </w:p>
@@ -4903,69 +7611,63 @@
       <w:pPr>
         <w:numPr>
           <w:ilvl w:val="0"/>
-          <w:numId w:val="12"/>
+          <w:numId w:val="24"/>
         </w:numPr>
         <w:rPr>
+          <w:b/>
+          <w:bCs/>
           <w:lang w:val="en-US"/>
         </w:rPr>
       </w:pPr>
       <w:r>
         <w:rPr>
+          <w:b/>
+          <w:bCs/>
           <w:lang w:val="en-US"/>
         </w:rPr>
-        <w:t>DOYLE, Jeff; CARROLL, Jennifer. </w:t>
-      </w:r>
-      <w:r>
-        <w:rPr>
-          <w:b/>
-          <w:bCs/>
-          <w:lang w:val="en-US"/>
-        </w:rPr>
-        <w:t>Routing TCP/IP, Volume 1</w:t>
-      </w:r>
-      <w:r>
-        <w:rPr>
-          <w:lang w:val="en-US"/>
-        </w:rPr>
-        <w:t>. 2ª ed. Indianapolis: Cisco Press, 2005.</w:t>
+        <w:t>DOYLE, Jeff; CARROLL, Jennifer. Routing TCP/IP, Volume 1. 2ª ed. Indianapolis: Cisco Press, 2005.</w:t>
       </w:r>
     </w:p>
     <w:p>
       <w:pPr>
         <w:numPr>
           <w:ilvl w:val="0"/>
-          <w:numId w:val="12"/>
+          <w:numId w:val="24"/>
         </w:numPr>
-      </w:pPr>
-      <w:r>
-        <w:rPr>
+        <w:rPr>
+          <w:b/>
+          <w:bCs/>
+        </w:rPr>
+      </w:pPr>
+      <w:r>
+        <w:rPr>
+          <w:b/>
+          <w:bCs/>
           <w:lang w:val="en-US"/>
         </w:rPr>
-        <w:t>PERLMAN, Radia. </w:t>
-      </w:r>
-      <w:r>
-        <w:rPr>
-          <w:b/>
-          <w:bCs/>
-          <w:lang w:val="en-US"/>
-        </w:rPr>
-        <w:t>Interconnections: Bridges, Routers, Switches, and Internetworking Protocols</w:t>
-      </w:r>
-      <w:r>
-        <w:rPr>
-          <w:lang w:val="en-US"/>
-        </w:rPr>
-        <w:t xml:space="preserve">. </w:t>
-      </w:r>
-      <w:r>
+        <w:t xml:space="preserve">PERLMAN, Radia. Interconnections: Bridges, Routers, Switches, and Internetworking Protocols. </w:t>
+      </w:r>
+      <w:r>
+        <w:rPr>
+          <w:b/>
+          <w:bCs/>
+        </w:rPr>
         <w:t xml:space="preserve">2ª ed. Boston: </w:t>
       </w:r>
       <w:proofErr w:type="spellStart"/>
       <w:r>
+        <w:rPr>
+          <w:b/>
+          <w:bCs/>
+        </w:rPr>
         <w:t>Addison</w:t>
       </w:r>
       <w:proofErr w:type="spellEnd"/>
       <w:r>
+        <w:rPr>
+          <w:b/>
+          <w:bCs/>
+        </w:rPr>
         <w:t>-Wesley Professional, 1999.</w:t>
       </w:r>
     </w:p>
@@ -4973,38 +7675,42 @@
       <w:pPr>
         <w:numPr>
           <w:ilvl w:val="0"/>
-          <w:numId w:val="12"/>
+          <w:numId w:val="24"/>
         </w:numPr>
-      </w:pPr>
-      <w:r>
-        <w:rPr>
+        <w:rPr>
+          <w:b/>
+          <w:bCs/>
+        </w:rPr>
+      </w:pPr>
+      <w:r>
+        <w:rPr>
+          <w:b/>
+          <w:bCs/>
           <w:lang w:val="en-US"/>
         </w:rPr>
-        <w:t>TANENBAUM, Andrew S. </w:t>
-      </w:r>
-      <w:r>
-        <w:rPr>
-          <w:b/>
-          <w:bCs/>
-          <w:lang w:val="en-US"/>
-        </w:rPr>
-        <w:t>Computer Networks</w:t>
-      </w:r>
-      <w:r>
-        <w:rPr>
-          <w:lang w:val="en-US"/>
-        </w:rPr>
-        <w:t xml:space="preserve">. </w:t>
-      </w:r>
-      <w:r>
+        <w:t xml:space="preserve">TANENBAUM, Andrew S. Computer Networks. </w:t>
+      </w:r>
+      <w:r>
+        <w:rPr>
+          <w:b/>
+          <w:bCs/>
+        </w:rPr>
         <w:t xml:space="preserve">4ª ed. São Paulo: </w:t>
       </w:r>
       <w:proofErr w:type="spellStart"/>
       <w:r>
+        <w:rPr>
+          <w:b/>
+          <w:bCs/>
+        </w:rPr>
         <w:t>Pearson</w:t>
       </w:r>
       <w:proofErr w:type="spellEnd"/>
       <w:r>
+        <w:rPr>
+          <w:b/>
+          <w:bCs/>
+        </w:rPr>
         <w:t>, 2003.</w:t>
       </w:r>
     </w:p>
@@ -5012,39 +7718,42 @@
       <w:pPr>
         <w:numPr>
           <w:ilvl w:val="0"/>
-          <w:numId w:val="12"/>
+          <w:numId w:val="24"/>
         </w:numPr>
-      </w:pPr>
-      <w:r>
-        <w:rPr>
+        <w:rPr>
+          <w:b/>
+          <w:bCs/>
+        </w:rPr>
+      </w:pPr>
+      <w:r>
+        <w:rPr>
+          <w:b/>
+          <w:bCs/>
           <w:lang w:val="en-US"/>
         </w:rPr>
-        <w:lastRenderedPageBreak/>
-        <w:t>WHITE, Russ; RETANA, Alvaro; SLICE, Don. </w:t>
-      </w:r>
-      <w:r>
-        <w:rPr>
-          <w:b/>
-          <w:bCs/>
-          <w:lang w:val="en-US"/>
-        </w:rPr>
-        <w:t>Optimal Routing Design</w:t>
-      </w:r>
-      <w:r>
-        <w:rPr>
-          <w:lang w:val="en-US"/>
-        </w:rPr>
-        <w:t xml:space="preserve">. </w:t>
-      </w:r>
-      <w:r>
+        <w:t xml:space="preserve">WHITE, Russ; RETANA, Alvaro; SLICE, Don. Optimal Routing Design. </w:t>
+      </w:r>
+      <w:r>
+        <w:rPr>
+          <w:b/>
+          <w:bCs/>
+        </w:rPr>
         <w:t xml:space="preserve">Indianapolis: Cisco </w:t>
       </w:r>
       <w:proofErr w:type="spellStart"/>
       <w:r>
+        <w:rPr>
+          <w:b/>
+          <w:bCs/>
+        </w:rPr>
         <w:t>Press</w:t>
       </w:r>
       <w:proofErr w:type="spellEnd"/>
       <w:r>
+        <w:rPr>
+          <w:b/>
+          <w:bCs/>
+        </w:rPr>
         <w:t>, 2005.</w:t>
       </w:r>
     </w:p>
@@ -5324,6 +8033,155 @@
     </w:lvl>
   </w:abstractNum>
   <w:abstractNum w:abstractNumId="2" w15:restartNumberingAfterBreak="0">
+    <w:nsid w:val="327733D4"/>
+    <w:multiLevelType w:val="multilevel"/>
+    <w:tmpl w:val="04DE01B6"/>
+    <w:lvl w:ilvl="0">
+      <w:start w:val="1"/>
+      <w:numFmt w:val="bullet"/>
+      <w:lvlText w:val=""/>
+      <w:lvlJc w:val="left"/>
+      <w:pPr>
+        <w:tabs>
+          <w:tab w:val="num" w:pos="720"/>
+        </w:tabs>
+        <w:ind w:left="720" w:hanging="360"/>
+      </w:pPr>
+      <w:rPr>
+        <w:rFonts w:ascii="Symbol" w:hAnsi="Symbol" w:hint="default"/>
+        <w:sz w:val="20"/>
+      </w:rPr>
+    </w:lvl>
+    <w:lvl w:ilvl="1" w:tentative="1">
+      <w:start w:val="1"/>
+      <w:numFmt w:val="bullet"/>
+      <w:lvlText w:val="o"/>
+      <w:lvlJc w:val="left"/>
+      <w:pPr>
+        <w:tabs>
+          <w:tab w:val="num" w:pos="1440"/>
+        </w:tabs>
+        <w:ind w:left="1440" w:hanging="360"/>
+      </w:pPr>
+      <w:rPr>
+        <w:rFonts w:ascii="Courier New" w:hAnsi="Courier New" w:hint="default"/>
+        <w:sz w:val="20"/>
+      </w:rPr>
+    </w:lvl>
+    <w:lvl w:ilvl="2" w:tentative="1">
+      <w:start w:val="1"/>
+      <w:numFmt w:val="bullet"/>
+      <w:lvlText w:val=""/>
+      <w:lvlJc w:val="left"/>
+      <w:pPr>
+        <w:tabs>
+          <w:tab w:val="num" w:pos="2160"/>
+        </w:tabs>
+        <w:ind w:left="2160" w:hanging="360"/>
+      </w:pPr>
+      <w:rPr>
+        <w:rFonts w:ascii="Wingdings" w:hAnsi="Wingdings" w:hint="default"/>
+        <w:sz w:val="20"/>
+      </w:rPr>
+    </w:lvl>
+    <w:lvl w:ilvl="3" w:tentative="1">
+      <w:start w:val="1"/>
+      <w:numFmt w:val="bullet"/>
+      <w:lvlText w:val=""/>
+      <w:lvlJc w:val="left"/>
+      <w:pPr>
+        <w:tabs>
+          <w:tab w:val="num" w:pos="2880"/>
+        </w:tabs>
+        <w:ind w:left="2880" w:hanging="360"/>
+      </w:pPr>
+      <w:rPr>
+        <w:rFonts w:ascii="Wingdings" w:hAnsi="Wingdings" w:hint="default"/>
+        <w:sz w:val="20"/>
+      </w:rPr>
+    </w:lvl>
+    <w:lvl w:ilvl="4" w:tentative="1">
+      <w:start w:val="1"/>
+      <w:numFmt w:val="bullet"/>
+      <w:lvlText w:val=""/>
+      <w:lvlJc w:val="left"/>
+      <w:pPr>
+        <w:tabs>
+          <w:tab w:val="num" w:pos="3600"/>
+        </w:tabs>
+        <w:ind w:left="3600" w:hanging="360"/>
+      </w:pPr>
+      <w:rPr>
+        <w:rFonts w:ascii="Wingdings" w:hAnsi="Wingdings" w:hint="default"/>
+        <w:sz w:val="20"/>
+      </w:rPr>
+    </w:lvl>
+    <w:lvl w:ilvl="5" w:tentative="1">
+      <w:start w:val="1"/>
+      <w:numFmt w:val="bullet"/>
+      <w:lvlText w:val=""/>
+      <w:lvlJc w:val="left"/>
+      <w:pPr>
+        <w:tabs>
+          <w:tab w:val="num" w:pos="4320"/>
+        </w:tabs>
+        <w:ind w:left="4320" w:hanging="360"/>
+      </w:pPr>
+      <w:rPr>
+        <w:rFonts w:ascii="Wingdings" w:hAnsi="Wingdings" w:hint="default"/>
+        <w:sz w:val="20"/>
+      </w:rPr>
+    </w:lvl>
+    <w:lvl w:ilvl="6" w:tentative="1">
+      <w:start w:val="1"/>
+      <w:numFmt w:val="bullet"/>
+      <w:lvlText w:val=""/>
+      <w:lvlJc w:val="left"/>
+      <w:pPr>
+        <w:tabs>
+          <w:tab w:val="num" w:pos="5040"/>
+        </w:tabs>
+        <w:ind w:left="5040" w:hanging="360"/>
+      </w:pPr>
+      <w:rPr>
+        <w:rFonts w:ascii="Wingdings" w:hAnsi="Wingdings" w:hint="default"/>
+        <w:sz w:val="20"/>
+      </w:rPr>
+    </w:lvl>
+    <w:lvl w:ilvl="7" w:tentative="1">
+      <w:start w:val="1"/>
+      <w:numFmt w:val="bullet"/>
+      <w:lvlText w:val=""/>
+      <w:lvlJc w:val="left"/>
+      <w:pPr>
+        <w:tabs>
+          <w:tab w:val="num" w:pos="5760"/>
+        </w:tabs>
+        <w:ind w:left="5760" w:hanging="360"/>
+      </w:pPr>
+      <w:rPr>
+        <w:rFonts w:ascii="Wingdings" w:hAnsi="Wingdings" w:hint="default"/>
+        <w:sz w:val="20"/>
+      </w:rPr>
+    </w:lvl>
+    <w:lvl w:ilvl="8" w:tentative="1">
+      <w:start w:val="1"/>
+      <w:numFmt w:val="bullet"/>
+      <w:lvlText w:val=""/>
+      <w:lvlJc w:val="left"/>
+      <w:pPr>
+        <w:tabs>
+          <w:tab w:val="num" w:pos="6480"/>
+        </w:tabs>
+        <w:ind w:left="6480" w:hanging="360"/>
+      </w:pPr>
+      <w:rPr>
+        <w:rFonts w:ascii="Wingdings" w:hAnsi="Wingdings" w:hint="default"/>
+        <w:sz w:val="20"/>
+      </w:rPr>
+    </w:lvl>
+  </w:abstractNum>
+  <w:abstractNum w:abstractNumId="3" w15:restartNumberingAfterBreak="0">
     <w:nsid w:val="32DB2842"/>
     <w:multiLevelType w:val="multilevel"/>
     <w:tmpl w:val="5394EAE8"/>
@@ -5472,7 +8330,454 @@
       </w:rPr>
     </w:lvl>
   </w:abstractNum>
-  <w:abstractNum w:abstractNumId="3" w15:restartNumberingAfterBreak="0">
+  <w:abstractNum w:abstractNumId="4" w15:restartNumberingAfterBreak="0">
+    <w:nsid w:val="388E518D"/>
+    <w:multiLevelType w:val="multilevel"/>
+    <w:tmpl w:val="84EE412E"/>
+    <w:lvl w:ilvl="0">
+      <w:start w:val="1"/>
+      <w:numFmt w:val="bullet"/>
+      <w:lvlText w:val=""/>
+      <w:lvlJc w:val="left"/>
+      <w:pPr>
+        <w:tabs>
+          <w:tab w:val="num" w:pos="720"/>
+        </w:tabs>
+        <w:ind w:left="720" w:hanging="360"/>
+      </w:pPr>
+      <w:rPr>
+        <w:rFonts w:ascii="Symbol" w:hAnsi="Symbol" w:hint="default"/>
+        <w:sz w:val="20"/>
+      </w:rPr>
+    </w:lvl>
+    <w:lvl w:ilvl="1" w:tentative="1">
+      <w:start w:val="1"/>
+      <w:numFmt w:val="bullet"/>
+      <w:lvlText w:val="o"/>
+      <w:lvlJc w:val="left"/>
+      <w:pPr>
+        <w:tabs>
+          <w:tab w:val="num" w:pos="1440"/>
+        </w:tabs>
+        <w:ind w:left="1440" w:hanging="360"/>
+      </w:pPr>
+      <w:rPr>
+        <w:rFonts w:ascii="Courier New" w:hAnsi="Courier New" w:hint="default"/>
+        <w:sz w:val="20"/>
+      </w:rPr>
+    </w:lvl>
+    <w:lvl w:ilvl="2" w:tentative="1">
+      <w:start w:val="1"/>
+      <w:numFmt w:val="bullet"/>
+      <w:lvlText w:val=""/>
+      <w:lvlJc w:val="left"/>
+      <w:pPr>
+        <w:tabs>
+          <w:tab w:val="num" w:pos="2160"/>
+        </w:tabs>
+        <w:ind w:left="2160" w:hanging="360"/>
+      </w:pPr>
+      <w:rPr>
+        <w:rFonts w:ascii="Wingdings" w:hAnsi="Wingdings" w:hint="default"/>
+        <w:sz w:val="20"/>
+      </w:rPr>
+    </w:lvl>
+    <w:lvl w:ilvl="3" w:tentative="1">
+      <w:start w:val="1"/>
+      <w:numFmt w:val="bullet"/>
+      <w:lvlText w:val=""/>
+      <w:lvlJc w:val="left"/>
+      <w:pPr>
+        <w:tabs>
+          <w:tab w:val="num" w:pos="2880"/>
+        </w:tabs>
+        <w:ind w:left="2880" w:hanging="360"/>
+      </w:pPr>
+      <w:rPr>
+        <w:rFonts w:ascii="Wingdings" w:hAnsi="Wingdings" w:hint="default"/>
+        <w:sz w:val="20"/>
+      </w:rPr>
+    </w:lvl>
+    <w:lvl w:ilvl="4" w:tentative="1">
+      <w:start w:val="1"/>
+      <w:numFmt w:val="bullet"/>
+      <w:lvlText w:val=""/>
+      <w:lvlJc w:val="left"/>
+      <w:pPr>
+        <w:tabs>
+          <w:tab w:val="num" w:pos="3600"/>
+        </w:tabs>
+        <w:ind w:left="3600" w:hanging="360"/>
+      </w:pPr>
+      <w:rPr>
+        <w:rFonts w:ascii="Wingdings" w:hAnsi="Wingdings" w:hint="default"/>
+        <w:sz w:val="20"/>
+      </w:rPr>
+    </w:lvl>
+    <w:lvl w:ilvl="5" w:tentative="1">
+      <w:start w:val="1"/>
+      <w:numFmt w:val="bullet"/>
+      <w:lvlText w:val=""/>
+      <w:lvlJc w:val="left"/>
+      <w:pPr>
+        <w:tabs>
+          <w:tab w:val="num" w:pos="4320"/>
+        </w:tabs>
+        <w:ind w:left="4320" w:hanging="360"/>
+      </w:pPr>
+      <w:rPr>
+        <w:rFonts w:ascii="Wingdings" w:hAnsi="Wingdings" w:hint="default"/>
+        <w:sz w:val="20"/>
+      </w:rPr>
+    </w:lvl>
+    <w:lvl w:ilvl="6" w:tentative="1">
+      <w:start w:val="1"/>
+      <w:numFmt w:val="bullet"/>
+      <w:lvlText w:val=""/>
+      <w:lvlJc w:val="left"/>
+      <w:pPr>
+        <w:tabs>
+          <w:tab w:val="num" w:pos="5040"/>
+        </w:tabs>
+        <w:ind w:left="5040" w:hanging="360"/>
+      </w:pPr>
+      <w:rPr>
+        <w:rFonts w:ascii="Wingdings" w:hAnsi="Wingdings" w:hint="default"/>
+        <w:sz w:val="20"/>
+      </w:rPr>
+    </w:lvl>
+    <w:lvl w:ilvl="7" w:tentative="1">
+      <w:start w:val="1"/>
+      <w:numFmt w:val="bullet"/>
+      <w:lvlText w:val=""/>
+      <w:lvlJc w:val="left"/>
+      <w:pPr>
+        <w:tabs>
+          <w:tab w:val="num" w:pos="5760"/>
+        </w:tabs>
+        <w:ind w:left="5760" w:hanging="360"/>
+      </w:pPr>
+      <w:rPr>
+        <w:rFonts w:ascii="Wingdings" w:hAnsi="Wingdings" w:hint="default"/>
+        <w:sz w:val="20"/>
+      </w:rPr>
+    </w:lvl>
+    <w:lvl w:ilvl="8" w:tentative="1">
+      <w:start w:val="1"/>
+      <w:numFmt w:val="bullet"/>
+      <w:lvlText w:val=""/>
+      <w:lvlJc w:val="left"/>
+      <w:pPr>
+        <w:tabs>
+          <w:tab w:val="num" w:pos="6480"/>
+        </w:tabs>
+        <w:ind w:left="6480" w:hanging="360"/>
+      </w:pPr>
+      <w:rPr>
+        <w:rFonts w:ascii="Wingdings" w:hAnsi="Wingdings" w:hint="default"/>
+        <w:sz w:val="20"/>
+      </w:rPr>
+    </w:lvl>
+  </w:abstractNum>
+  <w:abstractNum w:abstractNumId="5" w15:restartNumberingAfterBreak="0">
+    <w:nsid w:val="3C0C5361"/>
+    <w:multiLevelType w:val="multilevel"/>
+    <w:tmpl w:val="CF8233D8"/>
+    <w:lvl w:ilvl="0">
+      <w:start w:val="1"/>
+      <w:numFmt w:val="bullet"/>
+      <w:lvlText w:val=""/>
+      <w:lvlJc w:val="left"/>
+      <w:pPr>
+        <w:tabs>
+          <w:tab w:val="num" w:pos="720"/>
+        </w:tabs>
+        <w:ind w:left="720" w:hanging="360"/>
+      </w:pPr>
+      <w:rPr>
+        <w:rFonts w:ascii="Symbol" w:hAnsi="Symbol" w:hint="default"/>
+        <w:sz w:val="20"/>
+      </w:rPr>
+    </w:lvl>
+    <w:lvl w:ilvl="1" w:tentative="1">
+      <w:start w:val="1"/>
+      <w:numFmt w:val="bullet"/>
+      <w:lvlText w:val="o"/>
+      <w:lvlJc w:val="left"/>
+      <w:pPr>
+        <w:tabs>
+          <w:tab w:val="num" w:pos="1440"/>
+        </w:tabs>
+        <w:ind w:left="1440" w:hanging="360"/>
+      </w:pPr>
+      <w:rPr>
+        <w:rFonts w:ascii="Courier New" w:hAnsi="Courier New" w:hint="default"/>
+        <w:sz w:val="20"/>
+      </w:rPr>
+    </w:lvl>
+    <w:lvl w:ilvl="2" w:tentative="1">
+      <w:start w:val="1"/>
+      <w:numFmt w:val="bullet"/>
+      <w:lvlText w:val=""/>
+      <w:lvlJc w:val="left"/>
+      <w:pPr>
+        <w:tabs>
+          <w:tab w:val="num" w:pos="2160"/>
+        </w:tabs>
+        <w:ind w:left="2160" w:hanging="360"/>
+      </w:pPr>
+      <w:rPr>
+        <w:rFonts w:ascii="Wingdings" w:hAnsi="Wingdings" w:hint="default"/>
+        <w:sz w:val="20"/>
+      </w:rPr>
+    </w:lvl>
+    <w:lvl w:ilvl="3" w:tentative="1">
+      <w:start w:val="1"/>
+      <w:numFmt w:val="bullet"/>
+      <w:lvlText w:val=""/>
+      <w:lvlJc w:val="left"/>
+      <w:pPr>
+        <w:tabs>
+          <w:tab w:val="num" w:pos="2880"/>
+        </w:tabs>
+        <w:ind w:left="2880" w:hanging="360"/>
+      </w:pPr>
+      <w:rPr>
+        <w:rFonts w:ascii="Wingdings" w:hAnsi="Wingdings" w:hint="default"/>
+        <w:sz w:val="20"/>
+      </w:rPr>
+    </w:lvl>
+    <w:lvl w:ilvl="4" w:tentative="1">
+      <w:start w:val="1"/>
+      <w:numFmt w:val="bullet"/>
+      <w:lvlText w:val=""/>
+      <w:lvlJc w:val="left"/>
+      <w:pPr>
+        <w:tabs>
+          <w:tab w:val="num" w:pos="3600"/>
+        </w:tabs>
+        <w:ind w:left="3600" w:hanging="360"/>
+      </w:pPr>
+      <w:rPr>
+        <w:rFonts w:ascii="Wingdings" w:hAnsi="Wingdings" w:hint="default"/>
+        <w:sz w:val="20"/>
+      </w:rPr>
+    </w:lvl>
+    <w:lvl w:ilvl="5" w:tentative="1">
+      <w:start w:val="1"/>
+      <w:numFmt w:val="bullet"/>
+      <w:lvlText w:val=""/>
+      <w:lvlJc w:val="left"/>
+      <w:pPr>
+        <w:tabs>
+          <w:tab w:val="num" w:pos="4320"/>
+        </w:tabs>
+        <w:ind w:left="4320" w:hanging="360"/>
+      </w:pPr>
+      <w:rPr>
+        <w:rFonts w:ascii="Wingdings" w:hAnsi="Wingdings" w:hint="default"/>
+        <w:sz w:val="20"/>
+      </w:rPr>
+    </w:lvl>
+    <w:lvl w:ilvl="6" w:tentative="1">
+      <w:start w:val="1"/>
+      <w:numFmt w:val="bullet"/>
+      <w:lvlText w:val=""/>
+      <w:lvlJc w:val="left"/>
+      <w:pPr>
+        <w:tabs>
+          <w:tab w:val="num" w:pos="5040"/>
+        </w:tabs>
+        <w:ind w:left="5040" w:hanging="360"/>
+      </w:pPr>
+      <w:rPr>
+        <w:rFonts w:ascii="Wingdings" w:hAnsi="Wingdings" w:hint="default"/>
+        <w:sz w:val="20"/>
+      </w:rPr>
+    </w:lvl>
+    <w:lvl w:ilvl="7" w:tentative="1">
+      <w:start w:val="1"/>
+      <w:numFmt w:val="bullet"/>
+      <w:lvlText w:val=""/>
+      <w:lvlJc w:val="left"/>
+      <w:pPr>
+        <w:tabs>
+          <w:tab w:val="num" w:pos="5760"/>
+        </w:tabs>
+        <w:ind w:left="5760" w:hanging="360"/>
+      </w:pPr>
+      <w:rPr>
+        <w:rFonts w:ascii="Wingdings" w:hAnsi="Wingdings" w:hint="default"/>
+        <w:sz w:val="20"/>
+      </w:rPr>
+    </w:lvl>
+    <w:lvl w:ilvl="8" w:tentative="1">
+      <w:start w:val="1"/>
+      <w:numFmt w:val="bullet"/>
+      <w:lvlText w:val=""/>
+      <w:lvlJc w:val="left"/>
+      <w:pPr>
+        <w:tabs>
+          <w:tab w:val="num" w:pos="6480"/>
+        </w:tabs>
+        <w:ind w:left="6480" w:hanging="360"/>
+      </w:pPr>
+      <w:rPr>
+        <w:rFonts w:ascii="Wingdings" w:hAnsi="Wingdings" w:hint="default"/>
+        <w:sz w:val="20"/>
+      </w:rPr>
+    </w:lvl>
+  </w:abstractNum>
+  <w:abstractNum w:abstractNumId="6" w15:restartNumberingAfterBreak="0">
+    <w:nsid w:val="3F7477E8"/>
+    <w:multiLevelType w:val="multilevel"/>
+    <w:tmpl w:val="B29ED4F8"/>
+    <w:lvl w:ilvl="0">
+      <w:start w:val="1"/>
+      <w:numFmt w:val="bullet"/>
+      <w:lvlText w:val=""/>
+      <w:lvlJc w:val="left"/>
+      <w:pPr>
+        <w:tabs>
+          <w:tab w:val="num" w:pos="720"/>
+        </w:tabs>
+        <w:ind w:left="720" w:hanging="360"/>
+      </w:pPr>
+      <w:rPr>
+        <w:rFonts w:ascii="Symbol" w:hAnsi="Symbol" w:hint="default"/>
+        <w:sz w:val="20"/>
+      </w:rPr>
+    </w:lvl>
+    <w:lvl w:ilvl="1" w:tentative="1">
+      <w:start w:val="1"/>
+      <w:numFmt w:val="bullet"/>
+      <w:lvlText w:val="o"/>
+      <w:lvlJc w:val="left"/>
+      <w:pPr>
+        <w:tabs>
+          <w:tab w:val="num" w:pos="1440"/>
+        </w:tabs>
+        <w:ind w:left="1440" w:hanging="360"/>
+      </w:pPr>
+      <w:rPr>
+        <w:rFonts w:ascii="Courier New" w:hAnsi="Courier New" w:hint="default"/>
+        <w:sz w:val="20"/>
+      </w:rPr>
+    </w:lvl>
+    <w:lvl w:ilvl="2" w:tentative="1">
+      <w:start w:val="1"/>
+      <w:numFmt w:val="bullet"/>
+      <w:lvlText w:val=""/>
+      <w:lvlJc w:val="left"/>
+      <w:pPr>
+        <w:tabs>
+          <w:tab w:val="num" w:pos="2160"/>
+        </w:tabs>
+        <w:ind w:left="2160" w:hanging="360"/>
+      </w:pPr>
+      <w:rPr>
+        <w:rFonts w:ascii="Wingdings" w:hAnsi="Wingdings" w:hint="default"/>
+        <w:sz w:val="20"/>
+      </w:rPr>
+    </w:lvl>
+    <w:lvl w:ilvl="3" w:tentative="1">
+      <w:start w:val="1"/>
+      <w:numFmt w:val="bullet"/>
+      <w:lvlText w:val=""/>
+      <w:lvlJc w:val="left"/>
+      <w:pPr>
+        <w:tabs>
+          <w:tab w:val="num" w:pos="2880"/>
+        </w:tabs>
+        <w:ind w:left="2880" w:hanging="360"/>
+      </w:pPr>
+      <w:rPr>
+        <w:rFonts w:ascii="Wingdings" w:hAnsi="Wingdings" w:hint="default"/>
+        <w:sz w:val="20"/>
+      </w:rPr>
+    </w:lvl>
+    <w:lvl w:ilvl="4" w:tentative="1">
+      <w:start w:val="1"/>
+      <w:numFmt w:val="bullet"/>
+      <w:lvlText w:val=""/>
+      <w:lvlJc w:val="left"/>
+      <w:pPr>
+        <w:tabs>
+          <w:tab w:val="num" w:pos="3600"/>
+        </w:tabs>
+        <w:ind w:left="3600" w:hanging="360"/>
+      </w:pPr>
+      <w:rPr>
+        <w:rFonts w:ascii="Wingdings" w:hAnsi="Wingdings" w:hint="default"/>
+        <w:sz w:val="20"/>
+      </w:rPr>
+    </w:lvl>
+    <w:lvl w:ilvl="5" w:tentative="1">
+      <w:start w:val="1"/>
+      <w:numFmt w:val="bullet"/>
+      <w:lvlText w:val=""/>
+      <w:lvlJc w:val="left"/>
+      <w:pPr>
+        <w:tabs>
+          <w:tab w:val="num" w:pos="4320"/>
+        </w:tabs>
+        <w:ind w:left="4320" w:hanging="360"/>
+      </w:pPr>
+      <w:rPr>
+        <w:rFonts w:ascii="Wingdings" w:hAnsi="Wingdings" w:hint="default"/>
+        <w:sz w:val="20"/>
+      </w:rPr>
+    </w:lvl>
+    <w:lvl w:ilvl="6" w:tentative="1">
+      <w:start w:val="1"/>
+      <w:numFmt w:val="bullet"/>
+      <w:lvlText w:val=""/>
+      <w:lvlJc w:val="left"/>
+      <w:pPr>
+        <w:tabs>
+          <w:tab w:val="num" w:pos="5040"/>
+        </w:tabs>
+        <w:ind w:left="5040" w:hanging="360"/>
+      </w:pPr>
+      <w:rPr>
+        <w:rFonts w:ascii="Wingdings" w:hAnsi="Wingdings" w:hint="default"/>
+        <w:sz w:val="20"/>
+      </w:rPr>
+    </w:lvl>
+    <w:lvl w:ilvl="7" w:tentative="1">
+      <w:start w:val="1"/>
+      <w:numFmt w:val="bullet"/>
+      <w:lvlText w:val=""/>
+      <w:lvlJc w:val="left"/>
+      <w:pPr>
+        <w:tabs>
+          <w:tab w:val="num" w:pos="5760"/>
+        </w:tabs>
+        <w:ind w:left="5760" w:hanging="360"/>
+      </w:pPr>
+      <w:rPr>
+        <w:rFonts w:ascii="Wingdings" w:hAnsi="Wingdings" w:hint="default"/>
+        <w:sz w:val="20"/>
+      </w:rPr>
+    </w:lvl>
+    <w:lvl w:ilvl="8" w:tentative="1">
+      <w:start w:val="1"/>
+      <w:numFmt w:val="bullet"/>
+      <w:lvlText w:val=""/>
+      <w:lvlJc w:val="left"/>
+      <w:pPr>
+        <w:tabs>
+          <w:tab w:val="num" w:pos="6480"/>
+        </w:tabs>
+        <w:ind w:left="6480" w:hanging="360"/>
+      </w:pPr>
+      <w:rPr>
+        <w:rFonts w:ascii="Wingdings" w:hAnsi="Wingdings" w:hint="default"/>
+        <w:sz w:val="20"/>
+      </w:rPr>
+    </w:lvl>
+  </w:abstractNum>
+  <w:abstractNum w:abstractNumId="7" w15:restartNumberingAfterBreak="0">
     <w:nsid w:val="40594E69"/>
     <w:multiLevelType w:val="multilevel"/>
     <w:tmpl w:val="A6F23C94"/>
@@ -5585,7 +8890,7 @@
       </w:pPr>
     </w:lvl>
   </w:abstractNum>
-  <w:abstractNum w:abstractNumId="4" w15:restartNumberingAfterBreak="0">
+  <w:abstractNum w:abstractNumId="8" w15:restartNumberingAfterBreak="0">
     <w:nsid w:val="4AC34E67"/>
     <w:multiLevelType w:val="multilevel"/>
     <w:tmpl w:val="1AEE7672"/>
@@ -5734,7 +9039,7 @@
       </w:rPr>
     </w:lvl>
   </w:abstractNum>
-  <w:abstractNum w:abstractNumId="5" w15:restartNumberingAfterBreak="0">
+  <w:abstractNum w:abstractNumId="9" w15:restartNumberingAfterBreak="0">
     <w:nsid w:val="51E32B70"/>
     <w:multiLevelType w:val="multilevel"/>
     <w:tmpl w:val="616AA75C"/>
@@ -5883,7 +9188,418 @@
       </w:rPr>
     </w:lvl>
   </w:abstractNum>
-  <w:abstractNum w:abstractNumId="6" w15:restartNumberingAfterBreak="0">
+  <w:abstractNum w:abstractNumId="10" w15:restartNumberingAfterBreak="0">
+    <w:nsid w:val="523D3E7A"/>
+    <w:multiLevelType w:val="multilevel"/>
+    <w:tmpl w:val="0DA60838"/>
+    <w:lvl w:ilvl="0">
+      <w:start w:val="1"/>
+      <w:numFmt w:val="bullet"/>
+      <w:lvlText w:val=""/>
+      <w:lvlJc w:val="left"/>
+      <w:pPr>
+        <w:tabs>
+          <w:tab w:val="num" w:pos="720"/>
+        </w:tabs>
+        <w:ind w:left="720" w:hanging="360"/>
+      </w:pPr>
+      <w:rPr>
+        <w:rFonts w:ascii="Symbol" w:hAnsi="Symbol" w:hint="default"/>
+        <w:sz w:val="20"/>
+      </w:rPr>
+    </w:lvl>
+    <w:lvl w:ilvl="1" w:tentative="1">
+      <w:start w:val="1"/>
+      <w:numFmt w:val="bullet"/>
+      <w:lvlText w:val="o"/>
+      <w:lvlJc w:val="left"/>
+      <w:pPr>
+        <w:tabs>
+          <w:tab w:val="num" w:pos="1440"/>
+        </w:tabs>
+        <w:ind w:left="1440" w:hanging="360"/>
+      </w:pPr>
+      <w:rPr>
+        <w:rFonts w:ascii="Courier New" w:hAnsi="Courier New" w:hint="default"/>
+        <w:sz w:val="20"/>
+      </w:rPr>
+    </w:lvl>
+    <w:lvl w:ilvl="2" w:tentative="1">
+      <w:start w:val="1"/>
+      <w:numFmt w:val="bullet"/>
+      <w:lvlText w:val=""/>
+      <w:lvlJc w:val="left"/>
+      <w:pPr>
+        <w:tabs>
+          <w:tab w:val="num" w:pos="2160"/>
+        </w:tabs>
+        <w:ind w:left="2160" w:hanging="360"/>
+      </w:pPr>
+      <w:rPr>
+        <w:rFonts w:ascii="Wingdings" w:hAnsi="Wingdings" w:hint="default"/>
+        <w:sz w:val="20"/>
+      </w:rPr>
+    </w:lvl>
+    <w:lvl w:ilvl="3" w:tentative="1">
+      <w:start w:val="1"/>
+      <w:numFmt w:val="bullet"/>
+      <w:lvlText w:val=""/>
+      <w:lvlJc w:val="left"/>
+      <w:pPr>
+        <w:tabs>
+          <w:tab w:val="num" w:pos="2880"/>
+        </w:tabs>
+        <w:ind w:left="2880" w:hanging="360"/>
+      </w:pPr>
+      <w:rPr>
+        <w:rFonts w:ascii="Wingdings" w:hAnsi="Wingdings" w:hint="default"/>
+        <w:sz w:val="20"/>
+      </w:rPr>
+    </w:lvl>
+    <w:lvl w:ilvl="4" w:tentative="1">
+      <w:start w:val="1"/>
+      <w:numFmt w:val="bullet"/>
+      <w:lvlText w:val=""/>
+      <w:lvlJc w:val="left"/>
+      <w:pPr>
+        <w:tabs>
+          <w:tab w:val="num" w:pos="3600"/>
+        </w:tabs>
+        <w:ind w:left="3600" w:hanging="360"/>
+      </w:pPr>
+      <w:rPr>
+        <w:rFonts w:ascii="Wingdings" w:hAnsi="Wingdings" w:hint="default"/>
+        <w:sz w:val="20"/>
+      </w:rPr>
+    </w:lvl>
+    <w:lvl w:ilvl="5" w:tentative="1">
+      <w:start w:val="1"/>
+      <w:numFmt w:val="bullet"/>
+      <w:lvlText w:val=""/>
+      <w:lvlJc w:val="left"/>
+      <w:pPr>
+        <w:tabs>
+          <w:tab w:val="num" w:pos="4320"/>
+        </w:tabs>
+        <w:ind w:left="4320" w:hanging="360"/>
+      </w:pPr>
+      <w:rPr>
+        <w:rFonts w:ascii="Wingdings" w:hAnsi="Wingdings" w:hint="default"/>
+        <w:sz w:val="20"/>
+      </w:rPr>
+    </w:lvl>
+    <w:lvl w:ilvl="6" w:tentative="1">
+      <w:start w:val="1"/>
+      <w:numFmt w:val="bullet"/>
+      <w:lvlText w:val=""/>
+      <w:lvlJc w:val="left"/>
+      <w:pPr>
+        <w:tabs>
+          <w:tab w:val="num" w:pos="5040"/>
+        </w:tabs>
+        <w:ind w:left="5040" w:hanging="360"/>
+      </w:pPr>
+      <w:rPr>
+        <w:rFonts w:ascii="Wingdings" w:hAnsi="Wingdings" w:hint="default"/>
+        <w:sz w:val="20"/>
+      </w:rPr>
+    </w:lvl>
+    <w:lvl w:ilvl="7" w:tentative="1">
+      <w:start w:val="1"/>
+      <w:numFmt w:val="bullet"/>
+      <w:lvlText w:val=""/>
+      <w:lvlJc w:val="left"/>
+      <w:pPr>
+        <w:tabs>
+          <w:tab w:val="num" w:pos="5760"/>
+        </w:tabs>
+        <w:ind w:left="5760" w:hanging="360"/>
+      </w:pPr>
+      <w:rPr>
+        <w:rFonts w:ascii="Wingdings" w:hAnsi="Wingdings" w:hint="default"/>
+        <w:sz w:val="20"/>
+      </w:rPr>
+    </w:lvl>
+    <w:lvl w:ilvl="8" w:tentative="1">
+      <w:start w:val="1"/>
+      <w:numFmt w:val="bullet"/>
+      <w:lvlText w:val=""/>
+      <w:lvlJc w:val="left"/>
+      <w:pPr>
+        <w:tabs>
+          <w:tab w:val="num" w:pos="6480"/>
+        </w:tabs>
+        <w:ind w:left="6480" w:hanging="360"/>
+      </w:pPr>
+      <w:rPr>
+        <w:rFonts w:ascii="Wingdings" w:hAnsi="Wingdings" w:hint="default"/>
+        <w:sz w:val="20"/>
+      </w:rPr>
+    </w:lvl>
+  </w:abstractNum>
+  <w:abstractNum w:abstractNumId="11" w15:restartNumberingAfterBreak="0">
+    <w:nsid w:val="53AC3A12"/>
+    <w:multiLevelType w:val="multilevel"/>
+    <w:tmpl w:val="2856BACC"/>
+    <w:lvl w:ilvl="0">
+      <w:start w:val="1"/>
+      <w:numFmt w:val="decimal"/>
+      <w:lvlText w:val="%1."/>
+      <w:lvlJc w:val="left"/>
+      <w:pPr>
+        <w:tabs>
+          <w:tab w:val="num" w:pos="720"/>
+        </w:tabs>
+        <w:ind w:left="720" w:hanging="360"/>
+      </w:pPr>
+    </w:lvl>
+    <w:lvl w:ilvl="1" w:tentative="1">
+      <w:start w:val="1"/>
+      <w:numFmt w:val="decimal"/>
+      <w:lvlText w:val="%2."/>
+      <w:lvlJc w:val="left"/>
+      <w:pPr>
+        <w:tabs>
+          <w:tab w:val="num" w:pos="1440"/>
+        </w:tabs>
+        <w:ind w:left="1440" w:hanging="360"/>
+      </w:pPr>
+    </w:lvl>
+    <w:lvl w:ilvl="2" w:tentative="1">
+      <w:start w:val="1"/>
+      <w:numFmt w:val="decimal"/>
+      <w:lvlText w:val="%3."/>
+      <w:lvlJc w:val="left"/>
+      <w:pPr>
+        <w:tabs>
+          <w:tab w:val="num" w:pos="2160"/>
+        </w:tabs>
+        <w:ind w:left="2160" w:hanging="360"/>
+      </w:pPr>
+    </w:lvl>
+    <w:lvl w:ilvl="3" w:tentative="1">
+      <w:start w:val="1"/>
+      <w:numFmt w:val="decimal"/>
+      <w:lvlText w:val="%4."/>
+      <w:lvlJc w:val="left"/>
+      <w:pPr>
+        <w:tabs>
+          <w:tab w:val="num" w:pos="2880"/>
+        </w:tabs>
+        <w:ind w:left="2880" w:hanging="360"/>
+      </w:pPr>
+    </w:lvl>
+    <w:lvl w:ilvl="4" w:tentative="1">
+      <w:start w:val="1"/>
+      <w:numFmt w:val="decimal"/>
+      <w:lvlText w:val="%5."/>
+      <w:lvlJc w:val="left"/>
+      <w:pPr>
+        <w:tabs>
+          <w:tab w:val="num" w:pos="3600"/>
+        </w:tabs>
+        <w:ind w:left="3600" w:hanging="360"/>
+      </w:pPr>
+    </w:lvl>
+    <w:lvl w:ilvl="5" w:tentative="1">
+      <w:start w:val="1"/>
+      <w:numFmt w:val="decimal"/>
+      <w:lvlText w:val="%6."/>
+      <w:lvlJc w:val="left"/>
+      <w:pPr>
+        <w:tabs>
+          <w:tab w:val="num" w:pos="4320"/>
+        </w:tabs>
+        <w:ind w:left="4320" w:hanging="360"/>
+      </w:pPr>
+    </w:lvl>
+    <w:lvl w:ilvl="6" w:tentative="1">
+      <w:start w:val="1"/>
+      <w:numFmt w:val="decimal"/>
+      <w:lvlText w:val="%7."/>
+      <w:lvlJc w:val="left"/>
+      <w:pPr>
+        <w:tabs>
+          <w:tab w:val="num" w:pos="5040"/>
+        </w:tabs>
+        <w:ind w:left="5040" w:hanging="360"/>
+      </w:pPr>
+    </w:lvl>
+    <w:lvl w:ilvl="7" w:tentative="1">
+      <w:start w:val="1"/>
+      <w:numFmt w:val="decimal"/>
+      <w:lvlText w:val="%8."/>
+      <w:lvlJc w:val="left"/>
+      <w:pPr>
+        <w:tabs>
+          <w:tab w:val="num" w:pos="5760"/>
+        </w:tabs>
+        <w:ind w:left="5760" w:hanging="360"/>
+      </w:pPr>
+    </w:lvl>
+    <w:lvl w:ilvl="8" w:tentative="1">
+      <w:start w:val="1"/>
+      <w:numFmt w:val="decimal"/>
+      <w:lvlText w:val="%9."/>
+      <w:lvlJc w:val="left"/>
+      <w:pPr>
+        <w:tabs>
+          <w:tab w:val="num" w:pos="6480"/>
+        </w:tabs>
+        <w:ind w:left="6480" w:hanging="360"/>
+      </w:pPr>
+    </w:lvl>
+  </w:abstractNum>
+  <w:abstractNum w:abstractNumId="12" w15:restartNumberingAfterBreak="0">
+    <w:nsid w:val="58F86173"/>
+    <w:multiLevelType w:val="multilevel"/>
+    <w:tmpl w:val="8FD430C8"/>
+    <w:lvl w:ilvl="0">
+      <w:start w:val="1"/>
+      <w:numFmt w:val="bullet"/>
+      <w:lvlText w:val=""/>
+      <w:lvlJc w:val="left"/>
+      <w:pPr>
+        <w:tabs>
+          <w:tab w:val="num" w:pos="720"/>
+        </w:tabs>
+        <w:ind w:left="720" w:hanging="360"/>
+      </w:pPr>
+      <w:rPr>
+        <w:rFonts w:ascii="Symbol" w:hAnsi="Symbol" w:hint="default"/>
+        <w:sz w:val="20"/>
+      </w:rPr>
+    </w:lvl>
+    <w:lvl w:ilvl="1" w:tentative="1">
+      <w:start w:val="1"/>
+      <w:numFmt w:val="bullet"/>
+      <w:lvlText w:val="o"/>
+      <w:lvlJc w:val="left"/>
+      <w:pPr>
+        <w:tabs>
+          <w:tab w:val="num" w:pos="1440"/>
+        </w:tabs>
+        <w:ind w:left="1440" w:hanging="360"/>
+      </w:pPr>
+      <w:rPr>
+        <w:rFonts w:ascii="Courier New" w:hAnsi="Courier New" w:hint="default"/>
+        <w:sz w:val="20"/>
+      </w:rPr>
+    </w:lvl>
+    <w:lvl w:ilvl="2" w:tentative="1">
+      <w:start w:val="1"/>
+      <w:numFmt w:val="bullet"/>
+      <w:lvlText w:val=""/>
+      <w:lvlJc w:val="left"/>
+      <w:pPr>
+        <w:tabs>
+          <w:tab w:val="num" w:pos="2160"/>
+        </w:tabs>
+        <w:ind w:left="2160" w:hanging="360"/>
+      </w:pPr>
+      <w:rPr>
+        <w:rFonts w:ascii="Wingdings" w:hAnsi="Wingdings" w:hint="default"/>
+        <w:sz w:val="20"/>
+      </w:rPr>
+    </w:lvl>
+    <w:lvl w:ilvl="3" w:tentative="1">
+      <w:start w:val="1"/>
+      <w:numFmt w:val="bullet"/>
+      <w:lvlText w:val=""/>
+      <w:lvlJc w:val="left"/>
+      <w:pPr>
+        <w:tabs>
+          <w:tab w:val="num" w:pos="2880"/>
+        </w:tabs>
+        <w:ind w:left="2880" w:hanging="360"/>
+      </w:pPr>
+      <w:rPr>
+        <w:rFonts w:ascii="Wingdings" w:hAnsi="Wingdings" w:hint="default"/>
+        <w:sz w:val="20"/>
+      </w:rPr>
+    </w:lvl>
+    <w:lvl w:ilvl="4" w:tentative="1">
+      <w:start w:val="1"/>
+      <w:numFmt w:val="bullet"/>
+      <w:lvlText w:val=""/>
+      <w:lvlJc w:val="left"/>
+      <w:pPr>
+        <w:tabs>
+          <w:tab w:val="num" w:pos="3600"/>
+        </w:tabs>
+        <w:ind w:left="3600" w:hanging="360"/>
+      </w:pPr>
+      <w:rPr>
+        <w:rFonts w:ascii="Wingdings" w:hAnsi="Wingdings" w:hint="default"/>
+        <w:sz w:val="20"/>
+      </w:rPr>
+    </w:lvl>
+    <w:lvl w:ilvl="5" w:tentative="1">
+      <w:start w:val="1"/>
+      <w:numFmt w:val="bullet"/>
+      <w:lvlText w:val=""/>
+      <w:lvlJc w:val="left"/>
+      <w:pPr>
+        <w:tabs>
+          <w:tab w:val="num" w:pos="4320"/>
+        </w:tabs>
+        <w:ind w:left="4320" w:hanging="360"/>
+      </w:pPr>
+      <w:rPr>
+        <w:rFonts w:ascii="Wingdings" w:hAnsi="Wingdings" w:hint="default"/>
+        <w:sz w:val="20"/>
+      </w:rPr>
+    </w:lvl>
+    <w:lvl w:ilvl="6" w:tentative="1">
+      <w:start w:val="1"/>
+      <w:numFmt w:val="bullet"/>
+      <w:lvlText w:val=""/>
+      <w:lvlJc w:val="left"/>
+      <w:pPr>
+        <w:tabs>
+          <w:tab w:val="num" w:pos="5040"/>
+        </w:tabs>
+        <w:ind w:left="5040" w:hanging="360"/>
+      </w:pPr>
+      <w:rPr>
+        <w:rFonts w:ascii="Wingdings" w:hAnsi="Wingdings" w:hint="default"/>
+        <w:sz w:val="20"/>
+      </w:rPr>
+    </w:lvl>
+    <w:lvl w:ilvl="7" w:tentative="1">
+      <w:start w:val="1"/>
+      <w:numFmt w:val="bullet"/>
+      <w:lvlText w:val=""/>
+      <w:lvlJc w:val="left"/>
+      <w:pPr>
+        <w:tabs>
+          <w:tab w:val="num" w:pos="5760"/>
+        </w:tabs>
+        <w:ind w:left="5760" w:hanging="360"/>
+      </w:pPr>
+      <w:rPr>
+        <w:rFonts w:ascii="Wingdings" w:hAnsi="Wingdings" w:hint="default"/>
+        <w:sz w:val="20"/>
+      </w:rPr>
+    </w:lvl>
+    <w:lvl w:ilvl="8" w:tentative="1">
+      <w:start w:val="1"/>
+      <w:numFmt w:val="bullet"/>
+      <w:lvlText w:val=""/>
+      <w:lvlJc w:val="left"/>
+      <w:pPr>
+        <w:tabs>
+          <w:tab w:val="num" w:pos="6480"/>
+        </w:tabs>
+        <w:ind w:left="6480" w:hanging="360"/>
+      </w:pPr>
+      <w:rPr>
+        <w:rFonts w:ascii="Wingdings" w:hAnsi="Wingdings" w:hint="default"/>
+        <w:sz w:val="20"/>
+      </w:rPr>
+    </w:lvl>
+  </w:abstractNum>
+  <w:abstractNum w:abstractNumId="13" w15:restartNumberingAfterBreak="0">
     <w:nsid w:val="59211CD6"/>
     <w:multiLevelType w:val="multilevel"/>
     <w:tmpl w:val="EF621BC2"/>
@@ -6032,7 +9748,7 @@
       </w:rPr>
     </w:lvl>
   </w:abstractNum>
-  <w:abstractNum w:abstractNumId="7" w15:restartNumberingAfterBreak="0">
+  <w:abstractNum w:abstractNumId="14" w15:restartNumberingAfterBreak="0">
     <w:nsid w:val="5C4B7FB9"/>
     <w:multiLevelType w:val="multilevel"/>
     <w:tmpl w:val="56BE494A"/>
@@ -6177,7 +9893,156 @@
       </w:rPr>
     </w:lvl>
   </w:abstractNum>
-  <w:abstractNum w:abstractNumId="8" w15:restartNumberingAfterBreak="0">
+  <w:abstractNum w:abstractNumId="15" w15:restartNumberingAfterBreak="0">
+    <w:nsid w:val="5E7756B5"/>
+    <w:multiLevelType w:val="multilevel"/>
+    <w:tmpl w:val="6C6CEEC2"/>
+    <w:lvl w:ilvl="0">
+      <w:start w:val="1"/>
+      <w:numFmt w:val="bullet"/>
+      <w:lvlText w:val=""/>
+      <w:lvlJc w:val="left"/>
+      <w:pPr>
+        <w:tabs>
+          <w:tab w:val="num" w:pos="720"/>
+        </w:tabs>
+        <w:ind w:left="720" w:hanging="360"/>
+      </w:pPr>
+      <w:rPr>
+        <w:rFonts w:ascii="Symbol" w:hAnsi="Symbol" w:hint="default"/>
+        <w:sz w:val="20"/>
+      </w:rPr>
+    </w:lvl>
+    <w:lvl w:ilvl="1" w:tentative="1">
+      <w:start w:val="1"/>
+      <w:numFmt w:val="bullet"/>
+      <w:lvlText w:val="o"/>
+      <w:lvlJc w:val="left"/>
+      <w:pPr>
+        <w:tabs>
+          <w:tab w:val="num" w:pos="1440"/>
+        </w:tabs>
+        <w:ind w:left="1440" w:hanging="360"/>
+      </w:pPr>
+      <w:rPr>
+        <w:rFonts w:ascii="Courier New" w:hAnsi="Courier New" w:hint="default"/>
+        <w:sz w:val="20"/>
+      </w:rPr>
+    </w:lvl>
+    <w:lvl w:ilvl="2" w:tentative="1">
+      <w:start w:val="1"/>
+      <w:numFmt w:val="bullet"/>
+      <w:lvlText w:val=""/>
+      <w:lvlJc w:val="left"/>
+      <w:pPr>
+        <w:tabs>
+          <w:tab w:val="num" w:pos="2160"/>
+        </w:tabs>
+        <w:ind w:left="2160" w:hanging="360"/>
+      </w:pPr>
+      <w:rPr>
+        <w:rFonts w:ascii="Wingdings" w:hAnsi="Wingdings" w:hint="default"/>
+        <w:sz w:val="20"/>
+      </w:rPr>
+    </w:lvl>
+    <w:lvl w:ilvl="3" w:tentative="1">
+      <w:start w:val="1"/>
+      <w:numFmt w:val="bullet"/>
+      <w:lvlText w:val=""/>
+      <w:lvlJc w:val="left"/>
+      <w:pPr>
+        <w:tabs>
+          <w:tab w:val="num" w:pos="2880"/>
+        </w:tabs>
+        <w:ind w:left="2880" w:hanging="360"/>
+      </w:pPr>
+      <w:rPr>
+        <w:rFonts w:ascii="Wingdings" w:hAnsi="Wingdings" w:hint="default"/>
+        <w:sz w:val="20"/>
+      </w:rPr>
+    </w:lvl>
+    <w:lvl w:ilvl="4" w:tentative="1">
+      <w:start w:val="1"/>
+      <w:numFmt w:val="bullet"/>
+      <w:lvlText w:val=""/>
+      <w:lvlJc w:val="left"/>
+      <w:pPr>
+        <w:tabs>
+          <w:tab w:val="num" w:pos="3600"/>
+        </w:tabs>
+        <w:ind w:left="3600" w:hanging="360"/>
+      </w:pPr>
+      <w:rPr>
+        <w:rFonts w:ascii="Wingdings" w:hAnsi="Wingdings" w:hint="default"/>
+        <w:sz w:val="20"/>
+      </w:rPr>
+    </w:lvl>
+    <w:lvl w:ilvl="5" w:tentative="1">
+      <w:start w:val="1"/>
+      <w:numFmt w:val="bullet"/>
+      <w:lvlText w:val=""/>
+      <w:lvlJc w:val="left"/>
+      <w:pPr>
+        <w:tabs>
+          <w:tab w:val="num" w:pos="4320"/>
+        </w:tabs>
+        <w:ind w:left="4320" w:hanging="360"/>
+      </w:pPr>
+      <w:rPr>
+        <w:rFonts w:ascii="Wingdings" w:hAnsi="Wingdings" w:hint="default"/>
+        <w:sz w:val="20"/>
+      </w:rPr>
+    </w:lvl>
+    <w:lvl w:ilvl="6" w:tentative="1">
+      <w:start w:val="1"/>
+      <w:numFmt w:val="bullet"/>
+      <w:lvlText w:val=""/>
+      <w:lvlJc w:val="left"/>
+      <w:pPr>
+        <w:tabs>
+          <w:tab w:val="num" w:pos="5040"/>
+        </w:tabs>
+        <w:ind w:left="5040" w:hanging="360"/>
+      </w:pPr>
+      <w:rPr>
+        <w:rFonts w:ascii="Wingdings" w:hAnsi="Wingdings" w:hint="default"/>
+        <w:sz w:val="20"/>
+      </w:rPr>
+    </w:lvl>
+    <w:lvl w:ilvl="7" w:tentative="1">
+      <w:start w:val="1"/>
+      <w:numFmt w:val="bullet"/>
+      <w:lvlText w:val=""/>
+      <w:lvlJc w:val="left"/>
+      <w:pPr>
+        <w:tabs>
+          <w:tab w:val="num" w:pos="5760"/>
+        </w:tabs>
+        <w:ind w:left="5760" w:hanging="360"/>
+      </w:pPr>
+      <w:rPr>
+        <w:rFonts w:ascii="Wingdings" w:hAnsi="Wingdings" w:hint="default"/>
+        <w:sz w:val="20"/>
+      </w:rPr>
+    </w:lvl>
+    <w:lvl w:ilvl="8" w:tentative="1">
+      <w:start w:val="1"/>
+      <w:numFmt w:val="bullet"/>
+      <w:lvlText w:val=""/>
+      <w:lvlJc w:val="left"/>
+      <w:pPr>
+        <w:tabs>
+          <w:tab w:val="num" w:pos="6480"/>
+        </w:tabs>
+        <w:ind w:left="6480" w:hanging="360"/>
+      </w:pPr>
+      <w:rPr>
+        <w:rFonts w:ascii="Wingdings" w:hAnsi="Wingdings" w:hint="default"/>
+        <w:sz w:val="20"/>
+      </w:rPr>
+    </w:lvl>
+  </w:abstractNum>
+  <w:abstractNum w:abstractNumId="16" w15:restartNumberingAfterBreak="0">
     <w:nsid w:val="5F255A53"/>
     <w:multiLevelType w:val="multilevel"/>
     <w:tmpl w:val="BF3295AE"/>
@@ -6326,7 +10191,269 @@
       </w:rPr>
     </w:lvl>
   </w:abstractNum>
-  <w:abstractNum w:abstractNumId="9" w15:restartNumberingAfterBreak="0">
+  <w:abstractNum w:abstractNumId="17" w15:restartNumberingAfterBreak="0">
+    <w:nsid w:val="626D2ABA"/>
+    <w:multiLevelType w:val="multilevel"/>
+    <w:tmpl w:val="D97E78CE"/>
+    <w:lvl w:ilvl="0">
+      <w:start w:val="1"/>
+      <w:numFmt w:val="decimal"/>
+      <w:lvlText w:val="%1."/>
+      <w:lvlJc w:val="left"/>
+      <w:pPr>
+        <w:tabs>
+          <w:tab w:val="num" w:pos="720"/>
+        </w:tabs>
+        <w:ind w:left="720" w:hanging="360"/>
+      </w:pPr>
+    </w:lvl>
+    <w:lvl w:ilvl="1" w:tentative="1">
+      <w:start w:val="1"/>
+      <w:numFmt w:val="decimal"/>
+      <w:lvlText w:val="%2."/>
+      <w:lvlJc w:val="left"/>
+      <w:pPr>
+        <w:tabs>
+          <w:tab w:val="num" w:pos="1440"/>
+        </w:tabs>
+        <w:ind w:left="1440" w:hanging="360"/>
+      </w:pPr>
+    </w:lvl>
+    <w:lvl w:ilvl="2" w:tentative="1">
+      <w:start w:val="1"/>
+      <w:numFmt w:val="decimal"/>
+      <w:lvlText w:val="%3."/>
+      <w:lvlJc w:val="left"/>
+      <w:pPr>
+        <w:tabs>
+          <w:tab w:val="num" w:pos="2160"/>
+        </w:tabs>
+        <w:ind w:left="2160" w:hanging="360"/>
+      </w:pPr>
+    </w:lvl>
+    <w:lvl w:ilvl="3" w:tentative="1">
+      <w:start w:val="1"/>
+      <w:numFmt w:val="decimal"/>
+      <w:lvlText w:val="%4."/>
+      <w:lvlJc w:val="left"/>
+      <w:pPr>
+        <w:tabs>
+          <w:tab w:val="num" w:pos="2880"/>
+        </w:tabs>
+        <w:ind w:left="2880" w:hanging="360"/>
+      </w:pPr>
+    </w:lvl>
+    <w:lvl w:ilvl="4" w:tentative="1">
+      <w:start w:val="1"/>
+      <w:numFmt w:val="decimal"/>
+      <w:lvlText w:val="%5."/>
+      <w:lvlJc w:val="left"/>
+      <w:pPr>
+        <w:tabs>
+          <w:tab w:val="num" w:pos="3600"/>
+        </w:tabs>
+        <w:ind w:left="3600" w:hanging="360"/>
+      </w:pPr>
+    </w:lvl>
+    <w:lvl w:ilvl="5" w:tentative="1">
+      <w:start w:val="1"/>
+      <w:numFmt w:val="decimal"/>
+      <w:lvlText w:val="%6."/>
+      <w:lvlJc w:val="left"/>
+      <w:pPr>
+        <w:tabs>
+          <w:tab w:val="num" w:pos="4320"/>
+        </w:tabs>
+        <w:ind w:left="4320" w:hanging="360"/>
+      </w:pPr>
+    </w:lvl>
+    <w:lvl w:ilvl="6" w:tentative="1">
+      <w:start w:val="1"/>
+      <w:numFmt w:val="decimal"/>
+      <w:lvlText w:val="%7."/>
+      <w:lvlJc w:val="left"/>
+      <w:pPr>
+        <w:tabs>
+          <w:tab w:val="num" w:pos="5040"/>
+        </w:tabs>
+        <w:ind w:left="5040" w:hanging="360"/>
+      </w:pPr>
+    </w:lvl>
+    <w:lvl w:ilvl="7" w:tentative="1">
+      <w:start w:val="1"/>
+      <w:numFmt w:val="decimal"/>
+      <w:lvlText w:val="%8."/>
+      <w:lvlJc w:val="left"/>
+      <w:pPr>
+        <w:tabs>
+          <w:tab w:val="num" w:pos="5760"/>
+        </w:tabs>
+        <w:ind w:left="5760" w:hanging="360"/>
+      </w:pPr>
+    </w:lvl>
+    <w:lvl w:ilvl="8" w:tentative="1">
+      <w:start w:val="1"/>
+      <w:numFmt w:val="decimal"/>
+      <w:lvlText w:val="%9."/>
+      <w:lvlJc w:val="left"/>
+      <w:pPr>
+        <w:tabs>
+          <w:tab w:val="num" w:pos="6480"/>
+        </w:tabs>
+        <w:ind w:left="6480" w:hanging="360"/>
+      </w:pPr>
+    </w:lvl>
+  </w:abstractNum>
+  <w:abstractNum w:abstractNumId="18" w15:restartNumberingAfterBreak="0">
+    <w:nsid w:val="6B765D29"/>
+    <w:multiLevelType w:val="multilevel"/>
+    <w:tmpl w:val="9118C20E"/>
+    <w:lvl w:ilvl="0">
+      <w:start w:val="1"/>
+      <w:numFmt w:val="bullet"/>
+      <w:lvlText w:val=""/>
+      <w:lvlJc w:val="left"/>
+      <w:pPr>
+        <w:tabs>
+          <w:tab w:val="num" w:pos="720"/>
+        </w:tabs>
+        <w:ind w:left="720" w:hanging="360"/>
+      </w:pPr>
+      <w:rPr>
+        <w:rFonts w:ascii="Symbol" w:hAnsi="Symbol" w:hint="default"/>
+        <w:sz w:val="20"/>
+      </w:rPr>
+    </w:lvl>
+    <w:lvl w:ilvl="1" w:tentative="1">
+      <w:start w:val="1"/>
+      <w:numFmt w:val="bullet"/>
+      <w:lvlText w:val="o"/>
+      <w:lvlJc w:val="left"/>
+      <w:pPr>
+        <w:tabs>
+          <w:tab w:val="num" w:pos="1440"/>
+        </w:tabs>
+        <w:ind w:left="1440" w:hanging="360"/>
+      </w:pPr>
+      <w:rPr>
+        <w:rFonts w:ascii="Courier New" w:hAnsi="Courier New" w:hint="default"/>
+        <w:sz w:val="20"/>
+      </w:rPr>
+    </w:lvl>
+    <w:lvl w:ilvl="2" w:tentative="1">
+      <w:start w:val="1"/>
+      <w:numFmt w:val="bullet"/>
+      <w:lvlText w:val=""/>
+      <w:lvlJc w:val="left"/>
+      <w:pPr>
+        <w:tabs>
+          <w:tab w:val="num" w:pos="2160"/>
+        </w:tabs>
+        <w:ind w:left="2160" w:hanging="360"/>
+      </w:pPr>
+      <w:rPr>
+        <w:rFonts w:ascii="Wingdings" w:hAnsi="Wingdings" w:hint="default"/>
+        <w:sz w:val="20"/>
+      </w:rPr>
+    </w:lvl>
+    <w:lvl w:ilvl="3" w:tentative="1">
+      <w:start w:val="1"/>
+      <w:numFmt w:val="bullet"/>
+      <w:lvlText w:val=""/>
+      <w:lvlJc w:val="left"/>
+      <w:pPr>
+        <w:tabs>
+          <w:tab w:val="num" w:pos="2880"/>
+        </w:tabs>
+        <w:ind w:left="2880" w:hanging="360"/>
+      </w:pPr>
+      <w:rPr>
+        <w:rFonts w:ascii="Wingdings" w:hAnsi="Wingdings" w:hint="default"/>
+        <w:sz w:val="20"/>
+      </w:rPr>
+    </w:lvl>
+    <w:lvl w:ilvl="4" w:tentative="1">
+      <w:start w:val="1"/>
+      <w:numFmt w:val="bullet"/>
+      <w:lvlText w:val=""/>
+      <w:lvlJc w:val="left"/>
+      <w:pPr>
+        <w:tabs>
+          <w:tab w:val="num" w:pos="3600"/>
+        </w:tabs>
+        <w:ind w:left="3600" w:hanging="360"/>
+      </w:pPr>
+      <w:rPr>
+        <w:rFonts w:ascii="Wingdings" w:hAnsi="Wingdings" w:hint="default"/>
+        <w:sz w:val="20"/>
+      </w:rPr>
+    </w:lvl>
+    <w:lvl w:ilvl="5" w:tentative="1">
+      <w:start w:val="1"/>
+      <w:numFmt w:val="bullet"/>
+      <w:lvlText w:val=""/>
+      <w:lvlJc w:val="left"/>
+      <w:pPr>
+        <w:tabs>
+          <w:tab w:val="num" w:pos="4320"/>
+        </w:tabs>
+        <w:ind w:left="4320" w:hanging="360"/>
+      </w:pPr>
+      <w:rPr>
+        <w:rFonts w:ascii="Wingdings" w:hAnsi="Wingdings" w:hint="default"/>
+        <w:sz w:val="20"/>
+      </w:rPr>
+    </w:lvl>
+    <w:lvl w:ilvl="6" w:tentative="1">
+      <w:start w:val="1"/>
+      <w:numFmt w:val="bullet"/>
+      <w:lvlText w:val=""/>
+      <w:lvlJc w:val="left"/>
+      <w:pPr>
+        <w:tabs>
+          <w:tab w:val="num" w:pos="5040"/>
+        </w:tabs>
+        <w:ind w:left="5040" w:hanging="360"/>
+      </w:pPr>
+      <w:rPr>
+        <w:rFonts w:ascii="Wingdings" w:hAnsi="Wingdings" w:hint="default"/>
+        <w:sz w:val="20"/>
+      </w:rPr>
+    </w:lvl>
+    <w:lvl w:ilvl="7" w:tentative="1">
+      <w:start w:val="1"/>
+      <w:numFmt w:val="bullet"/>
+      <w:lvlText w:val=""/>
+      <w:lvlJc w:val="left"/>
+      <w:pPr>
+        <w:tabs>
+          <w:tab w:val="num" w:pos="5760"/>
+        </w:tabs>
+        <w:ind w:left="5760" w:hanging="360"/>
+      </w:pPr>
+      <w:rPr>
+        <w:rFonts w:ascii="Wingdings" w:hAnsi="Wingdings" w:hint="default"/>
+        <w:sz w:val="20"/>
+      </w:rPr>
+    </w:lvl>
+    <w:lvl w:ilvl="8" w:tentative="1">
+      <w:start w:val="1"/>
+      <w:numFmt w:val="bullet"/>
+      <w:lvlText w:val=""/>
+      <w:lvlJc w:val="left"/>
+      <w:pPr>
+        <w:tabs>
+          <w:tab w:val="num" w:pos="6480"/>
+        </w:tabs>
+        <w:ind w:left="6480" w:hanging="360"/>
+      </w:pPr>
+      <w:rPr>
+        <w:rFonts w:ascii="Wingdings" w:hAnsi="Wingdings" w:hint="default"/>
+        <w:sz w:val="20"/>
+      </w:rPr>
+    </w:lvl>
+  </w:abstractNum>
+  <w:abstractNum w:abstractNumId="19" w15:restartNumberingAfterBreak="0">
     <w:nsid w:val="6C5B3CFA"/>
     <w:multiLevelType w:val="multilevel"/>
     <w:tmpl w:val="143ED0E0"/>
@@ -6475,7 +10602,7 @@
       </w:rPr>
     </w:lvl>
   </w:abstractNum>
-  <w:abstractNum w:abstractNumId="10" w15:restartNumberingAfterBreak="0">
+  <w:abstractNum w:abstractNumId="20" w15:restartNumberingAfterBreak="0">
     <w:nsid w:val="78471018"/>
     <w:multiLevelType w:val="multilevel"/>
     <w:tmpl w:val="35A41EE2"/>
@@ -6624,44 +10751,228 @@
       </w:rPr>
     </w:lvl>
   </w:abstractNum>
+  <w:abstractNum w:abstractNumId="21" w15:restartNumberingAfterBreak="0">
+    <w:nsid w:val="7AEF7BB2"/>
+    <w:multiLevelType w:val="multilevel"/>
+    <w:tmpl w:val="446AF724"/>
+    <w:lvl w:ilvl="0">
+      <w:start w:val="1"/>
+      <w:numFmt w:val="bullet"/>
+      <w:lvlText w:val=""/>
+      <w:lvlJc w:val="left"/>
+      <w:pPr>
+        <w:tabs>
+          <w:tab w:val="num" w:pos="720"/>
+        </w:tabs>
+        <w:ind w:left="720" w:hanging="360"/>
+      </w:pPr>
+      <w:rPr>
+        <w:rFonts w:ascii="Symbol" w:hAnsi="Symbol" w:hint="default"/>
+        <w:sz w:val="20"/>
+      </w:rPr>
+    </w:lvl>
+    <w:lvl w:ilvl="1">
+      <w:start w:val="1"/>
+      <w:numFmt w:val="decimal"/>
+      <w:lvlText w:val="%2."/>
+      <w:lvlJc w:val="left"/>
+      <w:pPr>
+        <w:tabs>
+          <w:tab w:val="num" w:pos="1440"/>
+        </w:tabs>
+        <w:ind w:left="1440" w:hanging="360"/>
+      </w:pPr>
+    </w:lvl>
+    <w:lvl w:ilvl="2" w:tentative="1">
+      <w:start w:val="1"/>
+      <w:numFmt w:val="bullet"/>
+      <w:lvlText w:val=""/>
+      <w:lvlJc w:val="left"/>
+      <w:pPr>
+        <w:tabs>
+          <w:tab w:val="num" w:pos="2160"/>
+        </w:tabs>
+        <w:ind w:left="2160" w:hanging="360"/>
+      </w:pPr>
+      <w:rPr>
+        <w:rFonts w:ascii="Wingdings" w:hAnsi="Wingdings" w:hint="default"/>
+        <w:sz w:val="20"/>
+      </w:rPr>
+    </w:lvl>
+    <w:lvl w:ilvl="3" w:tentative="1">
+      <w:start w:val="1"/>
+      <w:numFmt w:val="bullet"/>
+      <w:lvlText w:val=""/>
+      <w:lvlJc w:val="left"/>
+      <w:pPr>
+        <w:tabs>
+          <w:tab w:val="num" w:pos="2880"/>
+        </w:tabs>
+        <w:ind w:left="2880" w:hanging="360"/>
+      </w:pPr>
+      <w:rPr>
+        <w:rFonts w:ascii="Wingdings" w:hAnsi="Wingdings" w:hint="default"/>
+        <w:sz w:val="20"/>
+      </w:rPr>
+    </w:lvl>
+    <w:lvl w:ilvl="4" w:tentative="1">
+      <w:start w:val="1"/>
+      <w:numFmt w:val="bullet"/>
+      <w:lvlText w:val=""/>
+      <w:lvlJc w:val="left"/>
+      <w:pPr>
+        <w:tabs>
+          <w:tab w:val="num" w:pos="3600"/>
+        </w:tabs>
+        <w:ind w:left="3600" w:hanging="360"/>
+      </w:pPr>
+      <w:rPr>
+        <w:rFonts w:ascii="Wingdings" w:hAnsi="Wingdings" w:hint="default"/>
+        <w:sz w:val="20"/>
+      </w:rPr>
+    </w:lvl>
+    <w:lvl w:ilvl="5" w:tentative="1">
+      <w:start w:val="1"/>
+      <w:numFmt w:val="bullet"/>
+      <w:lvlText w:val=""/>
+      <w:lvlJc w:val="left"/>
+      <w:pPr>
+        <w:tabs>
+          <w:tab w:val="num" w:pos="4320"/>
+        </w:tabs>
+        <w:ind w:left="4320" w:hanging="360"/>
+      </w:pPr>
+      <w:rPr>
+        <w:rFonts w:ascii="Wingdings" w:hAnsi="Wingdings" w:hint="default"/>
+        <w:sz w:val="20"/>
+      </w:rPr>
+    </w:lvl>
+    <w:lvl w:ilvl="6" w:tentative="1">
+      <w:start w:val="1"/>
+      <w:numFmt w:val="bullet"/>
+      <w:lvlText w:val=""/>
+      <w:lvlJc w:val="left"/>
+      <w:pPr>
+        <w:tabs>
+          <w:tab w:val="num" w:pos="5040"/>
+        </w:tabs>
+        <w:ind w:left="5040" w:hanging="360"/>
+      </w:pPr>
+      <w:rPr>
+        <w:rFonts w:ascii="Wingdings" w:hAnsi="Wingdings" w:hint="default"/>
+        <w:sz w:val="20"/>
+      </w:rPr>
+    </w:lvl>
+    <w:lvl w:ilvl="7" w:tentative="1">
+      <w:start w:val="1"/>
+      <w:numFmt w:val="bullet"/>
+      <w:lvlText w:val=""/>
+      <w:lvlJc w:val="left"/>
+      <w:pPr>
+        <w:tabs>
+          <w:tab w:val="num" w:pos="5760"/>
+        </w:tabs>
+        <w:ind w:left="5760" w:hanging="360"/>
+      </w:pPr>
+      <w:rPr>
+        <w:rFonts w:ascii="Wingdings" w:hAnsi="Wingdings" w:hint="default"/>
+        <w:sz w:val="20"/>
+      </w:rPr>
+    </w:lvl>
+    <w:lvl w:ilvl="8" w:tentative="1">
+      <w:start w:val="1"/>
+      <w:numFmt w:val="bullet"/>
+      <w:lvlText w:val=""/>
+      <w:lvlJc w:val="left"/>
+      <w:pPr>
+        <w:tabs>
+          <w:tab w:val="num" w:pos="6480"/>
+        </w:tabs>
+        <w:ind w:left="6480" w:hanging="360"/>
+      </w:pPr>
+      <w:rPr>
+        <w:rFonts w:ascii="Wingdings" w:hAnsi="Wingdings" w:hint="default"/>
+        <w:sz w:val="20"/>
+      </w:rPr>
+    </w:lvl>
+  </w:abstractNum>
   <w:num w:numId="1" w16cid:durableId="633488460">
-    <w:abstractNumId w:val="10"/>
+    <w:abstractNumId w:val="20"/>
   </w:num>
   <w:num w:numId="2" w16cid:durableId="1546068067">
-    <w:abstractNumId w:val="9"/>
+    <w:abstractNumId w:val="19"/>
   </w:num>
   <w:num w:numId="3" w16cid:durableId="1429040019">
     <w:abstractNumId w:val="1"/>
   </w:num>
   <w:num w:numId="4" w16cid:durableId="1060443829">
-    <w:abstractNumId w:val="2"/>
+    <w:abstractNumId w:val="3"/>
   </w:num>
   <w:num w:numId="5" w16cid:durableId="1699620661">
-    <w:abstractNumId w:val="8"/>
+    <w:abstractNumId w:val="16"/>
   </w:num>
   <w:num w:numId="6" w16cid:durableId="174851444">
-    <w:abstractNumId w:val="5"/>
+    <w:abstractNumId w:val="9"/>
   </w:num>
   <w:num w:numId="7" w16cid:durableId="285702730">
-    <w:abstractNumId w:val="6"/>
+    <w:abstractNumId w:val="13"/>
   </w:num>
   <w:num w:numId="8" w16cid:durableId="361520859">
-    <w:abstractNumId w:val="7"/>
+    <w:abstractNumId w:val="14"/>
   </w:num>
   <w:num w:numId="9" w16cid:durableId="821042201">
-    <w:abstractNumId w:val="7"/>
+    <w:abstractNumId w:val="14"/>
     <w:lvlOverride w:ilvl="1">
       <w:startOverride w:val="1"/>
     </w:lvlOverride>
   </w:num>
   <w:num w:numId="10" w16cid:durableId="1114404506">
-    <w:abstractNumId w:val="4"/>
+    <w:abstractNumId w:val="8"/>
   </w:num>
   <w:num w:numId="11" w16cid:durableId="1101415405">
-    <w:abstractNumId w:val="3"/>
+    <w:abstractNumId w:val="7"/>
   </w:num>
   <w:num w:numId="12" w16cid:durableId="2011055059">
     <w:abstractNumId w:val="0"/>
+  </w:num>
+  <w:num w:numId="13" w16cid:durableId="230120856">
+    <w:abstractNumId w:val="2"/>
+  </w:num>
+  <w:num w:numId="14" w16cid:durableId="641616112">
+    <w:abstractNumId w:val="15"/>
+  </w:num>
+  <w:num w:numId="15" w16cid:durableId="2144228493">
+    <w:abstractNumId w:val="17"/>
+  </w:num>
+  <w:num w:numId="16" w16cid:durableId="104661349">
+    <w:abstractNumId w:val="18"/>
+  </w:num>
+  <w:num w:numId="17" w16cid:durableId="1570378951">
+    <w:abstractNumId w:val="6"/>
+  </w:num>
+  <w:num w:numId="18" w16cid:durableId="1535533360">
+    <w:abstractNumId w:val="12"/>
+  </w:num>
+  <w:num w:numId="19" w16cid:durableId="470174619">
+    <w:abstractNumId w:val="5"/>
+  </w:num>
+  <w:num w:numId="20" w16cid:durableId="1639607007">
+    <w:abstractNumId w:val="21"/>
+  </w:num>
+  <w:num w:numId="21" w16cid:durableId="199827313">
+    <w:abstractNumId w:val="21"/>
+    <w:lvlOverride w:ilvl="1">
+      <w:startOverride w:val="1"/>
+    </w:lvlOverride>
+  </w:num>
+  <w:num w:numId="22" w16cid:durableId="1467547709">
+    <w:abstractNumId w:val="10"/>
+  </w:num>
+  <w:num w:numId="23" w16cid:durableId="1814179106">
+    <w:abstractNumId w:val="11"/>
+  </w:num>
+  <w:num w:numId="24" w16cid:durableId="22293739">
+    <w:abstractNumId w:val="4"/>
   </w:num>
 </w:numbering>
 </file>
